--- a/docs/downloads/منوعات/تم/doc_0739.docx
+++ b/docs/downloads/منوعات/تم/doc_0739.docx
@@ -1,268 +1,5926 @@
 
 <file path=word/document.xml><?xml version="1.0" encoding="utf-8"?>
-<w:document xmlns:wpc="http://schemas.microsoft.com/office/word/2010/wordprocessingCanvas" xmlns:cx="http://schemas.microsoft.com/office/drawing/2014/chartex" xmlns:cx1="http://schemas.microsoft.com/office/drawing/2015/9/8/chartex" xmlns:cx2="http://schemas.microsoft.com/office/drawing/2015/10/21/chartex" xmlns:cx3="http://schemas.microsoft.com/office/drawing/2016/5/9/chartex" xmlns:cx4="http://schemas.microsoft.com/office/drawing/2016/5/10/chartex" xmlns:cx5="http://schemas.microsoft.com/office/drawing/2016/5/11/chartex" xmlns:cx6="http://schemas.microsoft.com/office/drawing/2016/5/12/chartex" xmlns:cx7="http://schemas.microsoft.com/office/drawing/2016/5/13/chartex" xmlns:cx8="http://schemas.microsoft.com/office/drawing/2016/5/14/chartex" xmlns:mc="http://schemas.openxmlformats.org/markup-compatibility/2006" xmlns:aink="http://schemas.microsoft.com/office/drawing/2016/ink" xmlns:am3d="http://schemas.microsoft.com/office/drawing/2017/model3d" xmlns:o="urn:schemas-microsoft-com:office:office" xmlns:oel="http://schemas.microsoft.com/office/2019/extlst" xmlns:r="http://schemas.openxmlformats.org/officeDocument/2006/relationships" xmlns:m="http://schemas.openxmlformats.org/officeDocument/2006/math" xmlns:v="urn:schemas-microsoft-com:vml" xmlns:wp14="http://schemas.microsoft.com/office/word/2010/wordprocessingDrawing" xmlns:wp="http://schemas.openxmlformats.org/drawingml/2006/wordprocessingDrawing" xmlns:w10="urn:schemas-microsoft-com:office:word" xmlns:w="http://schemas.openxmlformats.org/wordprocessingml/2006/main" xmlns:w14="http://schemas.microsoft.com/office/word/2010/wordml" xmlns:w15="http://schemas.microsoft.com/office/word/2012/wordml" xmlns:w16cex="http://schemas.microsoft.com/office/word/2018/wordml/cex" xmlns:w16cid="http://schemas.microsoft.com/office/word/2016/wordml/cid" xmlns:w16="http://schemas.microsoft.com/office/word/2018/wordml" xmlns:w16sdtdh="http://schemas.microsoft.com/office/word/2020/wordml/sdtdatahash" xmlns:w16se="http://schemas.microsoft.com/office/word/2015/wordml/symex" xmlns:wpg="http://schemas.microsoft.com/office/word/2010/wordprocessingGroup" xmlns:wpi="http://schemas.microsoft.com/office/word/2010/wordprocessingInk" xmlns:wne="http://schemas.microsoft.com/office/word/2006/wordml" xmlns:wps="http://schemas.microsoft.com/office/word/2010/wordprocessingShape" mc:Ignorable="w14 w15 w16se w16cid w16 w16cex w16sdtdh wp14">
+<w:document xmlns:wpc="http://schemas.microsoft.com/office/word/2010/wordprocessingCanvas" xmlns:cx="http://schemas.microsoft.com/office/drawing/2014/chartex" xmlns:cx1="http://schemas.microsoft.com/office/drawing/2015/9/8/chartex" xmlns:cx2="http://schemas.microsoft.com/office/drawing/2015/10/21/chartex" xmlns:cx3="http://schemas.microsoft.com/office/drawing/2016/5/9/chartex" xmlns:cx4="http://schemas.microsoft.com/office/drawing/2016/5/10/chartex" xmlns:cx5="http://schemas.microsoft.com/office/drawing/2016/5/11/chartex" xmlns:cx6="http://schemas.microsoft.com/office/drawing/2016/5/12/chartex" xmlns:cx7="http://schemas.microsoft.com/office/drawing/2016/5/13/chartex" xmlns:cx8="http://schemas.microsoft.com/office/drawing/2016/5/14/chartex" xmlns:mc="http://schemas.openxmlformats.org/markup-compatibility/2006" xmlns:aink="http://schemas.microsoft.com/office/drawing/2016/ink" xmlns:am3d="http://schemas.microsoft.com/office/drawing/2017/model3d" xmlns:o="urn:schemas-microsoft-com:office:office" xmlns:r="http://schemas.openxmlformats.org/officeDocument/2006/relationships" xmlns:m="http://schemas.openxmlformats.org/officeDocument/2006/math" xmlns:v="urn:schemas-microsoft-com:vml" xmlns:wp14="http://schemas.microsoft.com/office/word/2010/wordprocessingDrawing" xmlns:wp="http://schemas.openxmlformats.org/drawingml/2006/wordprocessingDrawing" xmlns:w10="urn:schemas-microsoft-com:office:word" xmlns:w="http://schemas.openxmlformats.org/wordprocessingml/2006/main" xmlns:w14="http://schemas.microsoft.com/office/word/2010/wordml" xmlns:w15="http://schemas.microsoft.com/office/word/2012/wordml" xmlns:w16cid="http://schemas.microsoft.com/office/word/2016/wordml/cid" xmlns:w16se="http://schemas.microsoft.com/office/word/2015/wordml/symex" xmlns:wpg="http://schemas.microsoft.com/office/word/2010/wordprocessingGroup" xmlns:wpi="http://schemas.microsoft.com/office/word/2010/wordprocessingInk" xmlns:wne="http://schemas.microsoft.com/office/word/2006/wordml" xmlns:wps="http://schemas.microsoft.com/office/word/2010/wordprocessingShape" mc:Ignorable="w14 w15 w16se w16cid wp14">
   <w:body>
     <w:p>
       <w:pPr>
-        <w:rPr>
-          <w:noProof/>
+        <w:jc w:val="both"/>
+        <w:rPr>
+          <w:rFonts w:ascii="Sakkal Majalla" w:hAnsi="Sakkal Majalla" w:cs="Sakkal Majalla"/>
+          <w:sz w:val="28"/>
+          <w:szCs w:val="28"/>
           <w:rtl/>
         </w:rPr>
       </w:pPr>
-      <w:hyperlink r:id="rId5" w:anchor=":~:text=werden%3F%20Wenn%20man%20mal%20das%20Neue%20Testament,Manche%20sagen%20darauf%3A%20%22Na%2C%20dann%20kann%20ja" w:history="1">
+      <w:r>
+        <w:fldChar w:fldCharType="begin"/>
+      </w:r>
+      <w:r>
+        <w:instrText xml:space="preserve"> HYPERLINK "https://www.bibelkommentare.de/index.php?page=qa&amp;answer_id=447" </w:instrText>
+      </w:r>
+      <w:r>
+        <w:fldChar w:fldCharType="separate"/>
+      </w:r>
+      <w:r>
+        <w:rPr>
+          <w:rStyle w:val="Hyperlink"/>
+          <w:rFonts w:ascii="Sakkal Majalla" w:hAnsi="Sakkal Majalla" w:cs="Sakkal Majalla" w:hint="cs"/>
+          <w:sz w:val="28"/>
+          <w:szCs w:val="28"/>
+          <w:rtl/>
+        </w:rPr>
+        <w:t>هل</w:t>
+      </w:r>
+      <w:r>
+        <w:rPr>
+          <w:rStyle w:val="Hyperlink"/>
+          <w:rFonts w:ascii="Sakkal Majalla" w:hAnsi="Sakkal Majalla" w:cs="Sakkal Majalla"/>
+          <w:sz w:val="28"/>
+          <w:szCs w:val="28"/>
+          <w:rtl/>
+        </w:rPr>
+        <w:t xml:space="preserve"> </w:t>
+      </w:r>
+      <w:r>
+        <w:rPr>
+          <w:rStyle w:val="Hyperlink"/>
+          <w:rFonts w:ascii="Sakkal Majalla" w:hAnsi="Sakkal Majalla" w:cs="Sakkal Majalla" w:hint="cs"/>
+          <w:sz w:val="28"/>
+          <w:szCs w:val="28"/>
+          <w:rtl/>
+        </w:rPr>
+        <w:t>نكون</w:t>
+      </w:r>
+      <w:r>
+        <w:rPr>
+          <w:rStyle w:val="Hyperlink"/>
+          <w:rFonts w:ascii="Sakkal Majalla" w:hAnsi="Sakkal Majalla" w:cs="Sakkal Majalla"/>
+          <w:sz w:val="28"/>
+          <w:szCs w:val="28"/>
+          <w:rtl/>
+        </w:rPr>
+        <w:t xml:space="preserve"> </w:t>
+      </w:r>
+      <w:r>
+        <w:rPr>
+          <w:rStyle w:val="Hyperlink"/>
+          <w:rFonts w:ascii="Sakkal Majalla" w:hAnsi="Sakkal Majalla" w:cs="Sakkal Majalla" w:hint="cs"/>
+          <w:sz w:val="28"/>
+          <w:szCs w:val="28"/>
+          <w:rtl/>
+        </w:rPr>
+        <w:t>عند</w:t>
+      </w:r>
+      <w:r>
+        <w:rPr>
+          <w:rStyle w:val="Hyperlink"/>
+          <w:rFonts w:ascii="Sakkal Majalla" w:hAnsi="Sakkal Majalla" w:cs="Sakkal Majalla"/>
+          <w:sz w:val="28"/>
+          <w:szCs w:val="28"/>
+          <w:rtl/>
+        </w:rPr>
+        <w:t xml:space="preserve"> </w:t>
+      </w:r>
+      <w:r>
+        <w:rPr>
+          <w:rStyle w:val="Hyperlink"/>
+          <w:rFonts w:ascii="Sakkal Majalla" w:hAnsi="Sakkal Majalla" w:cs="Sakkal Majalla" w:hint="cs"/>
+          <w:sz w:val="28"/>
+          <w:szCs w:val="28"/>
+          <w:rtl/>
+        </w:rPr>
+        <w:t>الرب</w:t>
+      </w:r>
+      <w:r>
+        <w:rPr>
+          <w:rStyle w:val="Hyperlink"/>
+          <w:rFonts w:ascii="Sakkal Majalla" w:hAnsi="Sakkal Majalla" w:cs="Sakkal Majalla"/>
+          <w:sz w:val="28"/>
+          <w:szCs w:val="28"/>
+          <w:rtl/>
+        </w:rPr>
+        <w:t xml:space="preserve"> </w:t>
+      </w:r>
+      <w:r>
+        <w:rPr>
+          <w:rStyle w:val="Hyperlink"/>
+          <w:rFonts w:ascii="Sakkal Majalla" w:hAnsi="Sakkal Majalla" w:cs="Sakkal Majalla" w:hint="cs"/>
+          <w:sz w:val="28"/>
+          <w:szCs w:val="28"/>
+          <w:rtl/>
+        </w:rPr>
+        <w:t>من</w:t>
+      </w:r>
+      <w:r>
+        <w:rPr>
+          <w:rStyle w:val="Hyperlink"/>
+          <w:rFonts w:ascii="Sakkal Majalla" w:hAnsi="Sakkal Majalla" w:cs="Sakkal Majalla"/>
+          <w:sz w:val="28"/>
+          <w:szCs w:val="28"/>
+          <w:rtl/>
+        </w:rPr>
+        <w:t xml:space="preserve"> </w:t>
+      </w:r>
+      <w:r>
+        <w:rPr>
+          <w:rStyle w:val="Hyperlink"/>
+          <w:rFonts w:ascii="Sakkal Majalla" w:hAnsi="Sakkal Majalla" w:cs="Sakkal Majalla" w:hint="cs"/>
+          <w:sz w:val="28"/>
+          <w:szCs w:val="28"/>
+          <w:rtl/>
+        </w:rPr>
+        <w:t>بعد</w:t>
+      </w:r>
+      <w:r>
+        <w:rPr>
+          <w:rStyle w:val="Hyperlink"/>
+          <w:rFonts w:ascii="Sakkal Majalla" w:hAnsi="Sakkal Majalla" w:cs="Sakkal Majalla"/>
+          <w:sz w:val="28"/>
+          <w:szCs w:val="28"/>
+          <w:rtl/>
+        </w:rPr>
+        <w:t xml:space="preserve"> </w:t>
+      </w:r>
+      <w:r>
+        <w:rPr>
+          <w:rStyle w:val="Hyperlink"/>
+          <w:rFonts w:ascii="Sakkal Majalla" w:hAnsi="Sakkal Majalla" w:cs="Sakkal Majalla" w:hint="cs"/>
+          <w:sz w:val="28"/>
+          <w:szCs w:val="28"/>
+          <w:rtl/>
+        </w:rPr>
+        <w:t>الموت</w:t>
+      </w:r>
+      <w:r>
+        <w:rPr>
+          <w:rStyle w:val="Hyperlink"/>
+          <w:rFonts w:ascii="Sakkal Majalla" w:hAnsi="Sakkal Majalla" w:cs="Sakkal Majalla"/>
+          <w:sz w:val="28"/>
+          <w:szCs w:val="28"/>
+          <w:rtl/>
+        </w:rPr>
+        <w:t xml:space="preserve"> </w:t>
+      </w:r>
+      <w:r>
+        <w:rPr>
+          <w:rStyle w:val="Hyperlink"/>
+          <w:rFonts w:ascii="Sakkal Majalla" w:hAnsi="Sakkal Majalla" w:cs="Sakkal Majalla" w:hint="cs"/>
+          <w:sz w:val="28"/>
+          <w:szCs w:val="28"/>
+          <w:rtl/>
+        </w:rPr>
+        <w:t>مباشرة؟</w:t>
+      </w:r>
+      <w:r>
+        <w:rPr>
+          <w:rStyle w:val="Hyperlink"/>
+          <w:rFonts w:ascii="Sakkal Majalla" w:hAnsi="Sakkal Majalla" w:cs="Sakkal Majalla"/>
+          <w:sz w:val="28"/>
+          <w:szCs w:val="28"/>
+        </w:rPr>
+        <w:fldChar w:fldCharType="end"/>
+      </w:r>
+    </w:p>
+    <w:p>
+      <w:pPr>
+        <w:jc w:val="both"/>
+        <w:rPr>
+          <w:rFonts w:ascii="Sakkal Majalla" w:hAnsi="Sakkal Majalla" w:cs="Sakkal Majalla"/>
+          <w:sz w:val="28"/>
+          <w:szCs w:val="28"/>
+          <w:rtl/>
+        </w:rPr>
+      </w:pPr>
+      <w:proofErr w:type="spellStart"/>
+      <w:r>
+        <w:rPr>
+          <w:rFonts w:ascii="Sakkal Majalla" w:hAnsi="Sakkal Majalla" w:cs="Sakkal Majalla" w:hint="cs"/>
+          <w:sz w:val="28"/>
+          <w:szCs w:val="28"/>
+          <w:rtl/>
+        </w:rPr>
+        <w:t>هندريك</w:t>
+      </w:r>
+      <w:proofErr w:type="spellEnd"/>
+      <w:r>
+        <w:rPr>
+          <w:rFonts w:ascii="Sakkal Majalla" w:hAnsi="Sakkal Majalla" w:cs="Sakkal Majalla" w:hint="cs"/>
+          <w:sz w:val="28"/>
+          <w:szCs w:val="28"/>
+          <w:rtl/>
+        </w:rPr>
+        <w:t xml:space="preserve"> </w:t>
+      </w:r>
+      <w:proofErr w:type="spellStart"/>
+      <w:r>
+        <w:rPr>
+          <w:rFonts w:ascii="Sakkal Majalla" w:hAnsi="Sakkal Majalla" w:cs="Sakkal Majalla" w:hint="cs"/>
+          <w:sz w:val="28"/>
+          <w:szCs w:val="28"/>
+          <w:rtl/>
+        </w:rPr>
+        <w:t>لينديرت</w:t>
+      </w:r>
+      <w:proofErr w:type="spellEnd"/>
+      <w:r>
+        <w:rPr>
+          <w:rFonts w:ascii="Sakkal Majalla" w:hAnsi="Sakkal Majalla" w:cs="Sakkal Majalla" w:hint="cs"/>
+          <w:sz w:val="28"/>
+          <w:szCs w:val="28"/>
+          <w:rtl/>
+        </w:rPr>
+        <w:t xml:space="preserve"> هايكوب</w:t>
+      </w:r>
+    </w:p>
+    <w:p>
+      <w:pPr>
+        <w:jc w:val="both"/>
+        <w:rPr>
+          <w:rFonts w:ascii="Sakkal Majalla" w:hAnsi="Sakkal Majalla" w:cs="Sakkal Majalla"/>
+          <w:sz w:val="28"/>
+          <w:szCs w:val="28"/>
+          <w:rtl/>
+        </w:rPr>
+      </w:pPr>
+      <w:r>
+        <w:rPr>
+          <w:rFonts w:ascii="Sakkal Majalla" w:hAnsi="Sakkal Majalla" w:cs="Sakkal Majalla" w:hint="cs"/>
+          <w:sz w:val="28"/>
+          <w:szCs w:val="28"/>
+          <w:rtl/>
+        </w:rPr>
+        <w:t>هل من الصحيح بأن يُقال عند قبور الإخوة الراقدين: "هو ينظر إلى مَن آمن به"، أو "هو الآن عند الرب يسوع؟" فربنا كان فقط ثلاثة أيام حتى إلى أن قام إلى الفردوس ومن ثم صعد إلى المجد عند أبيه.</w:t>
+      </w:r>
+    </w:p>
+    <w:p>
+      <w:pPr>
+        <w:jc w:val="both"/>
+        <w:rPr>
+          <w:rFonts w:ascii="Sakkal Majalla" w:hAnsi="Sakkal Majalla" w:cs="Sakkal Majalla"/>
+          <w:sz w:val="28"/>
+          <w:szCs w:val="28"/>
+          <w:rtl/>
+        </w:rPr>
+      </w:pPr>
+      <w:r>
+        <w:rPr>
+          <w:rFonts w:ascii="Sakkal Majalla" w:hAnsi="Sakkal Majalla" w:cs="Sakkal Majalla" w:hint="cs"/>
+          <w:sz w:val="28"/>
+          <w:szCs w:val="28"/>
+          <w:rtl/>
+        </w:rPr>
+        <w:t>مواضع كتابية: لوقا 23: 43؛ فيلبي 1: 23</w:t>
+      </w:r>
+    </w:p>
+    <w:p>
+      <w:pPr>
+        <w:jc w:val="both"/>
+        <w:rPr>
+          <w:rFonts w:ascii="Sakkal Majalla" w:hAnsi="Sakkal Majalla" w:cs="Sakkal Majalla"/>
+          <w:sz w:val="28"/>
+          <w:szCs w:val="28"/>
+          <w:rtl/>
+        </w:rPr>
+      </w:pPr>
+      <w:r>
+        <w:rPr>
+          <w:rFonts w:ascii="Sakkal Majalla" w:hAnsi="Sakkal Majalla" w:cs="Sakkal Majalla" w:hint="cs"/>
+          <w:sz w:val="28"/>
+          <w:szCs w:val="28"/>
+          <w:rtl/>
+        </w:rPr>
+        <w:t xml:space="preserve">هذه العبارات في حد ذاتها صحيحة، لأنها متطابقة مع الكتاب. انظر لوقا 23: 43؛ 2. كورنثوس 12: 2 </w:t>
+      </w:r>
+      <w:r>
+        <w:rPr>
+          <w:rFonts w:ascii="Sakkal Majalla" w:hAnsi="Sakkal Majalla" w:cs="Sakkal Majalla"/>
+          <w:sz w:val="28"/>
+          <w:szCs w:val="28"/>
+          <w:rtl/>
+        </w:rPr>
+        <w:t>–</w:t>
+      </w:r>
+      <w:r>
+        <w:rPr>
+          <w:rFonts w:ascii="Sakkal Majalla" w:hAnsi="Sakkal Majalla" w:cs="Sakkal Majalla" w:hint="cs"/>
+          <w:sz w:val="28"/>
+          <w:szCs w:val="28"/>
+          <w:rtl/>
+        </w:rPr>
+        <w:t xml:space="preserve"> 5 </w:t>
+      </w:r>
+      <w:proofErr w:type="spellStart"/>
+      <w:r>
+        <w:rPr>
+          <w:rFonts w:ascii="Sakkal Majalla" w:hAnsi="Sakkal Majalla" w:cs="Sakkal Majalla" w:hint="cs"/>
+          <w:sz w:val="28"/>
+          <w:szCs w:val="28"/>
+          <w:rtl/>
+        </w:rPr>
+        <w:t>وفيلبي</w:t>
+      </w:r>
+      <w:proofErr w:type="spellEnd"/>
+      <w:r>
+        <w:rPr>
+          <w:rFonts w:ascii="Sakkal Majalla" w:hAnsi="Sakkal Majalla" w:cs="Sakkal Majalla" w:hint="cs"/>
+          <w:sz w:val="28"/>
+          <w:szCs w:val="28"/>
+          <w:rtl/>
+        </w:rPr>
+        <w:t xml:space="preserve"> 1: 23. الصعوبة التي عند طارح السؤال هي فقط في أنه لا يعتقد بأن الرب يسوع هو الله، الذي يستطيع أن يكون في كل مكان بنفس الوقت. فبحسب متى 18: 20 هو في كل مكان في العالم حيث يتم الاجتماع إلى اسمه.</w:t>
+      </w:r>
+    </w:p>
+    <w:p>
+      <w:pPr>
+        <w:jc w:val="both"/>
+        <w:rPr>
+          <w:rFonts w:ascii="Sakkal Majalla" w:hAnsi="Sakkal Majalla" w:cs="Sakkal Majalla"/>
+          <w:sz w:val="28"/>
+          <w:szCs w:val="28"/>
+          <w:rtl/>
+        </w:rPr>
+      </w:pPr>
+      <w:hyperlink r:id="rId4" w:history="1">
         <w:r>
           <w:rPr>
             <w:rStyle w:val="Hyperlink"/>
-            <w:rFonts w:hint="cs"/>
-            <w:noProof/>
+            <w:rFonts w:ascii="Sakkal Majalla" w:hAnsi="Sakkal Majalla" w:cs="Sakkal Majalla" w:hint="cs"/>
+            <w:sz w:val="28"/>
+            <w:szCs w:val="28"/>
             <w:rtl/>
           </w:rPr>
-          <w:t>هل لمجد الله نحن نرقص؟</w:t>
+          <w:t>هل يكون المرء سعيدًا من بعد موته؟</w:t>
         </w:r>
       </w:hyperlink>
     </w:p>
     <w:p>
       <w:pPr>
-        <w:rPr>
-          <w:noProof/>
+        <w:jc w:val="both"/>
+        <w:rPr>
+          <w:rFonts w:ascii="Sakkal Majalla" w:hAnsi="Sakkal Majalla" w:cs="Sakkal Majalla"/>
+          <w:sz w:val="28"/>
+          <w:szCs w:val="28"/>
           <w:rtl/>
         </w:rPr>
       </w:pPr>
       <w:r>
         <w:rPr>
-          <w:rFonts w:hint="cs"/>
-          <w:noProof/>
-          <w:rtl/>
-        </w:rPr>
-        <w:t>ما هو موقفنا عندما يُقام الرقص في الاجتماعات بالارتباط مع عبادتنا لله؟</w:t>
+          <w:rFonts w:ascii="Sakkal Majalla" w:hAnsi="Sakkal Majalla" w:cs="Sakkal Majalla" w:hint="cs"/>
+          <w:sz w:val="28"/>
+          <w:szCs w:val="28"/>
+          <w:rtl/>
+        </w:rPr>
+        <w:t>مجلة البشير بالخلاص في المسيح 1868</w:t>
       </w:r>
     </w:p>
     <w:p>
       <w:pPr>
-        <w:rPr>
+        <w:jc w:val="both"/>
+        <w:rPr>
+          <w:rFonts w:ascii="Sakkal Majalla" w:hAnsi="Sakkal Majalla" w:cs="Sakkal Majalla"/>
+          <w:sz w:val="28"/>
+          <w:szCs w:val="28"/>
           <w:rtl/>
         </w:rPr>
       </w:pPr>
       <w:r>
         <w:rPr>
-          <w:rFonts w:hint="cs"/>
-          <w:noProof/>
-          <w:rtl/>
-        </w:rPr>
-        <w:t>إن بحثنا في العهد الجديد عن مواضع كتابية تتكلم عن هذا الموضوع، فسن</w:t>
-      </w:r>
-      <w:r>
-        <w:rPr>
-          <w:rFonts w:hint="cs"/>
-          <w:noProof/>
-          <w:rtl/>
-        </w:rPr>
-        <w:t>ُ</w:t>
-      </w:r>
-      <w:r>
-        <w:rPr>
-          <w:rFonts w:hint="cs"/>
-          <w:noProof/>
-          <w:rtl/>
-        </w:rPr>
-        <w:t xml:space="preserve">فاجأ من قلة عددها. البعض يقول </w:t>
-      </w:r>
-      <w:r>
-        <w:rPr>
-          <w:rFonts w:hint="cs"/>
-          <w:noProof/>
-          <w:rtl/>
-        </w:rPr>
-        <w:t>في هذا الأمر</w:t>
-      </w:r>
-      <w:r>
-        <w:rPr>
-          <w:rFonts w:hint="cs"/>
-          <w:noProof/>
-          <w:rtl/>
-        </w:rPr>
-        <w:t>: "إذًا فكل واحد يمكنه أن يفعل ما يعتقده أنه صحيح." ولكني أرد عليه</w:t>
-      </w:r>
-      <w:r>
-        <w:rPr>
-          <w:rFonts w:hint="cs"/>
-          <w:noProof/>
-          <w:rtl/>
-        </w:rPr>
-        <w:t xml:space="preserve"> بأنه سيكون لهذا أيضًا معناه. إن نظرنا في العهد القديم سنجد مواضع كتابية فيها رقص بنو إسرائيل مثل داود الذي رقص أمام الرب حينما أُحضر تابوت العهد إلى الهيكل (2. صموئيل 6: 12 </w:t>
-      </w:r>
-      <w:r>
-        <w:rPr>
-          <w:noProof/>
+          <w:rFonts w:ascii="Sakkal Majalla" w:hAnsi="Sakkal Majalla" w:cs="Sakkal Majalla" w:hint="cs"/>
+          <w:sz w:val="28"/>
+          <w:szCs w:val="28"/>
+          <w:rtl/>
+        </w:rPr>
+        <w:t xml:space="preserve">إن المسألة إن كانت النفس من بعد موتها مباشرة تكون في حالة تمتع بسعادة كاملة، هي في غاية الأهمية. إنه من المؤكد جدًا، بأن مجيء الرب هو رجاء المسيحي، رجاء الكنيسة، وفيما يتعلق بنا نحن، فنحن أيضًا سنحصل عندها على جسد ممجد. </w:t>
+      </w:r>
+      <w:r>
+        <w:rPr>
+          <w:rFonts w:ascii="Sakkal Majalla" w:hAnsi="Sakkal Majalla" w:cs="Sakkal Majalla" w:hint="cs"/>
+          <w:sz w:val="28"/>
+          <w:szCs w:val="28"/>
+          <w:rtl/>
+        </w:rPr>
+        <w:t>وغني</w:t>
+      </w:r>
+      <w:r>
+        <w:rPr>
+          <w:rFonts w:ascii="Sakkal Majalla" w:hAnsi="Sakkal Majalla" w:cs="Sakkal Majalla"/>
+          <w:sz w:val="28"/>
+          <w:szCs w:val="28"/>
+          <w:rtl/>
+        </w:rPr>
+        <w:t xml:space="preserve"> </w:t>
+      </w:r>
+      <w:r>
+        <w:rPr>
+          <w:rFonts w:ascii="Sakkal Majalla" w:hAnsi="Sakkal Majalla" w:cs="Sakkal Majalla" w:hint="cs"/>
+          <w:sz w:val="28"/>
+          <w:szCs w:val="28"/>
+          <w:rtl/>
+        </w:rPr>
+        <w:t>عن</w:t>
+      </w:r>
+      <w:r>
+        <w:rPr>
+          <w:rFonts w:ascii="Sakkal Majalla" w:hAnsi="Sakkal Majalla" w:cs="Sakkal Majalla"/>
+          <w:sz w:val="28"/>
+          <w:szCs w:val="28"/>
+          <w:rtl/>
+        </w:rPr>
+        <w:t xml:space="preserve"> </w:t>
+      </w:r>
+      <w:r>
+        <w:rPr>
+          <w:rFonts w:ascii="Sakkal Majalla" w:hAnsi="Sakkal Majalla" w:cs="Sakkal Majalla" w:hint="cs"/>
+          <w:sz w:val="28"/>
+          <w:szCs w:val="28"/>
+          <w:rtl/>
+        </w:rPr>
+        <w:t>القول</w:t>
+      </w:r>
+      <w:r>
+        <w:rPr>
+          <w:rFonts w:ascii="Sakkal Majalla" w:hAnsi="Sakkal Majalla" w:cs="Sakkal Majalla"/>
+          <w:sz w:val="28"/>
+          <w:szCs w:val="28"/>
+          <w:rtl/>
+        </w:rPr>
+        <w:t xml:space="preserve"> </w:t>
+      </w:r>
+      <w:proofErr w:type="gramStart"/>
+      <w:r>
+        <w:rPr>
+          <w:rFonts w:ascii="Sakkal Majalla" w:hAnsi="Sakkal Majalla" w:cs="Sakkal Majalla" w:hint="cs"/>
+          <w:sz w:val="28"/>
+          <w:szCs w:val="28"/>
+          <w:rtl/>
+        </w:rPr>
+        <w:t>أن</w:t>
+      </w:r>
+      <w:proofErr w:type="gramEnd"/>
+      <w:r>
+        <w:rPr>
+          <w:rFonts w:ascii="Sakkal Majalla" w:hAnsi="Sakkal Majalla" w:cs="Sakkal Majalla"/>
+          <w:sz w:val="28"/>
+          <w:szCs w:val="28"/>
+          <w:rtl/>
+        </w:rPr>
+        <w:t xml:space="preserve"> </w:t>
+      </w:r>
+      <w:r>
+        <w:rPr>
+          <w:rFonts w:ascii="Sakkal Majalla" w:hAnsi="Sakkal Majalla" w:cs="Sakkal Majalla" w:hint="cs"/>
+          <w:sz w:val="28"/>
+          <w:szCs w:val="28"/>
+          <w:rtl/>
+        </w:rPr>
+        <w:t>عمل</w:t>
+      </w:r>
+      <w:r>
+        <w:rPr>
+          <w:rFonts w:ascii="Sakkal Majalla" w:hAnsi="Sakkal Majalla" w:cs="Sakkal Majalla"/>
+          <w:sz w:val="28"/>
+          <w:szCs w:val="28"/>
+          <w:rtl/>
+        </w:rPr>
+        <w:t xml:space="preserve"> </w:t>
+      </w:r>
+      <w:r>
+        <w:rPr>
+          <w:rFonts w:ascii="Sakkal Majalla" w:hAnsi="Sakkal Majalla" w:cs="Sakkal Majalla" w:hint="cs"/>
+          <w:sz w:val="28"/>
+          <w:szCs w:val="28"/>
+          <w:rtl/>
+        </w:rPr>
+        <w:t>الخلاص</w:t>
+      </w:r>
+      <w:r>
+        <w:rPr>
+          <w:rFonts w:ascii="Sakkal Majalla" w:hAnsi="Sakkal Majalla" w:cs="Sakkal Majalla"/>
+          <w:sz w:val="28"/>
+          <w:szCs w:val="28"/>
+          <w:rtl/>
+        </w:rPr>
+        <w:t xml:space="preserve"> </w:t>
+      </w:r>
+      <w:r>
+        <w:rPr>
+          <w:rFonts w:ascii="Sakkal Majalla" w:hAnsi="Sakkal Majalla" w:cs="Sakkal Majalla" w:hint="cs"/>
+          <w:sz w:val="28"/>
+          <w:szCs w:val="28"/>
+          <w:rtl/>
+        </w:rPr>
+        <w:t>لا</w:t>
+      </w:r>
+      <w:r>
+        <w:rPr>
+          <w:rFonts w:ascii="Sakkal Majalla" w:hAnsi="Sakkal Majalla" w:cs="Sakkal Majalla"/>
+          <w:sz w:val="28"/>
+          <w:szCs w:val="28"/>
+          <w:rtl/>
+        </w:rPr>
+        <w:t xml:space="preserve"> </w:t>
+      </w:r>
+      <w:r>
+        <w:rPr>
+          <w:rFonts w:ascii="Sakkal Majalla" w:hAnsi="Sakkal Majalla" w:cs="Sakkal Majalla" w:hint="cs"/>
+          <w:sz w:val="28"/>
+          <w:szCs w:val="28"/>
+          <w:rtl/>
+        </w:rPr>
+        <w:t>ينتهي</w:t>
+      </w:r>
+      <w:r>
+        <w:rPr>
+          <w:rFonts w:ascii="Sakkal Majalla" w:hAnsi="Sakkal Majalla" w:cs="Sakkal Majalla"/>
+          <w:sz w:val="28"/>
+          <w:szCs w:val="28"/>
+          <w:rtl/>
+        </w:rPr>
+        <w:t xml:space="preserve"> </w:t>
+      </w:r>
+      <w:r>
+        <w:rPr>
+          <w:rFonts w:ascii="Sakkal Majalla" w:hAnsi="Sakkal Majalla" w:cs="Sakkal Majalla" w:hint="cs"/>
+          <w:sz w:val="28"/>
+          <w:szCs w:val="28"/>
+          <w:rtl/>
+        </w:rPr>
+        <w:t>حتى</w:t>
+      </w:r>
+      <w:r>
+        <w:rPr>
+          <w:rFonts w:ascii="Sakkal Majalla" w:hAnsi="Sakkal Majalla" w:cs="Sakkal Majalla"/>
+          <w:sz w:val="28"/>
+          <w:szCs w:val="28"/>
+          <w:rtl/>
+        </w:rPr>
+        <w:t xml:space="preserve"> </w:t>
+      </w:r>
+      <w:r>
+        <w:rPr>
+          <w:rFonts w:ascii="Sakkal Majalla" w:hAnsi="Sakkal Majalla" w:cs="Sakkal Majalla" w:hint="cs"/>
+          <w:sz w:val="28"/>
+          <w:szCs w:val="28"/>
+          <w:rtl/>
+        </w:rPr>
+        <w:t>تُحيا</w:t>
+      </w:r>
+      <w:r>
+        <w:rPr>
+          <w:rFonts w:ascii="Sakkal Majalla" w:hAnsi="Sakkal Majalla" w:cs="Sakkal Majalla"/>
+          <w:sz w:val="28"/>
+          <w:szCs w:val="28"/>
+          <w:rtl/>
+        </w:rPr>
+        <w:t xml:space="preserve"> </w:t>
+      </w:r>
+      <w:r>
+        <w:rPr>
+          <w:rFonts w:ascii="Sakkal Majalla" w:hAnsi="Sakkal Majalla" w:cs="Sakkal Majalla" w:hint="cs"/>
+          <w:sz w:val="28"/>
+          <w:szCs w:val="28"/>
+          <w:rtl/>
+        </w:rPr>
+        <w:t>أجسادنا</w:t>
+      </w:r>
+      <w:r>
+        <w:rPr>
+          <w:rFonts w:ascii="Sakkal Majalla" w:hAnsi="Sakkal Majalla" w:cs="Sakkal Majalla"/>
+          <w:sz w:val="28"/>
+          <w:szCs w:val="28"/>
+          <w:rtl/>
+        </w:rPr>
+        <w:t xml:space="preserve"> </w:t>
+      </w:r>
+      <w:r>
+        <w:rPr>
+          <w:rFonts w:ascii="Sakkal Majalla" w:hAnsi="Sakkal Majalla" w:cs="Sakkal Majalla" w:hint="cs"/>
+          <w:sz w:val="28"/>
+          <w:szCs w:val="28"/>
+          <w:rtl/>
+        </w:rPr>
+        <w:t>البشرية</w:t>
+      </w:r>
+      <w:r>
+        <w:rPr>
+          <w:rFonts w:ascii="Sakkal Majalla" w:hAnsi="Sakkal Majalla" w:cs="Sakkal Majalla"/>
+          <w:sz w:val="28"/>
+          <w:szCs w:val="28"/>
+          <w:rtl/>
+        </w:rPr>
+        <w:t xml:space="preserve"> </w:t>
+      </w:r>
+      <w:r>
+        <w:rPr>
+          <w:rFonts w:ascii="Sakkal Majalla" w:hAnsi="Sakkal Majalla" w:cs="Sakkal Majalla" w:hint="cs"/>
+          <w:sz w:val="28"/>
+          <w:szCs w:val="28"/>
+          <w:rtl/>
+        </w:rPr>
+        <w:t>بقوة</w:t>
+      </w:r>
+      <w:r>
+        <w:rPr>
+          <w:rFonts w:ascii="Sakkal Majalla" w:hAnsi="Sakkal Majalla" w:cs="Sakkal Majalla"/>
+          <w:sz w:val="28"/>
+          <w:szCs w:val="28"/>
+          <w:rtl/>
+        </w:rPr>
+        <w:t xml:space="preserve"> </w:t>
+      </w:r>
+      <w:r>
+        <w:rPr>
+          <w:rFonts w:ascii="Sakkal Majalla" w:hAnsi="Sakkal Majalla" w:cs="Sakkal Majalla" w:hint="cs"/>
+          <w:sz w:val="28"/>
+          <w:szCs w:val="28"/>
+          <w:rtl/>
+        </w:rPr>
+        <w:t>القيامة</w:t>
+      </w:r>
+      <w:r>
+        <w:rPr>
+          <w:rFonts w:ascii="Sakkal Majalla" w:hAnsi="Sakkal Majalla" w:cs="Sakkal Majalla" w:hint="cs"/>
+          <w:sz w:val="28"/>
+          <w:szCs w:val="28"/>
+          <w:rtl/>
+        </w:rPr>
+        <w:t xml:space="preserve"> (رومية 8: 11). عندها فقط ستتم الإجابة على السؤال الكبير في رومية 7: "</w:t>
+      </w:r>
+      <w:r>
+        <w:rPr>
+          <w:rFonts w:ascii="Sakkal Majalla" w:hAnsi="Sakkal Majalla" w:cs="Sakkal Majalla" w:hint="cs"/>
+          <w:sz w:val="28"/>
+          <w:szCs w:val="28"/>
+          <w:rtl/>
+        </w:rPr>
+        <w:t>مَنْ</w:t>
+      </w:r>
+      <w:r>
+        <w:rPr>
+          <w:rFonts w:ascii="Sakkal Majalla" w:hAnsi="Sakkal Majalla" w:cs="Sakkal Majalla"/>
+          <w:sz w:val="28"/>
+          <w:szCs w:val="28"/>
+          <w:rtl/>
+        </w:rPr>
+        <w:t xml:space="preserve"> </w:t>
+      </w:r>
+      <w:r>
+        <w:rPr>
+          <w:rFonts w:ascii="Sakkal Majalla" w:hAnsi="Sakkal Majalla" w:cs="Sakkal Majalla" w:hint="cs"/>
+          <w:sz w:val="28"/>
+          <w:szCs w:val="28"/>
+          <w:rtl/>
+        </w:rPr>
+        <w:t>يُنْقِذُنِي</w:t>
+      </w:r>
+      <w:r>
+        <w:rPr>
+          <w:rFonts w:ascii="Sakkal Majalla" w:hAnsi="Sakkal Majalla" w:cs="Sakkal Majalla"/>
+          <w:sz w:val="28"/>
+          <w:szCs w:val="28"/>
+          <w:rtl/>
+        </w:rPr>
+        <w:t xml:space="preserve"> </w:t>
+      </w:r>
+      <w:r>
+        <w:rPr>
+          <w:rFonts w:ascii="Sakkal Majalla" w:hAnsi="Sakkal Majalla" w:cs="Sakkal Majalla" w:hint="cs"/>
+          <w:sz w:val="28"/>
+          <w:szCs w:val="28"/>
+          <w:rtl/>
+        </w:rPr>
+        <w:t>مِنْ</w:t>
+      </w:r>
+      <w:r>
+        <w:rPr>
+          <w:rFonts w:ascii="Sakkal Majalla" w:hAnsi="Sakkal Majalla" w:cs="Sakkal Majalla"/>
+          <w:sz w:val="28"/>
+          <w:szCs w:val="28"/>
+          <w:rtl/>
+        </w:rPr>
+        <w:t xml:space="preserve"> </w:t>
+      </w:r>
+      <w:r>
+        <w:rPr>
+          <w:rFonts w:ascii="Sakkal Majalla" w:hAnsi="Sakkal Majalla" w:cs="Sakkal Majalla" w:hint="cs"/>
+          <w:sz w:val="28"/>
+          <w:szCs w:val="28"/>
+          <w:rtl/>
+        </w:rPr>
+        <w:t>جَسَدِ</w:t>
+      </w:r>
+      <w:r>
+        <w:rPr>
+          <w:rFonts w:ascii="Sakkal Majalla" w:hAnsi="Sakkal Majalla" w:cs="Sakkal Majalla"/>
+          <w:sz w:val="28"/>
+          <w:szCs w:val="28"/>
+          <w:rtl/>
+        </w:rPr>
+        <w:t xml:space="preserve"> </w:t>
+      </w:r>
+      <w:r>
+        <w:rPr>
+          <w:rFonts w:ascii="Sakkal Majalla" w:hAnsi="Sakkal Majalla" w:cs="Sakkal Majalla" w:hint="cs"/>
+          <w:sz w:val="28"/>
+          <w:szCs w:val="28"/>
+          <w:rtl/>
+        </w:rPr>
+        <w:t>هذَا</w:t>
+      </w:r>
+      <w:r>
+        <w:rPr>
+          <w:rFonts w:ascii="Sakkal Majalla" w:hAnsi="Sakkal Majalla" w:cs="Sakkal Majalla"/>
+          <w:sz w:val="28"/>
+          <w:szCs w:val="28"/>
+          <w:rtl/>
+        </w:rPr>
+        <w:t xml:space="preserve"> </w:t>
+      </w:r>
+      <w:r>
+        <w:rPr>
+          <w:rFonts w:ascii="Sakkal Majalla" w:hAnsi="Sakkal Majalla" w:cs="Sakkal Majalla" w:hint="cs"/>
+          <w:sz w:val="28"/>
+          <w:szCs w:val="28"/>
+          <w:rtl/>
+        </w:rPr>
+        <w:t>الْمَوْتِ؟</w:t>
+      </w:r>
+      <w:r>
+        <w:rPr>
+          <w:rFonts w:ascii="Sakkal Majalla" w:hAnsi="Sakkal Majalla" w:cs="Sakkal Majalla" w:hint="cs"/>
+          <w:sz w:val="28"/>
+          <w:szCs w:val="28"/>
+          <w:rtl/>
+        </w:rPr>
+        <w:t>". مبدئيًا هذا الأمر حادثٌ الآن، نحن نحسب أنفسنا أمواتًا ومقامين؛ وعلى الرغم من كوننا لا نزال في الدنيا في جسد تواضعنا، إلا أننا نسلك</w:t>
+      </w:r>
+      <w:r>
+        <w:rPr>
+          <w:rFonts w:ascii="Sakkal Majalla" w:hAnsi="Sakkal Majalla" w:cs="Sakkal Majalla" w:hint="cs"/>
+          <w:sz w:val="28"/>
+          <w:szCs w:val="28"/>
+          <w:rtl/>
+        </w:rPr>
+        <w:t xml:space="preserve"> كأحياء، لأن لنا </w:t>
+      </w:r>
+      <w:r>
+        <w:rPr>
+          <w:rFonts w:ascii="Sakkal Majalla" w:hAnsi="Sakkal Majalla" w:cs="Sakkal Majalla" w:hint="cs"/>
+          <w:sz w:val="28"/>
+          <w:szCs w:val="28"/>
+          <w:rtl/>
+        </w:rPr>
+        <w:t xml:space="preserve">في </w:t>
+      </w:r>
+      <w:r>
+        <w:rPr>
+          <w:rFonts w:ascii="Sakkal Majalla" w:hAnsi="Sakkal Majalla" w:cs="Sakkal Majalla" w:hint="cs"/>
+          <w:sz w:val="28"/>
+          <w:szCs w:val="28"/>
+          <w:rtl/>
+        </w:rPr>
+        <w:t xml:space="preserve">قيامة المسيح نقطة انطلاق وقيامتنا الشخصية كهدف. فالأخيرة تشكّل إذًا اكتمالنا الشخصي؛ (انظر رومية 8: 11 </w:t>
+      </w:r>
+      <w:r>
+        <w:rPr>
+          <w:rFonts w:ascii="Sakkal Majalla" w:hAnsi="Sakkal Majalla" w:cs="Sakkal Majalla"/>
+          <w:sz w:val="28"/>
+          <w:szCs w:val="28"/>
           <w:rtl/>
         </w:rPr>
         <w:t>–</w:t>
       </w:r>
       <w:r>
         <w:rPr>
-          <w:rFonts w:hint="cs"/>
-          <w:noProof/>
-          <w:rtl/>
-        </w:rPr>
-        <w:t xml:space="preserve"> 14). كذلك في المزامير يُستخدم الرقص كتعبير عن الفرح والتسبيح (مزمور 30: 12؛ 87: 7؛ 149: 3؛ 150: 4). فإن رقص مؤمنو العهد القديم هكذا لمجد الله، أفلا يمكننا نحن أيضًا أن نفعل؟ أنا ليس بودّي أن أقول مباشرة بأنه ليس لنا أن نفعل ذلك </w:t>
-      </w:r>
-      <w:r>
-        <w:rPr>
-          <w:rFonts w:hint="cs"/>
-          <w:noProof/>
-          <w:rtl/>
-        </w:rPr>
-        <w:t>تحديدًا؛ لكن هنالك بعض الأسباب تتعارض مع هذا الرقص</w:t>
-      </w:r>
-      <w:r>
-        <w:rPr>
-          <w:rFonts w:hint="cs"/>
-          <w:rtl/>
-        </w:rPr>
-        <w:t>.</w:t>
+          <w:rFonts w:ascii="Sakkal Majalla" w:hAnsi="Sakkal Majalla" w:cs="Sakkal Majalla" w:hint="cs"/>
+          <w:sz w:val="28"/>
+          <w:szCs w:val="28"/>
+          <w:rtl/>
+        </w:rPr>
+        <w:t xml:space="preserve"> 25؛ 1. كورنثوس 15: 51 </w:t>
+      </w:r>
+      <w:r>
+        <w:rPr>
+          <w:rFonts w:ascii="Sakkal Majalla" w:hAnsi="Sakkal Majalla" w:cs="Sakkal Majalla"/>
+          <w:sz w:val="28"/>
+          <w:szCs w:val="28"/>
+          <w:rtl/>
+        </w:rPr>
+        <w:t>–</w:t>
+      </w:r>
+      <w:r>
+        <w:rPr>
+          <w:rFonts w:ascii="Sakkal Majalla" w:hAnsi="Sakkal Majalla" w:cs="Sakkal Majalla" w:hint="cs"/>
+          <w:sz w:val="28"/>
+          <w:szCs w:val="28"/>
+          <w:rtl/>
+        </w:rPr>
+        <w:t xml:space="preserve"> 58؛ 2. كورنثوس 4: 15؛ 5: 1 </w:t>
+      </w:r>
+      <w:r>
+        <w:rPr>
+          <w:rFonts w:ascii="Sakkal Majalla" w:hAnsi="Sakkal Majalla" w:cs="Sakkal Majalla"/>
+          <w:sz w:val="28"/>
+          <w:szCs w:val="28"/>
+          <w:rtl/>
+        </w:rPr>
+        <w:t>–</w:t>
+      </w:r>
+      <w:r>
+        <w:rPr>
+          <w:rFonts w:ascii="Sakkal Majalla" w:hAnsi="Sakkal Majalla" w:cs="Sakkal Majalla" w:hint="cs"/>
+          <w:sz w:val="28"/>
+          <w:szCs w:val="28"/>
+          <w:rtl/>
+        </w:rPr>
+        <w:t xml:space="preserve"> 5؛ فيلبي 3: 20 </w:t>
+      </w:r>
+      <w:r>
+        <w:rPr>
+          <w:rFonts w:ascii="Sakkal Majalla" w:hAnsi="Sakkal Majalla" w:cs="Sakkal Majalla"/>
+          <w:sz w:val="28"/>
+          <w:szCs w:val="28"/>
+          <w:rtl/>
+        </w:rPr>
+        <w:t>–</w:t>
+      </w:r>
+      <w:r>
+        <w:rPr>
+          <w:rFonts w:ascii="Sakkal Majalla" w:hAnsi="Sakkal Majalla" w:cs="Sakkal Majalla" w:hint="cs"/>
+          <w:sz w:val="28"/>
+          <w:szCs w:val="28"/>
+          <w:rtl/>
+        </w:rPr>
+        <w:t xml:space="preserve"> 21؛ أفسس 4: 30؛ 1. تسالونيكي 4: 15 </w:t>
+      </w:r>
+      <w:r>
+        <w:rPr>
+          <w:rFonts w:ascii="Sakkal Majalla" w:hAnsi="Sakkal Majalla" w:cs="Sakkal Majalla"/>
+          <w:sz w:val="28"/>
+          <w:szCs w:val="28"/>
+          <w:rtl/>
+        </w:rPr>
+        <w:t>–</w:t>
+      </w:r>
+      <w:r>
+        <w:rPr>
+          <w:rFonts w:ascii="Sakkal Majalla" w:hAnsi="Sakkal Majalla" w:cs="Sakkal Majalla" w:hint="cs"/>
+          <w:sz w:val="28"/>
+          <w:szCs w:val="28"/>
+          <w:rtl/>
+        </w:rPr>
+        <w:t xml:space="preserve"> 18) وهذا في الواقع هو الرجاء المسيحي.</w:t>
       </w:r>
     </w:p>
     <w:p>
       <w:pPr>
-        <w:pStyle w:val="ListParagraph"/>
-        <w:numPr>
-          <w:ilvl w:val="0"/>
-          <w:numId w:val="1"/>
-        </w:numPr>
+        <w:jc w:val="both"/>
+        <w:rPr>
+          <w:rFonts w:ascii="Sakkal Majalla" w:hAnsi="Sakkal Majalla" w:cs="Sakkal Majalla"/>
+          <w:sz w:val="28"/>
+          <w:szCs w:val="28"/>
+          <w:rtl/>
+        </w:rPr>
       </w:pPr>
       <w:r>
         <w:rPr>
-          <w:rFonts w:hint="cs"/>
-          <w:rtl/>
-        </w:rPr>
-        <w:t>بنو إسرائيل كان لهم في زمانهم نوعية مختلفة تمامًا عنّا اليوم في عبادتهم لله. لقد كانت لديهم عبادة ظاهرة للعيان. لقد كان عليهم أن يقدّموا ذبائح حيوانية، ويعيّدوا أعيادًا، ويقوموا بأعمال تطهير، واحتاجوا لكهنة وهيكل و</w:t>
-      </w:r>
-      <w:r>
-        <w:rPr>
-          <w:rFonts w:hint="cs"/>
-          <w:rtl/>
-        </w:rPr>
-        <w:t>ل</w:t>
-      </w:r>
-      <w:r>
-        <w:rPr>
-          <w:rFonts w:hint="cs"/>
-          <w:rtl/>
-        </w:rPr>
-        <w:t>لعديد من الأمور. أما نحن فلنا عبادة باطنية روحية لله. الرب يسوع بنفسه يقول هذا في يوحنا 4؛ "</w:t>
-      </w:r>
-      <w:r>
-        <w:rPr>
-          <w:rtl/>
-        </w:rPr>
-        <w:t>اَللهُ رُوحٌ. وَالَّذِينَ يَسْجُدُونَ لَهُ فَبِالرُّوحِ وَالْحَقِّ يَنْبَغِي أَنْ يَسْجُدُوا».</w:t>
-      </w:r>
-      <w:r>
-        <w:rPr>
-          <w:rFonts w:hint="cs"/>
-          <w:rtl/>
-        </w:rPr>
-        <w:t xml:space="preserve">" (يوحنا 4: 22 </w:t>
-      </w:r>
-      <w:r>
-        <w:rPr>
-          <w:rtl/>
-        </w:rPr>
-        <w:t>–</w:t>
-      </w:r>
-      <w:r>
-        <w:rPr>
-          <w:rFonts w:hint="cs"/>
-          <w:rtl/>
-        </w:rPr>
-        <w:t xml:space="preserve"> 24؛ انظر أيضًا 1. بطرس 2: 5؛ مزمور 51: 8؛ 1. صموئيل 16: 7). الله ينظر إلى ما نقدمه له في الروح، ويجب أن يخرج من قلوبنا، وليس من شكل نعمله ظاهر للعيان. لذا فما نحتاجه لنعبد الله لم يعُد لا رقص ولا ما شابه ذلك.</w:t>
+          <w:rFonts w:ascii="Sakkal Majalla" w:hAnsi="Sakkal Majalla" w:cs="Sakkal Majalla" w:hint="cs"/>
+          <w:sz w:val="28"/>
+          <w:szCs w:val="28"/>
+          <w:rtl/>
+        </w:rPr>
+        <w:t>بخصوص فراقنا أود أن أعطِ الملاحظات التالية. نحن موجودين في الحياة. هذه الحياة أتت من بعد الموت؛ فالموت بحد ذاته لم يعُد أمامنا، وإنما خلفنا. نحن قد صرنا في ممتلك الحياة؛ وهذه الحياة لا يمكن أن تنقطع ولا تُعاق، لأنها هي الحياة الأبدية. لقد قلت بأن هذه الحياة أتت من بعد الموت الموضوع خلفنا؛ وهذا الموت كان موت تلك الحياة، التي كانت في الماضي ولم يعُد لها وجود الآن (غلاطية 4: 20). فموت حياة آدم هذا هو ربح؛ وهو بالنسبة لنا كذلك؛ (1. كورنثوس 3: 22) هو مخلصنا (محررنا). مبدئيًا هذا الأمر قد تم كليًا على الصليب</w:t>
+      </w:r>
+      <w:r>
+        <w:rPr>
+          <w:rFonts w:ascii="Sakkal Majalla" w:hAnsi="Sakkal Majalla" w:cs="Sakkal Majalla" w:hint="cs"/>
+          <w:sz w:val="28"/>
+          <w:szCs w:val="28"/>
+          <w:rtl/>
+        </w:rPr>
+        <w:t xml:space="preserve">؛ ويوجّه لي الإنذار بأن أستخدمه استخدامًا عمليًا (كولوسي 3: 5). من خلال هذا الاستخدام العملي، إذ أننا نحسب أنفسنا أمواتًا، نصير أكثر تحررًا مما يعيق نشاط الحياة الجديدة. فإنه إذًا ربح لنا بأن نحقق هذا الموت فينا </w:t>
+      </w:r>
+      <w:proofErr w:type="spellStart"/>
+      <w:r>
+        <w:rPr>
+          <w:rFonts w:ascii="Sakkal Majalla" w:hAnsi="Sakkal Majalla" w:cs="Sakkal Majalla" w:hint="cs"/>
+          <w:sz w:val="28"/>
+          <w:szCs w:val="28"/>
+          <w:rtl/>
+        </w:rPr>
+        <w:t>و"</w:t>
+      </w:r>
+      <w:r>
+        <w:rPr>
+          <w:rFonts w:ascii="Sakkal Majalla" w:hAnsi="Sakkal Majalla" w:cs="Sakkal Majalla" w:hint="cs"/>
+          <w:sz w:val="28"/>
+          <w:szCs w:val="28"/>
+          <w:rtl/>
+        </w:rPr>
+        <w:t>حَامِلِينَ</w:t>
+      </w:r>
+      <w:proofErr w:type="spellEnd"/>
+      <w:r>
+        <w:rPr>
+          <w:rFonts w:ascii="Sakkal Majalla" w:hAnsi="Sakkal Majalla" w:cs="Sakkal Majalla"/>
+          <w:sz w:val="28"/>
+          <w:szCs w:val="28"/>
+          <w:rtl/>
+        </w:rPr>
+        <w:t xml:space="preserve"> </w:t>
+      </w:r>
+      <w:r>
+        <w:rPr>
+          <w:rFonts w:ascii="Sakkal Majalla" w:hAnsi="Sakkal Majalla" w:cs="Sakkal Majalla" w:hint="cs"/>
+          <w:sz w:val="28"/>
+          <w:szCs w:val="28"/>
+          <w:rtl/>
+        </w:rPr>
+        <w:t>فِي</w:t>
+      </w:r>
+      <w:r>
+        <w:rPr>
+          <w:rFonts w:ascii="Sakkal Majalla" w:hAnsi="Sakkal Majalla" w:cs="Sakkal Majalla"/>
+          <w:sz w:val="28"/>
+          <w:szCs w:val="28"/>
+          <w:rtl/>
+        </w:rPr>
+        <w:t xml:space="preserve"> </w:t>
+      </w:r>
+      <w:r>
+        <w:rPr>
+          <w:rFonts w:ascii="Sakkal Majalla" w:hAnsi="Sakkal Majalla" w:cs="Sakkal Majalla" w:hint="cs"/>
+          <w:sz w:val="28"/>
+          <w:szCs w:val="28"/>
+          <w:rtl/>
+        </w:rPr>
+        <w:t>الْجَسَدِ</w:t>
+      </w:r>
+      <w:r>
+        <w:rPr>
+          <w:rFonts w:ascii="Sakkal Majalla" w:hAnsi="Sakkal Majalla" w:cs="Sakkal Majalla"/>
+          <w:sz w:val="28"/>
+          <w:szCs w:val="28"/>
+          <w:rtl/>
+        </w:rPr>
+        <w:t xml:space="preserve"> </w:t>
+      </w:r>
+      <w:r>
+        <w:rPr>
+          <w:rFonts w:ascii="Sakkal Majalla" w:hAnsi="Sakkal Majalla" w:cs="Sakkal Majalla" w:hint="cs"/>
+          <w:sz w:val="28"/>
+          <w:szCs w:val="28"/>
+          <w:rtl/>
+        </w:rPr>
+        <w:t>كُلَّ</w:t>
+      </w:r>
+      <w:r>
+        <w:rPr>
+          <w:rFonts w:ascii="Sakkal Majalla" w:hAnsi="Sakkal Majalla" w:cs="Sakkal Majalla"/>
+          <w:sz w:val="28"/>
+          <w:szCs w:val="28"/>
+          <w:rtl/>
+        </w:rPr>
+        <w:t xml:space="preserve"> </w:t>
+      </w:r>
+      <w:r>
+        <w:rPr>
+          <w:rFonts w:ascii="Sakkal Majalla" w:hAnsi="Sakkal Majalla" w:cs="Sakkal Majalla" w:hint="cs"/>
+          <w:sz w:val="28"/>
+          <w:szCs w:val="28"/>
+          <w:rtl/>
+        </w:rPr>
+        <w:t>حِينٍ</w:t>
+      </w:r>
+      <w:r>
+        <w:rPr>
+          <w:rFonts w:ascii="Sakkal Majalla" w:hAnsi="Sakkal Majalla" w:cs="Sakkal Majalla"/>
+          <w:sz w:val="28"/>
+          <w:szCs w:val="28"/>
+          <w:rtl/>
+        </w:rPr>
+        <w:t xml:space="preserve"> </w:t>
+      </w:r>
+      <w:r>
+        <w:rPr>
+          <w:rFonts w:ascii="Sakkal Majalla" w:hAnsi="Sakkal Majalla" w:cs="Sakkal Majalla" w:hint="cs"/>
+          <w:sz w:val="28"/>
+          <w:szCs w:val="28"/>
+          <w:rtl/>
+        </w:rPr>
+        <w:t>إِمَاتَةَ</w:t>
+      </w:r>
+      <w:r>
+        <w:rPr>
+          <w:rFonts w:ascii="Sakkal Majalla" w:hAnsi="Sakkal Majalla" w:cs="Sakkal Majalla"/>
+          <w:sz w:val="28"/>
+          <w:szCs w:val="28"/>
+          <w:rtl/>
+        </w:rPr>
+        <w:t xml:space="preserve"> </w:t>
+      </w:r>
+      <w:r>
+        <w:rPr>
+          <w:rFonts w:ascii="Sakkal Majalla" w:hAnsi="Sakkal Majalla" w:cs="Sakkal Majalla" w:hint="cs"/>
+          <w:sz w:val="28"/>
+          <w:szCs w:val="28"/>
+          <w:rtl/>
+        </w:rPr>
+        <w:t>الرَّبِّ</w:t>
+      </w:r>
+      <w:r>
+        <w:rPr>
+          <w:rFonts w:ascii="Sakkal Majalla" w:hAnsi="Sakkal Majalla" w:cs="Sakkal Majalla"/>
+          <w:sz w:val="28"/>
+          <w:szCs w:val="28"/>
+          <w:rtl/>
+        </w:rPr>
+        <w:t xml:space="preserve"> </w:t>
+      </w:r>
+      <w:r>
+        <w:rPr>
+          <w:rFonts w:ascii="Sakkal Majalla" w:hAnsi="Sakkal Majalla" w:cs="Sakkal Majalla" w:hint="cs"/>
+          <w:sz w:val="28"/>
+          <w:szCs w:val="28"/>
+          <w:rtl/>
+        </w:rPr>
+        <w:t>يَسُوعَ،</w:t>
+      </w:r>
+      <w:r>
+        <w:rPr>
+          <w:rFonts w:ascii="Sakkal Majalla" w:hAnsi="Sakkal Majalla" w:cs="Sakkal Majalla"/>
+          <w:sz w:val="28"/>
+          <w:szCs w:val="28"/>
+          <w:rtl/>
+        </w:rPr>
+        <w:t xml:space="preserve"> </w:t>
+      </w:r>
+      <w:r>
+        <w:rPr>
+          <w:rFonts w:ascii="Sakkal Majalla" w:hAnsi="Sakkal Majalla" w:cs="Sakkal Majalla" w:hint="cs"/>
+          <w:sz w:val="28"/>
+          <w:szCs w:val="28"/>
+          <w:rtl/>
+        </w:rPr>
+        <w:t>لِكَيْ</w:t>
+      </w:r>
+      <w:r>
+        <w:rPr>
+          <w:rFonts w:ascii="Sakkal Majalla" w:hAnsi="Sakkal Majalla" w:cs="Sakkal Majalla"/>
+          <w:sz w:val="28"/>
+          <w:szCs w:val="28"/>
+          <w:rtl/>
+        </w:rPr>
+        <w:t xml:space="preserve"> </w:t>
+      </w:r>
+      <w:r>
+        <w:rPr>
+          <w:rFonts w:ascii="Sakkal Majalla" w:hAnsi="Sakkal Majalla" w:cs="Sakkal Majalla" w:hint="cs"/>
+          <w:sz w:val="28"/>
+          <w:szCs w:val="28"/>
+          <w:rtl/>
+        </w:rPr>
+        <w:t>تُظْهَرَ</w:t>
+      </w:r>
+      <w:r>
+        <w:rPr>
+          <w:rFonts w:ascii="Sakkal Majalla" w:hAnsi="Sakkal Majalla" w:cs="Sakkal Majalla"/>
+          <w:sz w:val="28"/>
+          <w:szCs w:val="28"/>
+          <w:rtl/>
+        </w:rPr>
+        <w:t xml:space="preserve"> </w:t>
+      </w:r>
+      <w:r>
+        <w:rPr>
+          <w:rFonts w:ascii="Sakkal Majalla" w:hAnsi="Sakkal Majalla" w:cs="Sakkal Majalla" w:hint="cs"/>
+          <w:sz w:val="28"/>
+          <w:szCs w:val="28"/>
+          <w:rtl/>
+        </w:rPr>
+        <w:t>حَيَاةُ</w:t>
+      </w:r>
+      <w:r>
+        <w:rPr>
+          <w:rFonts w:ascii="Sakkal Majalla" w:hAnsi="Sakkal Majalla" w:cs="Sakkal Majalla"/>
+          <w:sz w:val="28"/>
+          <w:szCs w:val="28"/>
+          <w:rtl/>
+        </w:rPr>
+        <w:t xml:space="preserve"> </w:t>
+      </w:r>
+      <w:r>
+        <w:rPr>
+          <w:rFonts w:ascii="Sakkal Majalla" w:hAnsi="Sakkal Majalla" w:cs="Sakkal Majalla" w:hint="cs"/>
+          <w:sz w:val="28"/>
+          <w:szCs w:val="28"/>
+          <w:rtl/>
+        </w:rPr>
+        <w:t>يَسُوعَ</w:t>
+      </w:r>
+      <w:r>
+        <w:rPr>
+          <w:rFonts w:ascii="Sakkal Majalla" w:hAnsi="Sakkal Majalla" w:cs="Sakkal Majalla"/>
+          <w:sz w:val="28"/>
+          <w:szCs w:val="28"/>
+          <w:rtl/>
+        </w:rPr>
+        <w:t xml:space="preserve"> </w:t>
+      </w:r>
+      <w:r>
+        <w:rPr>
+          <w:rFonts w:ascii="Sakkal Majalla" w:hAnsi="Sakkal Majalla" w:cs="Sakkal Majalla" w:hint="cs"/>
+          <w:sz w:val="28"/>
+          <w:szCs w:val="28"/>
+          <w:rtl/>
+        </w:rPr>
+        <w:t>أَيْضًا</w:t>
+      </w:r>
+      <w:r>
+        <w:rPr>
+          <w:rFonts w:ascii="Sakkal Majalla" w:hAnsi="Sakkal Majalla" w:cs="Sakkal Majalla"/>
+          <w:sz w:val="28"/>
+          <w:szCs w:val="28"/>
+          <w:rtl/>
+        </w:rPr>
+        <w:t xml:space="preserve"> </w:t>
+      </w:r>
+      <w:r>
+        <w:rPr>
+          <w:rFonts w:ascii="Sakkal Majalla" w:hAnsi="Sakkal Majalla" w:cs="Sakkal Majalla" w:hint="cs"/>
+          <w:sz w:val="28"/>
+          <w:szCs w:val="28"/>
+          <w:rtl/>
+        </w:rPr>
+        <w:t>فِي</w:t>
+      </w:r>
+      <w:r>
+        <w:rPr>
+          <w:rFonts w:ascii="Sakkal Majalla" w:hAnsi="Sakkal Majalla" w:cs="Sakkal Majalla"/>
+          <w:sz w:val="28"/>
+          <w:szCs w:val="28"/>
+          <w:rtl/>
+        </w:rPr>
+        <w:t xml:space="preserve"> </w:t>
+      </w:r>
+      <w:r>
+        <w:rPr>
+          <w:rFonts w:ascii="Sakkal Majalla" w:hAnsi="Sakkal Majalla" w:cs="Sakkal Majalla" w:hint="cs"/>
+          <w:sz w:val="28"/>
+          <w:szCs w:val="28"/>
+          <w:rtl/>
+        </w:rPr>
+        <w:t>جَسَدِنَا</w:t>
+      </w:r>
+      <w:r>
+        <w:rPr>
+          <w:rFonts w:ascii="Sakkal Majalla" w:hAnsi="Sakkal Majalla" w:cs="Sakkal Majalla"/>
+          <w:sz w:val="28"/>
+          <w:szCs w:val="28"/>
+          <w:rtl/>
+        </w:rPr>
+        <w:t>.</w:t>
+      </w:r>
+      <w:r>
+        <w:rPr>
+          <w:rFonts w:ascii="Sakkal Majalla" w:hAnsi="Sakkal Majalla" w:cs="Sakkal Majalla" w:hint="cs"/>
+          <w:sz w:val="28"/>
+          <w:szCs w:val="28"/>
+          <w:rtl/>
+        </w:rPr>
+        <w:t>" (2. كورنثوس 4: 10).</w:t>
       </w:r>
     </w:p>
     <w:p>
       <w:pPr>
-        <w:pStyle w:val="ListParagraph"/>
-        <w:numPr>
-          <w:ilvl w:val="0"/>
-          <w:numId w:val="1"/>
-        </w:numPr>
+        <w:jc w:val="both"/>
+        <w:rPr>
+          <w:rFonts w:ascii="Sakkal Majalla" w:hAnsi="Sakkal Majalla" w:cs="Sakkal Majalla"/>
+          <w:sz w:val="28"/>
+          <w:szCs w:val="28"/>
+          <w:rtl/>
+        </w:rPr>
       </w:pPr>
       <w:r>
         <w:rPr>
-          <w:rFonts w:hint="cs"/>
-          <w:rtl/>
-        </w:rPr>
-        <w:t>الرب يسوع هو مثالنا. أننا لا نقرأ عنه أبدًا بأنه رقص في مرة من المرات. لو أراد بأن نفعل ذلك، لكان فعل هو بنفسه ذلك، أو على الأقل كان قد أخبرنا به.</w:t>
+          <w:rFonts w:ascii="Sakkal Majalla" w:hAnsi="Sakkal Majalla" w:cs="Sakkal Majalla" w:hint="cs"/>
+          <w:sz w:val="28"/>
+          <w:szCs w:val="28"/>
+          <w:rtl/>
+        </w:rPr>
+        <w:lastRenderedPageBreak/>
+        <w:t xml:space="preserve">نحن في شركة مع الآب وابنه، لأن لنا الحياة؛ وكلما حققنا الموت، كلما ازدادت هذه الشركة ايضًا حميمية في نحو عملي، إذ لأننا نُميت معوقاتها. فإن كان الموت ربحًا، فكم سيكون الربح أعظم عندما نكون قد تخلصنا إلى الأبد من كل ما هو </w:t>
+      </w:r>
+      <w:proofErr w:type="gramStart"/>
+      <w:r>
+        <w:rPr>
+          <w:rFonts w:ascii="Sakkal Majalla" w:hAnsi="Sakkal Majalla" w:cs="Sakkal Majalla" w:hint="cs"/>
+          <w:sz w:val="28"/>
+          <w:szCs w:val="28"/>
+          <w:rtl/>
+        </w:rPr>
+        <w:t>مائت</w:t>
+      </w:r>
+      <w:proofErr w:type="gramEnd"/>
+      <w:r>
+        <w:rPr>
+          <w:rFonts w:ascii="Sakkal Majalla" w:hAnsi="Sakkal Majalla" w:cs="Sakkal Majalla" w:hint="cs"/>
+          <w:sz w:val="28"/>
+          <w:szCs w:val="28"/>
+          <w:rtl/>
+        </w:rPr>
+        <w:t xml:space="preserve"> ومعوّق، من كل ما يثير أنيننا؟ نعم، ففي الواقع إنه ربح عظيم، بأن نتحرر من جسد التواضع هذا ومن الجسد البشري التابع له إلى الأبد. وإن كان يحق لنا ونحن على الأرض بأن نتمتع </w:t>
+      </w:r>
+      <w:r>
+        <w:rPr>
+          <w:rFonts w:ascii="Sakkal Majalla" w:hAnsi="Sakkal Majalla" w:cs="Sakkal Majalla" w:hint="cs"/>
+          <w:sz w:val="28"/>
+          <w:szCs w:val="28"/>
+          <w:rtl/>
+        </w:rPr>
+        <w:t xml:space="preserve">بحميمية علاقتنا بربنا ومخلصنا، </w:t>
+      </w:r>
+      <w:r>
+        <w:rPr>
+          <w:rFonts w:ascii="Sakkal Majalla" w:hAnsi="Sakkal Majalla" w:cs="Sakkal Majalla" w:hint="cs"/>
+          <w:sz w:val="28"/>
+          <w:szCs w:val="28"/>
+          <w:rtl/>
+        </w:rPr>
+        <w:t>ف</w:t>
+      </w:r>
+      <w:r>
+        <w:rPr>
+          <w:rFonts w:ascii="Sakkal Majalla" w:hAnsi="Sakkal Majalla" w:cs="Sakkal Majalla" w:hint="cs"/>
+          <w:sz w:val="28"/>
+          <w:szCs w:val="28"/>
+          <w:rtl/>
+        </w:rPr>
+        <w:t>كم سيختلف عندها الحال: "</w:t>
+      </w:r>
+      <w:r>
+        <w:rPr>
+          <w:rFonts w:ascii="Sakkal Majalla" w:hAnsi="Sakkal Majalla" w:cs="Sakkal Majalla"/>
+          <w:sz w:val="28"/>
+          <w:szCs w:val="28"/>
+          <w:rtl/>
+        </w:rPr>
+        <w:t xml:space="preserve"> 8 </w:t>
+      </w:r>
+      <w:r>
+        <w:rPr>
+          <w:rFonts w:ascii="Sakkal Majalla" w:hAnsi="Sakkal Majalla" w:cs="Sakkal Majalla" w:hint="cs"/>
+          <w:sz w:val="28"/>
+          <w:szCs w:val="28"/>
+          <w:rtl/>
+        </w:rPr>
+        <w:t>فَنَثِقُ</w:t>
+      </w:r>
+      <w:r>
+        <w:rPr>
+          <w:rFonts w:ascii="Sakkal Majalla" w:hAnsi="Sakkal Majalla" w:cs="Sakkal Majalla"/>
+          <w:sz w:val="28"/>
+          <w:szCs w:val="28"/>
+          <w:rtl/>
+        </w:rPr>
+        <w:t xml:space="preserve"> </w:t>
+      </w:r>
+      <w:r>
+        <w:rPr>
+          <w:rFonts w:ascii="Sakkal Majalla" w:hAnsi="Sakkal Majalla" w:cs="Sakkal Majalla" w:hint="cs"/>
+          <w:sz w:val="28"/>
+          <w:szCs w:val="28"/>
+          <w:rtl/>
+        </w:rPr>
+        <w:t>وَنُسَرُّ</w:t>
+      </w:r>
+      <w:r>
+        <w:rPr>
+          <w:rFonts w:ascii="Sakkal Majalla" w:hAnsi="Sakkal Majalla" w:cs="Sakkal Majalla"/>
+          <w:sz w:val="28"/>
+          <w:szCs w:val="28"/>
+          <w:rtl/>
+        </w:rPr>
+        <w:t xml:space="preserve"> </w:t>
+      </w:r>
+      <w:r>
+        <w:rPr>
+          <w:rFonts w:ascii="Sakkal Majalla" w:hAnsi="Sakkal Majalla" w:cs="Sakkal Majalla" w:hint="cs"/>
+          <w:sz w:val="28"/>
+          <w:szCs w:val="28"/>
+          <w:rtl/>
+        </w:rPr>
+        <w:t>بِالأَوْلَى</w:t>
+      </w:r>
+      <w:r>
+        <w:rPr>
+          <w:rFonts w:ascii="Sakkal Majalla" w:hAnsi="Sakkal Majalla" w:cs="Sakkal Majalla"/>
+          <w:sz w:val="28"/>
+          <w:szCs w:val="28"/>
+          <w:rtl/>
+        </w:rPr>
+        <w:t xml:space="preserve"> </w:t>
+      </w:r>
+      <w:r>
+        <w:rPr>
+          <w:rFonts w:ascii="Sakkal Majalla" w:hAnsi="Sakkal Majalla" w:cs="Sakkal Majalla" w:hint="cs"/>
+          <w:sz w:val="28"/>
+          <w:szCs w:val="28"/>
+          <w:rtl/>
+        </w:rPr>
+        <w:t>أَنْ</w:t>
+      </w:r>
+      <w:r>
+        <w:rPr>
+          <w:rFonts w:ascii="Sakkal Majalla" w:hAnsi="Sakkal Majalla" w:cs="Sakkal Majalla"/>
+          <w:sz w:val="28"/>
+          <w:szCs w:val="28"/>
+          <w:rtl/>
+        </w:rPr>
+        <w:t xml:space="preserve"> </w:t>
+      </w:r>
+      <w:r>
+        <w:rPr>
+          <w:rFonts w:ascii="Sakkal Majalla" w:hAnsi="Sakkal Majalla" w:cs="Sakkal Majalla" w:hint="cs"/>
+          <w:sz w:val="28"/>
+          <w:szCs w:val="28"/>
+          <w:rtl/>
+        </w:rPr>
+        <w:t>نَتَغَرَّبَ</w:t>
+      </w:r>
+      <w:r>
+        <w:rPr>
+          <w:rFonts w:ascii="Sakkal Majalla" w:hAnsi="Sakkal Majalla" w:cs="Sakkal Majalla"/>
+          <w:sz w:val="28"/>
+          <w:szCs w:val="28"/>
+          <w:rtl/>
+        </w:rPr>
+        <w:t xml:space="preserve"> </w:t>
+      </w:r>
+      <w:r>
+        <w:rPr>
+          <w:rFonts w:ascii="Sakkal Majalla" w:hAnsi="Sakkal Majalla" w:cs="Sakkal Majalla" w:hint="cs"/>
+          <w:sz w:val="28"/>
+          <w:szCs w:val="28"/>
+          <w:rtl/>
+        </w:rPr>
+        <w:t>عَنِ</w:t>
+      </w:r>
+      <w:r>
+        <w:rPr>
+          <w:rFonts w:ascii="Sakkal Majalla" w:hAnsi="Sakkal Majalla" w:cs="Sakkal Majalla"/>
+          <w:sz w:val="28"/>
+          <w:szCs w:val="28"/>
+          <w:rtl/>
+        </w:rPr>
+        <w:t xml:space="preserve"> </w:t>
+      </w:r>
+      <w:r>
+        <w:rPr>
+          <w:rFonts w:ascii="Sakkal Majalla" w:hAnsi="Sakkal Majalla" w:cs="Sakkal Majalla" w:hint="cs"/>
+          <w:sz w:val="28"/>
+          <w:szCs w:val="28"/>
+          <w:rtl/>
+        </w:rPr>
+        <w:t>الْجَسَدِ</w:t>
+      </w:r>
+      <w:r>
+        <w:rPr>
+          <w:rFonts w:ascii="Sakkal Majalla" w:hAnsi="Sakkal Majalla" w:cs="Sakkal Majalla"/>
+          <w:sz w:val="28"/>
+          <w:szCs w:val="28"/>
+          <w:rtl/>
+        </w:rPr>
+        <w:t xml:space="preserve"> </w:t>
+      </w:r>
+      <w:r>
+        <w:rPr>
+          <w:rFonts w:ascii="Sakkal Majalla" w:hAnsi="Sakkal Majalla" w:cs="Sakkal Majalla" w:hint="cs"/>
+          <w:sz w:val="28"/>
+          <w:szCs w:val="28"/>
+          <w:rtl/>
+        </w:rPr>
+        <w:t>وَنَسْتَوْطِنَ</w:t>
+      </w:r>
+      <w:r>
+        <w:rPr>
+          <w:rFonts w:ascii="Sakkal Majalla" w:hAnsi="Sakkal Majalla" w:cs="Sakkal Majalla"/>
+          <w:sz w:val="28"/>
+          <w:szCs w:val="28"/>
+          <w:rtl/>
+        </w:rPr>
+        <w:t xml:space="preserve"> </w:t>
+      </w:r>
+      <w:r>
+        <w:rPr>
+          <w:rFonts w:ascii="Sakkal Majalla" w:hAnsi="Sakkal Majalla" w:cs="Sakkal Majalla" w:hint="cs"/>
+          <w:sz w:val="28"/>
+          <w:szCs w:val="28"/>
+          <w:rtl/>
+        </w:rPr>
+        <w:t>عِنْدَ</w:t>
+      </w:r>
+      <w:r>
+        <w:rPr>
+          <w:rFonts w:ascii="Sakkal Majalla" w:hAnsi="Sakkal Majalla" w:cs="Sakkal Majalla"/>
+          <w:sz w:val="28"/>
+          <w:szCs w:val="28"/>
+          <w:rtl/>
+        </w:rPr>
+        <w:t xml:space="preserve"> </w:t>
+      </w:r>
+      <w:r>
+        <w:rPr>
+          <w:rFonts w:ascii="Sakkal Majalla" w:hAnsi="Sakkal Majalla" w:cs="Sakkal Majalla" w:hint="cs"/>
+          <w:sz w:val="28"/>
+          <w:szCs w:val="28"/>
+          <w:rtl/>
+        </w:rPr>
+        <w:t>الرَّبِّ</w:t>
+      </w:r>
+      <w:r>
+        <w:rPr>
+          <w:rFonts w:ascii="Sakkal Majalla" w:hAnsi="Sakkal Majalla" w:cs="Sakkal Majalla"/>
+          <w:sz w:val="28"/>
+          <w:szCs w:val="28"/>
+          <w:rtl/>
+        </w:rPr>
+        <w:t>.</w:t>
+      </w:r>
+      <w:r>
+        <w:rPr>
+          <w:rFonts w:ascii="Sakkal Majalla" w:hAnsi="Sakkal Majalla" w:cs="Sakkal Majalla" w:hint="cs"/>
+          <w:sz w:val="28"/>
+          <w:szCs w:val="28"/>
+          <w:rtl/>
+        </w:rPr>
+        <w:t xml:space="preserve">"، كالتمتع الغير المُعاق باتحادنا الشخصي بفادينا الغالي والمبارك. حقًا، "أن نفارق ونكون مع المسيح" أفضل جدًا من أن نسكن في هذا الجسد وفي هذا العالم. أن نكون مع الرب، - يا له من فكر مفرّح! ما الذي يمكن أن </w:t>
+      </w:r>
+      <w:proofErr w:type="spellStart"/>
+      <w:r>
+        <w:rPr>
+          <w:rFonts w:ascii="Sakkal Majalla" w:hAnsi="Sakkal Majalla" w:cs="Sakkal Majalla" w:hint="cs"/>
+          <w:sz w:val="28"/>
+          <w:szCs w:val="28"/>
+          <w:rtl/>
+        </w:rPr>
+        <w:t>يواجهنا</w:t>
+      </w:r>
+      <w:proofErr w:type="spellEnd"/>
+      <w:r>
+        <w:rPr>
+          <w:rFonts w:ascii="Sakkal Majalla" w:hAnsi="Sakkal Majalla" w:cs="Sakkal Majalla" w:hint="cs"/>
+          <w:sz w:val="28"/>
+          <w:szCs w:val="28"/>
+          <w:rtl/>
+        </w:rPr>
+        <w:t xml:space="preserve"> شخصيًا أفضل من أن "نفارق ونكون</w:t>
+      </w:r>
+      <w:r>
+        <w:rPr>
+          <w:rFonts w:ascii="Sakkal Majalla" w:hAnsi="Sakkal Majalla" w:cs="Sakkal Majalla" w:hint="cs"/>
+          <w:sz w:val="28"/>
+          <w:szCs w:val="28"/>
+          <w:rtl/>
+        </w:rPr>
+        <w:t xml:space="preserve"> مع</w:t>
+      </w:r>
+      <w:r>
+        <w:rPr>
+          <w:rFonts w:ascii="Sakkal Majalla" w:hAnsi="Sakkal Majalla" w:cs="Sakkal Majalla" w:hint="cs"/>
+          <w:sz w:val="28"/>
+          <w:szCs w:val="28"/>
+          <w:rtl/>
+        </w:rPr>
+        <w:t xml:space="preserve"> المسيح." وأقول "شخصيًا"؛ لأننا </w:t>
+      </w:r>
+      <w:r>
+        <w:rPr>
+          <w:rFonts w:ascii="Sakkal Majalla" w:hAnsi="Sakkal Majalla" w:cs="Sakkal Majalla" w:hint="cs"/>
+          <w:sz w:val="28"/>
+          <w:szCs w:val="28"/>
+          <w:rtl/>
+        </w:rPr>
+        <w:t>كلنا</w:t>
+      </w:r>
+      <w:r>
+        <w:rPr>
+          <w:rFonts w:ascii="Sakkal Majalla" w:hAnsi="Sakkal Majalla" w:cs="Sakkal Majalla" w:hint="cs"/>
+          <w:sz w:val="28"/>
+          <w:szCs w:val="28"/>
+          <w:rtl/>
+        </w:rPr>
+        <w:t xml:space="preserve"> نتوقع المجد </w:t>
+      </w:r>
+      <w:r>
+        <w:rPr>
+          <w:rFonts w:ascii="Sakkal Majalla" w:hAnsi="Sakkal Majalla" w:cs="Sakkal Majalla"/>
+          <w:sz w:val="28"/>
+          <w:szCs w:val="28"/>
+          <w:rtl/>
+        </w:rPr>
+        <w:t>–</w:t>
+      </w:r>
+      <w:r>
+        <w:rPr>
+          <w:rFonts w:ascii="Sakkal Majalla" w:hAnsi="Sakkal Majalla" w:cs="Sakkal Majalla" w:hint="cs"/>
+          <w:sz w:val="28"/>
+          <w:szCs w:val="28"/>
+          <w:rtl/>
+        </w:rPr>
+        <w:t xml:space="preserve"> أجسادًا ممجدة مشابهة لجسد يسوع. في المجد أيضًا سنتمتع كل واحد منا مع الآخر؛ فسنُكتمل في وحدانية ومجد (يوحنا 17: 22 </w:t>
+      </w:r>
+      <w:r>
+        <w:rPr>
+          <w:rFonts w:ascii="Sakkal Majalla" w:hAnsi="Sakkal Majalla" w:cs="Sakkal Majalla"/>
+          <w:sz w:val="28"/>
+          <w:szCs w:val="28"/>
+          <w:rtl/>
+        </w:rPr>
+        <w:t>–</w:t>
+      </w:r>
+      <w:r>
+        <w:rPr>
+          <w:rFonts w:ascii="Sakkal Majalla" w:hAnsi="Sakkal Majalla" w:cs="Sakkal Majalla" w:hint="cs"/>
+          <w:sz w:val="28"/>
+          <w:szCs w:val="28"/>
+          <w:rtl/>
+        </w:rPr>
+        <w:t xml:space="preserve"> 23). نحن سنُكلّل عندما نكون قد سلكنا مع الرب وأحببنا ظهوره؛ (2. تيموثاوس 4: 6) وهذا في الواقع انتظار مجيد وتعزية طيبة. لكن كل هذا لا يمكن أن يكون له التأثير</w:t>
+      </w:r>
+      <w:r>
+        <w:rPr>
+          <w:rFonts w:ascii="Sakkal Majalla" w:hAnsi="Sakkal Majalla" w:cs="Sakkal Majalla" w:hint="cs"/>
+          <w:sz w:val="28"/>
+          <w:szCs w:val="28"/>
+          <w:rtl/>
+        </w:rPr>
+        <w:t xml:space="preserve"> إن كنا</w:t>
+      </w:r>
+      <w:r>
+        <w:rPr>
+          <w:rFonts w:ascii="Sakkal Majalla" w:hAnsi="Sakkal Majalla" w:cs="Sakkal Majalla"/>
+          <w:sz w:val="28"/>
+          <w:szCs w:val="28"/>
+          <w:rtl/>
+        </w:rPr>
+        <w:t xml:space="preserve"> </w:t>
+      </w:r>
+      <w:r>
+        <w:rPr>
+          <w:rFonts w:ascii="Sakkal Majalla" w:hAnsi="Sakkal Majalla" w:cs="Sakkal Majalla" w:hint="cs"/>
+          <w:sz w:val="28"/>
+          <w:szCs w:val="28"/>
+          <w:rtl/>
+        </w:rPr>
+        <w:t>نتجاهل</w:t>
+      </w:r>
+      <w:r>
+        <w:rPr>
+          <w:rFonts w:ascii="Sakkal Majalla" w:hAnsi="Sakkal Majalla" w:cs="Sakkal Majalla"/>
+          <w:sz w:val="28"/>
+          <w:szCs w:val="28"/>
+          <w:rtl/>
+        </w:rPr>
+        <w:t xml:space="preserve"> </w:t>
+      </w:r>
+      <w:r>
+        <w:rPr>
+          <w:rFonts w:ascii="Sakkal Majalla" w:hAnsi="Sakkal Majalla" w:cs="Sakkal Majalla" w:hint="cs"/>
+          <w:sz w:val="28"/>
+          <w:szCs w:val="28"/>
+          <w:rtl/>
+        </w:rPr>
+        <w:t>الفائدة</w:t>
+      </w:r>
+      <w:r>
+        <w:rPr>
+          <w:rFonts w:ascii="Sakkal Majalla" w:hAnsi="Sakkal Majalla" w:cs="Sakkal Majalla"/>
+          <w:sz w:val="28"/>
+          <w:szCs w:val="28"/>
+          <w:rtl/>
+        </w:rPr>
+        <w:t xml:space="preserve"> </w:t>
+      </w:r>
+      <w:r>
+        <w:rPr>
+          <w:rFonts w:ascii="Sakkal Majalla" w:hAnsi="Sakkal Majalla" w:cs="Sakkal Majalla" w:hint="cs"/>
+          <w:sz w:val="28"/>
+          <w:szCs w:val="28"/>
+          <w:rtl/>
+        </w:rPr>
+        <w:t>اللامتناهية</w:t>
+      </w:r>
+      <w:r>
+        <w:rPr>
+          <w:rFonts w:ascii="Sakkal Majalla" w:hAnsi="Sakkal Majalla" w:cs="Sakkal Majalla"/>
+          <w:sz w:val="28"/>
+          <w:szCs w:val="28"/>
+          <w:rtl/>
+        </w:rPr>
+        <w:t xml:space="preserve"> </w:t>
+      </w:r>
+      <w:r>
+        <w:rPr>
+          <w:rFonts w:ascii="Sakkal Majalla" w:hAnsi="Sakkal Majalla" w:cs="Sakkal Majalla" w:hint="cs"/>
+          <w:sz w:val="28"/>
+          <w:szCs w:val="28"/>
+          <w:rtl/>
+        </w:rPr>
+        <w:t>المتمثلة</w:t>
+      </w:r>
+      <w:r>
+        <w:rPr>
+          <w:rFonts w:ascii="Sakkal Majalla" w:hAnsi="Sakkal Majalla" w:cs="Sakkal Majalla"/>
+          <w:sz w:val="28"/>
+          <w:szCs w:val="28"/>
+          <w:rtl/>
+        </w:rPr>
+        <w:t xml:space="preserve"> </w:t>
+      </w:r>
+      <w:r>
+        <w:rPr>
+          <w:rFonts w:ascii="Sakkal Majalla" w:hAnsi="Sakkal Majalla" w:cs="Sakkal Majalla" w:hint="cs"/>
+          <w:sz w:val="28"/>
+          <w:szCs w:val="28"/>
+          <w:rtl/>
+        </w:rPr>
+        <w:t>في</w:t>
+      </w:r>
+      <w:r>
+        <w:rPr>
+          <w:rFonts w:ascii="Sakkal Majalla" w:hAnsi="Sakkal Majalla" w:cs="Sakkal Majalla"/>
+          <w:sz w:val="28"/>
+          <w:szCs w:val="28"/>
+          <w:rtl/>
+        </w:rPr>
+        <w:t xml:space="preserve"> </w:t>
+      </w:r>
+      <w:r>
+        <w:rPr>
+          <w:rFonts w:ascii="Sakkal Majalla" w:hAnsi="Sakkal Majalla" w:cs="Sakkal Majalla" w:hint="cs"/>
+          <w:sz w:val="28"/>
+          <w:szCs w:val="28"/>
+          <w:rtl/>
+        </w:rPr>
+        <w:t>القدرة</w:t>
+      </w:r>
+      <w:r>
+        <w:rPr>
+          <w:rFonts w:ascii="Sakkal Majalla" w:hAnsi="Sakkal Majalla" w:cs="Sakkal Majalla"/>
+          <w:sz w:val="28"/>
+          <w:szCs w:val="28"/>
+          <w:rtl/>
+        </w:rPr>
+        <w:t xml:space="preserve"> </w:t>
+      </w:r>
+      <w:r>
+        <w:rPr>
+          <w:rFonts w:ascii="Sakkal Majalla" w:hAnsi="Sakkal Majalla" w:cs="Sakkal Majalla" w:hint="cs"/>
+          <w:sz w:val="28"/>
+          <w:szCs w:val="28"/>
+          <w:rtl/>
+        </w:rPr>
+        <w:t>على</w:t>
+      </w:r>
+      <w:r>
+        <w:rPr>
+          <w:rFonts w:ascii="Sakkal Majalla" w:hAnsi="Sakkal Majalla" w:cs="Sakkal Majalla"/>
+          <w:sz w:val="28"/>
+          <w:szCs w:val="28"/>
+          <w:rtl/>
+        </w:rPr>
+        <w:t xml:space="preserve"> </w:t>
+      </w:r>
+      <w:r>
+        <w:rPr>
+          <w:rFonts w:ascii="Sakkal Majalla" w:hAnsi="Sakkal Majalla" w:cs="Sakkal Majalla" w:hint="cs"/>
+          <w:sz w:val="28"/>
+          <w:szCs w:val="28"/>
+          <w:rtl/>
+        </w:rPr>
+        <w:t>انتظار</w:t>
+      </w:r>
+      <w:r>
+        <w:rPr>
+          <w:rFonts w:ascii="Sakkal Majalla" w:hAnsi="Sakkal Majalla" w:cs="Sakkal Majalla"/>
+          <w:sz w:val="28"/>
+          <w:szCs w:val="28"/>
+          <w:rtl/>
+        </w:rPr>
+        <w:t xml:space="preserve"> </w:t>
+      </w:r>
+      <w:r>
+        <w:rPr>
+          <w:rFonts w:ascii="Sakkal Majalla" w:hAnsi="Sakkal Majalla" w:cs="Sakkal Majalla" w:hint="cs"/>
+          <w:sz w:val="28"/>
+          <w:szCs w:val="28"/>
+          <w:rtl/>
+        </w:rPr>
+        <w:t>مجد</w:t>
+      </w:r>
+      <w:r>
+        <w:rPr>
+          <w:rFonts w:ascii="Sakkal Majalla" w:hAnsi="Sakkal Majalla" w:cs="Sakkal Majalla"/>
+          <w:sz w:val="28"/>
+          <w:szCs w:val="28"/>
+          <w:rtl/>
+        </w:rPr>
+        <w:t xml:space="preserve"> </w:t>
+      </w:r>
+      <w:r>
+        <w:rPr>
+          <w:rFonts w:ascii="Sakkal Majalla" w:hAnsi="Sakkal Majalla" w:cs="Sakkal Majalla" w:hint="cs"/>
+          <w:sz w:val="28"/>
+          <w:szCs w:val="28"/>
+          <w:rtl/>
+        </w:rPr>
+        <w:t>الرب</w:t>
+      </w:r>
+      <w:r>
+        <w:rPr>
+          <w:rFonts w:ascii="Sakkal Majalla" w:hAnsi="Sakkal Majalla" w:cs="Sakkal Majalla"/>
+          <w:sz w:val="28"/>
+          <w:szCs w:val="28"/>
+          <w:rtl/>
+        </w:rPr>
+        <w:t xml:space="preserve"> </w:t>
+      </w:r>
+      <w:r>
+        <w:rPr>
+          <w:rFonts w:ascii="Sakkal Majalla" w:hAnsi="Sakkal Majalla" w:cs="Sakkal Majalla" w:hint="cs"/>
+          <w:sz w:val="28"/>
+          <w:szCs w:val="28"/>
+          <w:rtl/>
+        </w:rPr>
+        <w:t>شخصيًا</w:t>
+      </w:r>
+      <w:r>
+        <w:rPr>
+          <w:rFonts w:ascii="Sakkal Majalla" w:hAnsi="Sakkal Majalla" w:cs="Sakkal Majalla"/>
+          <w:sz w:val="28"/>
+          <w:szCs w:val="28"/>
+          <w:rtl/>
+        </w:rPr>
+        <w:t xml:space="preserve"> </w:t>
+      </w:r>
+      <w:r>
+        <w:rPr>
+          <w:rFonts w:ascii="Sakkal Majalla" w:hAnsi="Sakkal Majalla" w:cs="Sakkal Majalla" w:hint="cs"/>
+          <w:sz w:val="28"/>
+          <w:szCs w:val="28"/>
+          <w:rtl/>
+        </w:rPr>
+        <w:t>دون</w:t>
+      </w:r>
+      <w:r>
+        <w:rPr>
+          <w:rFonts w:ascii="Sakkal Majalla" w:hAnsi="Sakkal Majalla" w:cs="Sakkal Majalla"/>
+          <w:sz w:val="28"/>
+          <w:szCs w:val="28"/>
+          <w:rtl/>
+        </w:rPr>
+        <w:t xml:space="preserve"> </w:t>
+      </w:r>
+      <w:r>
+        <w:rPr>
+          <w:rFonts w:ascii="Sakkal Majalla" w:hAnsi="Sakkal Majalla" w:cs="Sakkal Majalla" w:hint="cs"/>
+          <w:sz w:val="28"/>
+          <w:szCs w:val="28"/>
+          <w:rtl/>
+        </w:rPr>
+        <w:t>إعاقة</w:t>
+      </w:r>
+      <w:r>
+        <w:rPr>
+          <w:rFonts w:ascii="Sakkal Majalla" w:hAnsi="Sakkal Majalla" w:cs="Sakkal Majalla" w:hint="cs"/>
+          <w:sz w:val="28"/>
+          <w:szCs w:val="28"/>
+          <w:rtl/>
+        </w:rPr>
+        <w:t>،</w:t>
+      </w:r>
+      <w:r>
+        <w:rPr>
+          <w:rFonts w:ascii="Sakkal Majalla" w:hAnsi="Sakkal Majalla" w:cs="Sakkal Majalla"/>
+          <w:sz w:val="28"/>
+          <w:szCs w:val="28"/>
+          <w:rtl/>
+        </w:rPr>
+        <w:t xml:space="preserve"> </w:t>
+      </w:r>
+      <w:r>
+        <w:rPr>
+          <w:rFonts w:ascii="Sakkal Majalla" w:hAnsi="Sakkal Majalla" w:cs="Sakkal Majalla" w:hint="cs"/>
+          <w:sz w:val="28"/>
+          <w:szCs w:val="28"/>
+          <w:rtl/>
+        </w:rPr>
+        <w:t>ونفضل</w:t>
+      </w:r>
+      <w:r>
+        <w:rPr>
+          <w:rFonts w:ascii="Sakkal Majalla" w:hAnsi="Sakkal Majalla" w:cs="Sakkal Majalla"/>
+          <w:sz w:val="28"/>
+          <w:szCs w:val="28"/>
+          <w:rtl/>
+        </w:rPr>
+        <w:t xml:space="preserve"> </w:t>
+      </w:r>
+      <w:r>
+        <w:rPr>
+          <w:rFonts w:ascii="Sakkal Majalla" w:hAnsi="Sakkal Majalla" w:cs="Sakkal Majalla" w:hint="cs"/>
+          <w:sz w:val="28"/>
+          <w:szCs w:val="28"/>
+          <w:rtl/>
+        </w:rPr>
+        <w:t>توقع</w:t>
+      </w:r>
+      <w:r>
+        <w:rPr>
+          <w:rFonts w:ascii="Sakkal Majalla" w:hAnsi="Sakkal Majalla" w:cs="Sakkal Majalla"/>
+          <w:sz w:val="28"/>
+          <w:szCs w:val="28"/>
+          <w:rtl/>
+        </w:rPr>
+        <w:t xml:space="preserve"> </w:t>
+      </w:r>
+      <w:r>
+        <w:rPr>
+          <w:rFonts w:ascii="Sakkal Majalla" w:hAnsi="Sakkal Majalla" w:cs="Sakkal Majalla" w:hint="cs"/>
+          <w:sz w:val="28"/>
+          <w:szCs w:val="28"/>
+          <w:rtl/>
+        </w:rPr>
+        <w:t>هذا</w:t>
+      </w:r>
+      <w:r>
+        <w:rPr>
+          <w:rFonts w:ascii="Sakkal Majalla" w:hAnsi="Sakkal Majalla" w:cs="Sakkal Majalla"/>
+          <w:sz w:val="28"/>
+          <w:szCs w:val="28"/>
+          <w:rtl/>
+        </w:rPr>
+        <w:t xml:space="preserve"> </w:t>
+      </w:r>
+      <w:r>
+        <w:rPr>
+          <w:rFonts w:ascii="Sakkal Majalla" w:hAnsi="Sakkal Majalla" w:cs="Sakkal Majalla" w:hint="cs"/>
+          <w:sz w:val="28"/>
+          <w:szCs w:val="28"/>
+          <w:rtl/>
+        </w:rPr>
+        <w:t>المجد</w:t>
+      </w:r>
+      <w:r>
+        <w:rPr>
+          <w:rFonts w:ascii="Sakkal Majalla" w:hAnsi="Sakkal Majalla" w:cs="Sakkal Majalla"/>
+          <w:sz w:val="28"/>
+          <w:szCs w:val="28"/>
+          <w:rtl/>
+        </w:rPr>
+        <w:t xml:space="preserve"> </w:t>
+      </w:r>
+      <w:r>
+        <w:rPr>
+          <w:rFonts w:ascii="Sakkal Majalla" w:hAnsi="Sakkal Majalla" w:cs="Sakkal Majalla" w:hint="cs"/>
+          <w:sz w:val="28"/>
+          <w:szCs w:val="28"/>
+          <w:rtl/>
+        </w:rPr>
+        <w:t>هنا،</w:t>
+      </w:r>
+      <w:r>
+        <w:rPr>
+          <w:rFonts w:ascii="Sakkal Majalla" w:hAnsi="Sakkal Majalla" w:cs="Sakkal Majalla"/>
+          <w:sz w:val="28"/>
+          <w:szCs w:val="28"/>
+          <w:rtl/>
+        </w:rPr>
+        <w:t xml:space="preserve"> </w:t>
+      </w:r>
+      <w:r>
+        <w:rPr>
+          <w:rFonts w:ascii="Sakkal Majalla" w:hAnsi="Sakkal Majalla" w:cs="Sakkal Majalla" w:hint="cs"/>
+          <w:sz w:val="28"/>
+          <w:szCs w:val="28"/>
+          <w:rtl/>
+        </w:rPr>
+        <w:t>حيث</w:t>
+      </w:r>
+      <w:r>
+        <w:rPr>
+          <w:rFonts w:ascii="Sakkal Majalla" w:hAnsi="Sakkal Majalla" w:cs="Sakkal Majalla"/>
+          <w:sz w:val="28"/>
+          <w:szCs w:val="28"/>
+          <w:rtl/>
+        </w:rPr>
+        <w:t xml:space="preserve"> </w:t>
+      </w:r>
+      <w:r>
+        <w:rPr>
+          <w:rFonts w:ascii="Sakkal Majalla" w:hAnsi="Sakkal Majalla" w:cs="Sakkal Majalla" w:hint="cs"/>
+          <w:sz w:val="28"/>
+          <w:szCs w:val="28"/>
+          <w:rtl/>
+        </w:rPr>
+        <w:t>نواجه</w:t>
+      </w:r>
+      <w:r>
+        <w:rPr>
+          <w:rFonts w:ascii="Sakkal Majalla" w:hAnsi="Sakkal Majalla" w:cs="Sakkal Majalla"/>
+          <w:sz w:val="28"/>
+          <w:szCs w:val="28"/>
+          <w:rtl/>
+        </w:rPr>
+        <w:t xml:space="preserve"> </w:t>
+      </w:r>
+      <w:r>
+        <w:rPr>
+          <w:rFonts w:ascii="Sakkal Majalla" w:hAnsi="Sakkal Majalla" w:cs="Sakkal Majalla" w:hint="cs"/>
+          <w:sz w:val="28"/>
+          <w:szCs w:val="28"/>
+          <w:rtl/>
+        </w:rPr>
+        <w:t>صعوبات</w:t>
+      </w:r>
+      <w:r>
+        <w:rPr>
+          <w:rFonts w:ascii="Sakkal Majalla" w:hAnsi="Sakkal Majalla" w:cs="Sakkal Majalla"/>
+          <w:sz w:val="28"/>
+          <w:szCs w:val="28"/>
+          <w:rtl/>
+        </w:rPr>
+        <w:t xml:space="preserve"> </w:t>
+      </w:r>
+      <w:r>
+        <w:rPr>
+          <w:rFonts w:ascii="Sakkal Majalla" w:hAnsi="Sakkal Majalla" w:cs="Sakkal Majalla" w:hint="cs"/>
+          <w:sz w:val="28"/>
+          <w:szCs w:val="28"/>
+          <w:rtl/>
+        </w:rPr>
+        <w:t>وصراعات</w:t>
+      </w:r>
+      <w:r>
+        <w:rPr>
+          <w:rFonts w:ascii="Sakkal Majalla" w:hAnsi="Sakkal Majalla" w:cs="Sakkal Majalla"/>
+          <w:sz w:val="28"/>
+          <w:szCs w:val="28"/>
+          <w:rtl/>
+        </w:rPr>
+        <w:t xml:space="preserve"> </w:t>
+      </w:r>
+      <w:r>
+        <w:rPr>
+          <w:rFonts w:ascii="Sakkal Majalla" w:hAnsi="Sakkal Majalla" w:cs="Sakkal Majalla" w:hint="cs"/>
+          <w:sz w:val="28"/>
+          <w:szCs w:val="28"/>
+          <w:rtl/>
+        </w:rPr>
+        <w:t>مستمرة</w:t>
+      </w:r>
+      <w:r>
+        <w:rPr>
+          <w:rFonts w:ascii="Sakkal Majalla" w:hAnsi="Sakkal Majalla" w:cs="Sakkal Majalla"/>
+          <w:sz w:val="28"/>
+          <w:szCs w:val="28"/>
+          <w:rtl/>
+        </w:rPr>
+        <w:t>.</w:t>
+      </w:r>
+      <w:r>
+        <w:rPr>
+          <w:rFonts w:ascii="Sakkal Majalla" w:hAnsi="Sakkal Majalla" w:cs="Sakkal Majalla" w:hint="cs"/>
+          <w:sz w:val="28"/>
+          <w:szCs w:val="28"/>
+          <w:rtl/>
+        </w:rPr>
+        <w:t xml:space="preserve"> </w:t>
+      </w:r>
+      <w:r>
+        <w:rPr>
+          <w:rFonts w:ascii="Sakkal Majalla" w:hAnsi="Sakkal Majalla" w:cs="Sakkal Majalla"/>
+          <w:sz w:val="28"/>
+          <w:szCs w:val="28"/>
+          <w:rtl/>
+        </w:rPr>
+        <w:t>–</w:t>
+      </w:r>
+      <w:r>
+        <w:rPr>
+          <w:rFonts w:ascii="Sakkal Majalla" w:hAnsi="Sakkal Majalla" w:cs="Sakkal Majalla" w:hint="cs"/>
+          <w:sz w:val="28"/>
+          <w:szCs w:val="28"/>
+          <w:rtl/>
+        </w:rPr>
+        <w:t xml:space="preserve"> </w:t>
+      </w:r>
+      <w:r>
+        <w:rPr>
+          <w:rFonts w:ascii="Sakkal Majalla" w:hAnsi="Sakkal Majalla" w:cs="Sakkal Majalla" w:hint="cs"/>
+          <w:sz w:val="28"/>
+          <w:szCs w:val="28"/>
+          <w:rtl/>
+        </w:rPr>
+        <w:t>ومع</w:t>
+      </w:r>
+      <w:r>
+        <w:rPr>
+          <w:rFonts w:ascii="Sakkal Majalla" w:hAnsi="Sakkal Majalla" w:cs="Sakkal Majalla"/>
+          <w:sz w:val="28"/>
+          <w:szCs w:val="28"/>
+          <w:rtl/>
+        </w:rPr>
+        <w:t xml:space="preserve"> </w:t>
+      </w:r>
+      <w:r>
+        <w:rPr>
+          <w:rFonts w:ascii="Sakkal Majalla" w:hAnsi="Sakkal Majalla" w:cs="Sakkal Majalla" w:hint="cs"/>
+          <w:sz w:val="28"/>
+          <w:szCs w:val="28"/>
+          <w:rtl/>
+        </w:rPr>
+        <w:t>ذلك،</w:t>
+      </w:r>
+      <w:r>
+        <w:rPr>
+          <w:rFonts w:ascii="Sakkal Majalla" w:hAnsi="Sakkal Majalla" w:cs="Sakkal Majalla"/>
+          <w:sz w:val="28"/>
+          <w:szCs w:val="28"/>
+          <w:rtl/>
+        </w:rPr>
+        <w:t xml:space="preserve"> </w:t>
+      </w:r>
+      <w:r>
+        <w:rPr>
+          <w:rFonts w:ascii="Sakkal Majalla" w:hAnsi="Sakkal Majalla" w:cs="Sakkal Majalla" w:hint="cs"/>
+          <w:sz w:val="28"/>
+          <w:szCs w:val="28"/>
+          <w:rtl/>
+        </w:rPr>
+        <w:t>عندما</w:t>
+      </w:r>
+      <w:r>
+        <w:rPr>
+          <w:rFonts w:ascii="Sakkal Majalla" w:hAnsi="Sakkal Majalla" w:cs="Sakkal Majalla"/>
+          <w:sz w:val="28"/>
+          <w:szCs w:val="28"/>
+          <w:rtl/>
+        </w:rPr>
+        <w:t xml:space="preserve"> </w:t>
+      </w:r>
+      <w:r>
+        <w:rPr>
+          <w:rFonts w:ascii="Sakkal Majalla" w:hAnsi="Sakkal Majalla" w:cs="Sakkal Majalla" w:hint="cs"/>
+          <w:sz w:val="28"/>
+          <w:szCs w:val="28"/>
+          <w:rtl/>
+        </w:rPr>
+        <w:t>يتعلق</w:t>
+      </w:r>
+      <w:r>
+        <w:rPr>
+          <w:rFonts w:ascii="Sakkal Majalla" w:hAnsi="Sakkal Majalla" w:cs="Sakkal Majalla"/>
+          <w:sz w:val="28"/>
+          <w:szCs w:val="28"/>
+          <w:rtl/>
+        </w:rPr>
+        <w:t xml:space="preserve"> </w:t>
+      </w:r>
+      <w:r>
+        <w:rPr>
+          <w:rFonts w:ascii="Sakkal Majalla" w:hAnsi="Sakkal Majalla" w:cs="Sakkal Majalla" w:hint="cs"/>
+          <w:sz w:val="28"/>
+          <w:szCs w:val="28"/>
+          <w:rtl/>
+        </w:rPr>
+        <w:t>الأمر</w:t>
+      </w:r>
+      <w:r>
+        <w:rPr>
+          <w:rFonts w:ascii="Sakkal Majalla" w:hAnsi="Sakkal Majalla" w:cs="Sakkal Majalla"/>
+          <w:sz w:val="28"/>
+          <w:szCs w:val="28"/>
+          <w:rtl/>
+        </w:rPr>
+        <w:t xml:space="preserve"> </w:t>
+      </w:r>
+      <w:r>
+        <w:rPr>
+          <w:rFonts w:ascii="Sakkal Majalla" w:hAnsi="Sakkal Majalla" w:cs="Sakkal Majalla" w:hint="cs"/>
+          <w:sz w:val="28"/>
+          <w:szCs w:val="28"/>
+          <w:rtl/>
+        </w:rPr>
+        <w:t>بخدمة</w:t>
+      </w:r>
+      <w:r>
+        <w:rPr>
+          <w:rFonts w:ascii="Sakkal Majalla" w:hAnsi="Sakkal Majalla" w:cs="Sakkal Majalla"/>
+          <w:sz w:val="28"/>
+          <w:szCs w:val="28"/>
+          <w:rtl/>
+        </w:rPr>
+        <w:t xml:space="preserve"> </w:t>
+      </w:r>
+      <w:r>
+        <w:rPr>
+          <w:rFonts w:ascii="Sakkal Majalla" w:hAnsi="Sakkal Majalla" w:cs="Sakkal Majalla" w:hint="cs"/>
+          <w:sz w:val="28"/>
+          <w:szCs w:val="28"/>
+          <w:rtl/>
+        </w:rPr>
+        <w:t>المسيح،</w:t>
+      </w:r>
+      <w:r>
+        <w:rPr>
+          <w:rFonts w:ascii="Sakkal Majalla" w:hAnsi="Sakkal Majalla" w:cs="Sakkal Majalla"/>
+          <w:sz w:val="28"/>
+          <w:szCs w:val="28"/>
+          <w:rtl/>
+        </w:rPr>
+        <w:t xml:space="preserve"> </w:t>
+      </w:r>
+      <w:r>
+        <w:rPr>
+          <w:rFonts w:ascii="Sakkal Majalla" w:hAnsi="Sakkal Majalla" w:cs="Sakkal Majalla" w:hint="cs"/>
+          <w:sz w:val="28"/>
+          <w:szCs w:val="28"/>
+          <w:rtl/>
+        </w:rPr>
+        <w:t>فإن</w:t>
+      </w:r>
+      <w:r>
+        <w:rPr>
+          <w:rFonts w:ascii="Sakkal Majalla" w:hAnsi="Sakkal Majalla" w:cs="Sakkal Majalla"/>
+          <w:sz w:val="28"/>
+          <w:szCs w:val="28"/>
+          <w:rtl/>
+        </w:rPr>
+        <w:t xml:space="preserve"> </w:t>
+      </w:r>
+      <w:r>
+        <w:rPr>
+          <w:rFonts w:ascii="Sakkal Majalla" w:hAnsi="Sakkal Majalla" w:cs="Sakkal Majalla" w:hint="cs"/>
+          <w:sz w:val="28"/>
+          <w:szCs w:val="28"/>
+          <w:rtl/>
+        </w:rPr>
+        <w:t>الأمر</w:t>
+      </w:r>
+      <w:r>
+        <w:rPr>
+          <w:rFonts w:ascii="Sakkal Majalla" w:hAnsi="Sakkal Majalla" w:cs="Sakkal Majalla"/>
+          <w:sz w:val="28"/>
+          <w:szCs w:val="28"/>
+          <w:rtl/>
+        </w:rPr>
+        <w:t xml:space="preserve"> </w:t>
+      </w:r>
+      <w:r>
+        <w:rPr>
+          <w:rFonts w:ascii="Sakkal Majalla" w:hAnsi="Sakkal Majalla" w:cs="Sakkal Majalla" w:hint="cs"/>
+          <w:sz w:val="28"/>
+          <w:szCs w:val="28"/>
+          <w:rtl/>
+        </w:rPr>
+        <w:t>يستحق</w:t>
+      </w:r>
+      <w:r>
+        <w:rPr>
+          <w:rFonts w:ascii="Sakkal Majalla" w:hAnsi="Sakkal Majalla" w:cs="Sakkal Majalla"/>
+          <w:sz w:val="28"/>
+          <w:szCs w:val="28"/>
+          <w:rtl/>
+        </w:rPr>
+        <w:t xml:space="preserve"> </w:t>
+      </w:r>
+      <w:r>
+        <w:rPr>
+          <w:rFonts w:ascii="Sakkal Majalla" w:hAnsi="Sakkal Majalla" w:cs="Sakkal Majalla" w:hint="cs"/>
+          <w:sz w:val="28"/>
+          <w:szCs w:val="28"/>
+          <w:rtl/>
+        </w:rPr>
+        <w:t>بالتأكيد</w:t>
+      </w:r>
+      <w:r>
+        <w:rPr>
+          <w:rFonts w:ascii="Sakkal Majalla" w:hAnsi="Sakkal Majalla" w:cs="Sakkal Majalla"/>
+          <w:sz w:val="28"/>
+          <w:szCs w:val="28"/>
+          <w:rtl/>
+        </w:rPr>
+        <w:t xml:space="preserve"> </w:t>
+      </w:r>
+      <w:r>
+        <w:rPr>
+          <w:rFonts w:ascii="Sakkal Majalla" w:hAnsi="Sakkal Majalla" w:cs="Sakkal Majalla" w:hint="cs"/>
+          <w:sz w:val="28"/>
+          <w:szCs w:val="28"/>
+          <w:rtl/>
+        </w:rPr>
+        <w:t>الجهد</w:t>
+      </w:r>
+      <w:r>
+        <w:rPr>
+          <w:rFonts w:ascii="Sakkal Majalla" w:hAnsi="Sakkal Majalla" w:cs="Sakkal Majalla"/>
+          <w:sz w:val="28"/>
+          <w:szCs w:val="28"/>
+          <w:rtl/>
+        </w:rPr>
+        <w:t xml:space="preserve"> </w:t>
+      </w:r>
+      <w:r>
+        <w:rPr>
+          <w:rFonts w:ascii="Sakkal Majalla" w:hAnsi="Sakkal Majalla" w:cs="Sakkal Majalla" w:hint="cs"/>
+          <w:sz w:val="28"/>
+          <w:szCs w:val="28"/>
+          <w:rtl/>
+        </w:rPr>
+        <w:t>للبقاء</w:t>
+      </w:r>
+      <w:r>
+        <w:rPr>
+          <w:rFonts w:ascii="Sakkal Majalla" w:hAnsi="Sakkal Majalla" w:cs="Sakkal Majalla"/>
+          <w:sz w:val="28"/>
+          <w:szCs w:val="28"/>
+          <w:rtl/>
+        </w:rPr>
+        <w:t xml:space="preserve"> </w:t>
+      </w:r>
+      <w:r>
+        <w:rPr>
+          <w:rFonts w:ascii="Sakkal Majalla" w:hAnsi="Sakkal Majalla" w:cs="Sakkal Majalla" w:hint="cs"/>
+          <w:sz w:val="28"/>
+          <w:szCs w:val="28"/>
+          <w:rtl/>
+        </w:rPr>
+        <w:t>هنا</w:t>
+      </w:r>
+      <w:r>
+        <w:rPr>
+          <w:rFonts w:ascii="Sakkal Majalla" w:hAnsi="Sakkal Majalla" w:cs="Sakkal Majalla" w:hint="cs"/>
+          <w:sz w:val="28"/>
+          <w:szCs w:val="28"/>
+          <w:rtl/>
+        </w:rPr>
+        <w:t xml:space="preserve"> (فيلبي 1: 21). كم حلو هو نصيبنا! "</w:t>
+      </w:r>
+      <w:r>
+        <w:rPr>
+          <w:rFonts w:ascii="Sakkal Majalla" w:hAnsi="Sakkal Majalla" w:cs="Sakkal Majalla" w:hint="cs"/>
+          <w:sz w:val="28"/>
+          <w:szCs w:val="28"/>
+          <w:rtl/>
+        </w:rPr>
+        <w:t>لأَنَّ</w:t>
+      </w:r>
+      <w:r>
+        <w:rPr>
+          <w:rFonts w:ascii="Sakkal Majalla" w:hAnsi="Sakkal Majalla" w:cs="Sakkal Majalla"/>
+          <w:sz w:val="28"/>
+          <w:szCs w:val="28"/>
+          <w:rtl/>
+        </w:rPr>
+        <w:t xml:space="preserve"> </w:t>
+      </w:r>
+      <w:r>
+        <w:rPr>
+          <w:rFonts w:ascii="Sakkal Majalla" w:hAnsi="Sakkal Majalla" w:cs="Sakkal Majalla" w:hint="cs"/>
+          <w:sz w:val="28"/>
+          <w:szCs w:val="28"/>
+          <w:rtl/>
+        </w:rPr>
+        <w:t>لِيَ</w:t>
+      </w:r>
+      <w:r>
+        <w:rPr>
+          <w:rFonts w:ascii="Sakkal Majalla" w:hAnsi="Sakkal Majalla" w:cs="Sakkal Majalla"/>
+          <w:sz w:val="28"/>
+          <w:szCs w:val="28"/>
+          <w:rtl/>
+        </w:rPr>
+        <w:t xml:space="preserve"> </w:t>
+      </w:r>
+      <w:r>
+        <w:rPr>
+          <w:rFonts w:ascii="Sakkal Majalla" w:hAnsi="Sakkal Majalla" w:cs="Sakkal Majalla" w:hint="cs"/>
+          <w:sz w:val="28"/>
+          <w:szCs w:val="28"/>
+          <w:rtl/>
+        </w:rPr>
+        <w:t>الْحَيَاةَ</w:t>
+      </w:r>
+      <w:r>
+        <w:rPr>
+          <w:rFonts w:ascii="Sakkal Majalla" w:hAnsi="Sakkal Majalla" w:cs="Sakkal Majalla"/>
+          <w:sz w:val="28"/>
+          <w:szCs w:val="28"/>
+          <w:rtl/>
+        </w:rPr>
+        <w:t xml:space="preserve"> </w:t>
+      </w:r>
+      <w:r>
+        <w:rPr>
+          <w:rFonts w:ascii="Sakkal Majalla" w:hAnsi="Sakkal Majalla" w:cs="Sakkal Majalla" w:hint="cs"/>
+          <w:sz w:val="28"/>
+          <w:szCs w:val="28"/>
+          <w:rtl/>
+        </w:rPr>
+        <w:t>هِيَ</w:t>
+      </w:r>
+      <w:r>
+        <w:rPr>
+          <w:rFonts w:ascii="Sakkal Majalla" w:hAnsi="Sakkal Majalla" w:cs="Sakkal Majalla"/>
+          <w:sz w:val="28"/>
+          <w:szCs w:val="28"/>
+          <w:rtl/>
+        </w:rPr>
+        <w:t xml:space="preserve"> </w:t>
+      </w:r>
+      <w:r>
+        <w:rPr>
+          <w:rFonts w:ascii="Sakkal Majalla" w:hAnsi="Sakkal Majalla" w:cs="Sakkal Majalla" w:hint="cs"/>
+          <w:sz w:val="28"/>
+          <w:szCs w:val="28"/>
+          <w:rtl/>
+        </w:rPr>
+        <w:t>الْمَسِيحُ</w:t>
+      </w:r>
+      <w:r>
+        <w:rPr>
+          <w:rFonts w:ascii="Sakkal Majalla" w:hAnsi="Sakkal Majalla" w:cs="Sakkal Majalla"/>
+          <w:sz w:val="28"/>
+          <w:szCs w:val="28"/>
+          <w:rtl/>
+        </w:rPr>
+        <w:t xml:space="preserve"> </w:t>
+      </w:r>
+      <w:r>
+        <w:rPr>
+          <w:rFonts w:ascii="Sakkal Majalla" w:hAnsi="Sakkal Majalla" w:cs="Sakkal Majalla" w:hint="cs"/>
+          <w:sz w:val="28"/>
+          <w:szCs w:val="28"/>
+          <w:rtl/>
+        </w:rPr>
+        <w:t>وَالْمَوْتُ</w:t>
+      </w:r>
+      <w:r>
+        <w:rPr>
+          <w:rFonts w:ascii="Sakkal Majalla" w:hAnsi="Sakkal Majalla" w:cs="Sakkal Majalla"/>
+          <w:sz w:val="28"/>
+          <w:szCs w:val="28"/>
+          <w:rtl/>
+        </w:rPr>
+        <w:t xml:space="preserve"> </w:t>
+      </w:r>
+      <w:r>
+        <w:rPr>
+          <w:rFonts w:ascii="Sakkal Majalla" w:hAnsi="Sakkal Majalla" w:cs="Sakkal Majalla" w:hint="cs"/>
+          <w:sz w:val="28"/>
+          <w:szCs w:val="28"/>
+          <w:rtl/>
+        </w:rPr>
+        <w:t>هُوَ</w:t>
+      </w:r>
+      <w:r>
+        <w:rPr>
+          <w:rFonts w:ascii="Sakkal Majalla" w:hAnsi="Sakkal Majalla" w:cs="Sakkal Majalla"/>
+          <w:sz w:val="28"/>
+          <w:szCs w:val="28"/>
+          <w:rtl/>
+        </w:rPr>
+        <w:t xml:space="preserve"> </w:t>
+      </w:r>
+      <w:r>
+        <w:rPr>
+          <w:rFonts w:ascii="Sakkal Majalla" w:hAnsi="Sakkal Majalla" w:cs="Sakkal Majalla" w:hint="cs"/>
+          <w:sz w:val="28"/>
+          <w:szCs w:val="28"/>
+          <w:rtl/>
+        </w:rPr>
+        <w:t>رِبْحٌ</w:t>
+      </w:r>
+      <w:r>
+        <w:rPr>
+          <w:rFonts w:ascii="Sakkal Majalla" w:hAnsi="Sakkal Majalla" w:cs="Sakkal Majalla"/>
+          <w:sz w:val="28"/>
+          <w:szCs w:val="28"/>
+          <w:rtl/>
+        </w:rPr>
+        <w:t>.</w:t>
+      </w:r>
+      <w:r>
+        <w:rPr>
+          <w:rFonts w:ascii="Sakkal Majalla" w:hAnsi="Sakkal Majalla" w:cs="Sakkal Majalla" w:hint="cs"/>
+          <w:sz w:val="28"/>
+          <w:szCs w:val="28"/>
+          <w:rtl/>
+        </w:rPr>
+        <w:t>" أنا أعتقد، بأن العدو يستخدم انعدام ال</w:t>
+      </w:r>
+      <w:bookmarkStart w:id="0" w:name="_GoBack"/>
+      <w:bookmarkEnd w:id="0"/>
+      <w:r>
+        <w:rPr>
+          <w:rFonts w:ascii="Sakkal Majalla" w:hAnsi="Sakkal Majalla" w:cs="Sakkal Majalla" w:hint="cs"/>
+          <w:sz w:val="28"/>
+          <w:szCs w:val="28"/>
+          <w:rtl/>
+        </w:rPr>
+        <w:t xml:space="preserve">تحرر لدى الكثير من المسيحيين ليبث فيهم الخوف من الموت، حتى </w:t>
+      </w:r>
+      <w:proofErr w:type="gramStart"/>
+      <w:r>
+        <w:rPr>
+          <w:rFonts w:ascii="Sakkal Majalla" w:hAnsi="Sakkal Majalla" w:cs="Sakkal Majalla" w:hint="cs"/>
+          <w:sz w:val="28"/>
+          <w:szCs w:val="28"/>
+          <w:rtl/>
+        </w:rPr>
+        <w:t>أنهم  وهم</w:t>
+      </w:r>
+      <w:proofErr w:type="gramEnd"/>
+      <w:r>
+        <w:rPr>
+          <w:rFonts w:ascii="Sakkal Majalla" w:hAnsi="Sakkal Majalla" w:cs="Sakkal Majalla" w:hint="cs"/>
+          <w:sz w:val="28"/>
+          <w:szCs w:val="28"/>
+          <w:rtl/>
+        </w:rPr>
+        <w:t xml:space="preserve"> جاعلين الموت يقودهم يعطون الأفضلية لتغير الأجساد (قارن 2: 14 </w:t>
+      </w:r>
+      <w:r>
+        <w:rPr>
+          <w:rFonts w:ascii="Sakkal Majalla" w:hAnsi="Sakkal Majalla" w:cs="Sakkal Majalla"/>
+          <w:sz w:val="28"/>
+          <w:szCs w:val="28"/>
+          <w:rtl/>
+        </w:rPr>
+        <w:t>–</w:t>
+      </w:r>
+      <w:r>
+        <w:rPr>
+          <w:rFonts w:ascii="Sakkal Majalla" w:hAnsi="Sakkal Majalla" w:cs="Sakkal Majalla" w:hint="cs"/>
+          <w:sz w:val="28"/>
+          <w:szCs w:val="28"/>
+          <w:rtl/>
+        </w:rPr>
+        <w:t xml:space="preserve"> 15)، في مثل هذا الحال من الضروري التشديد على الحق، بأن الموت هو ربح؛ وبأنه يحق لنا فعل ذلك هو في الواقع امتياز جدير بالتقدير.</w:t>
       </w:r>
     </w:p>
     <w:p>
       <w:pPr>
-        <w:pStyle w:val="ListParagraph"/>
-        <w:numPr>
-          <w:ilvl w:val="0"/>
-          <w:numId w:val="1"/>
-        </w:numPr>
+        <w:jc w:val="both"/>
+        <w:rPr>
+          <w:rFonts w:ascii="Sakkal Majalla" w:hAnsi="Sakkal Majalla" w:cs="Sakkal Majalla"/>
+          <w:sz w:val="28"/>
+          <w:szCs w:val="28"/>
+          <w:rtl/>
+        </w:rPr>
+      </w:pPr>
+      <w:r>
+        <w:rPr>
+          <w:rFonts w:ascii="Sakkal Majalla" w:hAnsi="Sakkal Majalla" w:cs="Sakkal Majalla" w:hint="cs"/>
+          <w:sz w:val="28"/>
+          <w:szCs w:val="28"/>
+          <w:rtl/>
+        </w:rPr>
+        <w:t>في فيلبي 3 يتمنى بولس بأن يتشبه بموت المسيح، سيده. هو يريد الوصول إلى المسيح المجيد؛ فإنه يريد الوصول إلى القيامة من بين الأموات. هو غير مهتم بالطريقة التي يصل بها إلى هناك؛ وكان ينبغي عليه أيضًا أن يجتاز، مثل المسيح، في الموت، فهذا لا يُعيق اشتياقه، بأن يصل إلى الهدف. هل فكرتم مرة فعلاً (جسميًا) بالامتياز أن تصلوا في نفس طريقة المسيح، أي بالموت ومن ثم بواسطة القيامة</w:t>
+      </w:r>
+      <w:r>
         <w:rPr>
           <w:rFonts w:hint="cs"/>
+          <w:rtl/>
+        </w:rPr>
+        <w:t xml:space="preserve"> </w:t>
+      </w:r>
+      <w:r>
+        <w:rPr>
+          <w:rFonts w:ascii="Sakkal Majalla" w:hAnsi="Sakkal Majalla" w:cs="Sakkal Majalla" w:hint="cs"/>
+          <w:sz w:val="28"/>
+          <w:szCs w:val="28"/>
+          <w:rtl/>
+        </w:rPr>
+        <w:t>إلى</w:t>
+      </w:r>
+      <w:r>
+        <w:rPr>
+          <w:rFonts w:ascii="Sakkal Majalla" w:hAnsi="Sakkal Majalla" w:cs="Sakkal Majalla"/>
+          <w:sz w:val="28"/>
+          <w:szCs w:val="28"/>
+          <w:rtl/>
+        </w:rPr>
+        <w:t xml:space="preserve"> </w:t>
+      </w:r>
+      <w:r>
+        <w:rPr>
+          <w:rFonts w:ascii="Sakkal Majalla" w:hAnsi="Sakkal Majalla" w:cs="Sakkal Majalla" w:hint="cs"/>
+          <w:sz w:val="28"/>
+          <w:szCs w:val="28"/>
+          <w:rtl/>
+        </w:rPr>
+        <w:t>المجد</w:t>
+      </w:r>
+      <w:r>
+        <w:rPr>
+          <w:rFonts w:ascii="Sakkal Majalla" w:hAnsi="Sakkal Majalla" w:cs="Sakkal Majalla"/>
+          <w:sz w:val="28"/>
+          <w:szCs w:val="28"/>
+          <w:rtl/>
+        </w:rPr>
+        <w:t xml:space="preserve"> </w:t>
+      </w:r>
+      <w:r>
+        <w:rPr>
+          <w:rFonts w:ascii="Sakkal Majalla" w:hAnsi="Sakkal Majalla" w:cs="Sakkal Majalla" w:hint="cs"/>
+          <w:sz w:val="28"/>
+          <w:szCs w:val="28"/>
+          <w:rtl/>
+        </w:rPr>
+        <w:t>شخصيًا</w:t>
+      </w:r>
+      <w:r>
+        <w:rPr>
+          <w:rFonts w:ascii="Sakkal Majalla" w:hAnsi="Sakkal Majalla" w:cs="Sakkal Majalla" w:hint="cs"/>
+          <w:sz w:val="28"/>
+          <w:szCs w:val="28"/>
+          <w:rtl/>
+        </w:rPr>
+        <w:t>؟</w:t>
+      </w:r>
+    </w:p>
+    <w:p>
+      <w:pPr>
+        <w:jc w:val="both"/>
+        <w:rPr>
+          <w:rFonts w:ascii="Sakkal Majalla" w:hAnsi="Sakkal Majalla" w:cs="Sakkal Majalla"/>
+          <w:sz w:val="28"/>
+          <w:szCs w:val="28"/>
+          <w:rtl/>
+          <w:lang w:val="de-DE"/>
         </w:rPr>
       </w:pPr>
       <w:r>
         <w:rPr>
-          <w:rFonts w:hint="cs"/>
-          <w:rtl/>
-        </w:rPr>
-        <w:t>ما هو حال الاجتماعات التي يُقام فيها</w:t>
-      </w:r>
-      <w:r>
-        <w:rPr>
-          <w:rFonts w:hint="cs"/>
-          <w:rtl/>
-        </w:rPr>
-        <w:t xml:space="preserve"> مناسبات راقصة أو ما شابه ذلك في العبادة لله؟ من دون أن أترك أي أثر لأحكام أحكم فيها بنفسي، إلا أني أعتقد بأن </w:t>
-      </w:r>
-      <w:r>
-        <w:rPr>
-          <w:rFonts w:hint="cs"/>
-          <w:rtl/>
-        </w:rPr>
-        <w:t>التسلية</w:t>
-      </w:r>
-      <w:r>
-        <w:rPr>
-          <w:rFonts w:hint="cs"/>
-          <w:rtl/>
-        </w:rPr>
-        <w:t xml:space="preserve"> هي الهدف الأساسي ومجد الله </w:t>
-      </w:r>
-      <w:r>
-        <w:rPr>
-          <w:rFonts w:hint="cs"/>
-          <w:rtl/>
-        </w:rPr>
-        <w:t>سيكون له مكانه الأخير. في كثير من الأحيان يذهب الكثير من غير المؤمنين إلى هذه الاجتماعات فقط لأجل هذه المناسبات وليس لهم أية علاقة حقيقية بالله. أفليس لهذا السبب نُخطئ الهدف؟ فما يجب فعله هو الإتيان بغير المؤمنين إلى الله، وعلى المؤمنين أن ينموا في الإيمان: هكذا يعمل الاجتماع</w:t>
-      </w:r>
-      <w:r>
-        <w:rPr>
-          <w:rtl/>
-        </w:rPr>
-        <w:t xml:space="preserve"> </w:t>
-      </w:r>
-      <w:r>
-        <w:rPr>
-          <w:rtl/>
-        </w:rPr>
-        <w:t>عمليًا</w:t>
-      </w:r>
-      <w:r>
-        <w:rPr>
-          <w:rFonts w:hint="cs"/>
-          <w:rtl/>
+          <w:rFonts w:ascii="Sakkal Majalla" w:hAnsi="Sakkal Majalla" w:cs="Sakkal Majalla" w:hint="cs"/>
+          <w:sz w:val="28"/>
+          <w:szCs w:val="28"/>
+          <w:rtl/>
+        </w:rPr>
+        <w:t>كما و</w:t>
+      </w:r>
+      <w:r>
+        <w:rPr>
+          <w:rFonts w:ascii="Sakkal Majalla" w:hAnsi="Sakkal Majalla" w:cs="Sakkal Majalla" w:hint="cs"/>
+          <w:sz w:val="28"/>
+          <w:szCs w:val="28"/>
+          <w:rtl/>
+        </w:rPr>
+        <w:t>يجب</w:t>
+      </w:r>
+      <w:r>
+        <w:rPr>
+          <w:rFonts w:ascii="Sakkal Majalla" w:hAnsi="Sakkal Majalla" w:cs="Sakkal Majalla"/>
+          <w:sz w:val="28"/>
+          <w:szCs w:val="28"/>
+          <w:rtl/>
+        </w:rPr>
+        <w:t xml:space="preserve"> </w:t>
+      </w:r>
+      <w:r>
+        <w:rPr>
+          <w:rFonts w:ascii="Sakkal Majalla" w:hAnsi="Sakkal Majalla" w:cs="Sakkal Majalla" w:hint="cs"/>
+          <w:sz w:val="28"/>
+          <w:szCs w:val="28"/>
+          <w:rtl/>
+        </w:rPr>
+        <w:t>التأكيد</w:t>
+      </w:r>
+      <w:r>
+        <w:rPr>
+          <w:rFonts w:ascii="Sakkal Majalla" w:hAnsi="Sakkal Majalla" w:cs="Sakkal Majalla"/>
+          <w:sz w:val="28"/>
+          <w:szCs w:val="28"/>
+          <w:rtl/>
+        </w:rPr>
+        <w:t xml:space="preserve"> </w:t>
+      </w:r>
+      <w:r>
+        <w:rPr>
+          <w:rFonts w:ascii="Sakkal Majalla" w:hAnsi="Sakkal Majalla" w:cs="Sakkal Majalla" w:hint="cs"/>
+          <w:sz w:val="28"/>
+          <w:szCs w:val="28"/>
+          <w:rtl/>
+        </w:rPr>
+        <w:t>على</w:t>
+      </w:r>
+      <w:r>
+        <w:rPr>
+          <w:rFonts w:ascii="Sakkal Majalla" w:hAnsi="Sakkal Majalla" w:cs="Sakkal Majalla"/>
+          <w:sz w:val="28"/>
+          <w:szCs w:val="28"/>
+          <w:rtl/>
+        </w:rPr>
+        <w:t xml:space="preserve"> </w:t>
+      </w:r>
+      <w:r>
+        <w:rPr>
+          <w:rFonts w:ascii="Sakkal Majalla" w:hAnsi="Sakkal Majalla" w:cs="Sakkal Majalla" w:hint="cs"/>
+          <w:sz w:val="28"/>
+          <w:szCs w:val="28"/>
+          <w:rtl/>
+        </w:rPr>
+        <w:t>ما</w:t>
+      </w:r>
+      <w:r>
+        <w:rPr>
+          <w:rFonts w:ascii="Sakkal Majalla" w:hAnsi="Sakkal Majalla" w:cs="Sakkal Majalla"/>
+          <w:sz w:val="28"/>
+          <w:szCs w:val="28"/>
+          <w:rtl/>
+        </w:rPr>
+        <w:t xml:space="preserve"> </w:t>
+      </w:r>
+      <w:r>
+        <w:rPr>
+          <w:rFonts w:ascii="Sakkal Majalla" w:hAnsi="Sakkal Majalla" w:cs="Sakkal Majalla" w:hint="cs"/>
+          <w:sz w:val="28"/>
+          <w:szCs w:val="28"/>
+          <w:rtl/>
+        </w:rPr>
+        <w:t>يلي</w:t>
+      </w:r>
+      <w:r>
+        <w:rPr>
+          <w:rFonts w:ascii="Sakkal Majalla" w:hAnsi="Sakkal Majalla" w:cs="Sakkal Majalla"/>
+          <w:sz w:val="28"/>
+          <w:szCs w:val="28"/>
+          <w:rtl/>
+        </w:rPr>
+        <w:t>:</w:t>
+      </w:r>
+      <w:r>
+        <w:rPr>
+          <w:rFonts w:ascii="Sakkal Majalla" w:hAnsi="Sakkal Majalla" w:cs="Sakkal Majalla" w:hint="cs"/>
+          <w:sz w:val="28"/>
+          <w:szCs w:val="28"/>
+          <w:rtl/>
+        </w:rPr>
+        <w:t xml:space="preserve"> إن سرنا مع الرب وكنا مكشوفين أمام الله، حتى أنه في تلك اللحظة ل</w:t>
+      </w:r>
+      <w:r>
+        <w:rPr>
+          <w:rFonts w:ascii="Sakkal Majalla" w:hAnsi="Sakkal Majalla" w:cs="Sakkal Majalla" w:hint="cs"/>
+          <w:sz w:val="28"/>
+          <w:szCs w:val="28"/>
+          <w:rtl/>
+        </w:rPr>
+        <w:t xml:space="preserve">م يتبقى أمر ينبغي تسويته، عندها نختبر ما يكونه يسوع، والذي لا يمكن أن نجتازه أو نفهمه إن لم نجتز في الموت ومن بعد هذا الاختبار الحلو الأخير نكون معه. هل من الممكن أن يكون هناك أمر أحلى لنا شخصيًا من هذا ونرجوه؟ </w:t>
+      </w:r>
+      <w:r>
+        <w:rPr>
+          <w:rFonts w:ascii="Sakkal Majalla" w:hAnsi="Sakkal Majalla" w:cs="Sakkal Majalla" w:hint="cs"/>
+          <w:sz w:val="28"/>
+          <w:szCs w:val="28"/>
+          <w:rtl/>
+        </w:rPr>
+        <w:t>ولأن</w:t>
+      </w:r>
+      <w:r>
+        <w:rPr>
+          <w:rFonts w:ascii="Sakkal Majalla" w:hAnsi="Sakkal Majalla" w:cs="Sakkal Majalla"/>
+          <w:sz w:val="28"/>
+          <w:szCs w:val="28"/>
+          <w:rtl/>
+        </w:rPr>
+        <w:t xml:space="preserve"> </w:t>
+      </w:r>
+      <w:r>
+        <w:rPr>
+          <w:rFonts w:ascii="Sakkal Majalla" w:hAnsi="Sakkal Majalla" w:cs="Sakkal Majalla" w:hint="cs"/>
+          <w:sz w:val="28"/>
+          <w:szCs w:val="28"/>
+          <w:rtl/>
+        </w:rPr>
+        <w:t>العديد</w:t>
+      </w:r>
+      <w:r>
+        <w:rPr>
+          <w:rFonts w:ascii="Sakkal Majalla" w:hAnsi="Sakkal Majalla" w:cs="Sakkal Majalla"/>
+          <w:sz w:val="28"/>
+          <w:szCs w:val="28"/>
+          <w:rtl/>
+        </w:rPr>
+        <w:t xml:space="preserve"> </w:t>
+      </w:r>
+      <w:r>
+        <w:rPr>
+          <w:rFonts w:ascii="Sakkal Majalla" w:hAnsi="Sakkal Majalla" w:cs="Sakkal Majalla" w:hint="cs"/>
+          <w:sz w:val="28"/>
+          <w:szCs w:val="28"/>
+          <w:rtl/>
+        </w:rPr>
+        <w:t>من</w:t>
+      </w:r>
+      <w:r>
+        <w:rPr>
+          <w:rFonts w:ascii="Sakkal Majalla" w:hAnsi="Sakkal Majalla" w:cs="Sakkal Majalla"/>
+          <w:sz w:val="28"/>
+          <w:szCs w:val="28"/>
+          <w:rtl/>
+        </w:rPr>
+        <w:t xml:space="preserve"> </w:t>
+      </w:r>
+      <w:r>
+        <w:rPr>
+          <w:rFonts w:ascii="Sakkal Majalla" w:hAnsi="Sakkal Majalla" w:cs="Sakkal Majalla" w:hint="cs"/>
+          <w:sz w:val="28"/>
+          <w:szCs w:val="28"/>
+          <w:rtl/>
+        </w:rPr>
+        <w:t>النفوس</w:t>
+      </w:r>
+      <w:r>
+        <w:rPr>
+          <w:rFonts w:ascii="Sakkal Majalla" w:hAnsi="Sakkal Majalla" w:cs="Sakkal Majalla"/>
+          <w:sz w:val="28"/>
+          <w:szCs w:val="28"/>
+          <w:rtl/>
+        </w:rPr>
+        <w:t xml:space="preserve"> </w:t>
+      </w:r>
+      <w:r>
+        <w:rPr>
+          <w:rFonts w:ascii="Sakkal Majalla" w:hAnsi="Sakkal Majalla" w:cs="Sakkal Majalla" w:hint="cs"/>
+          <w:sz w:val="28"/>
+          <w:szCs w:val="28"/>
+          <w:rtl/>
+        </w:rPr>
+        <w:t>تستعيد في ذاكرتها</w:t>
+      </w:r>
+      <w:r>
+        <w:rPr>
+          <w:rFonts w:ascii="Sakkal Majalla" w:hAnsi="Sakkal Majalla" w:cs="Sakkal Majalla"/>
+          <w:sz w:val="28"/>
+          <w:szCs w:val="28"/>
+          <w:rtl/>
+        </w:rPr>
+        <w:t xml:space="preserve"> </w:t>
+      </w:r>
+      <w:r>
+        <w:rPr>
+          <w:rFonts w:ascii="Sakkal Majalla" w:hAnsi="Sakkal Majalla" w:cs="Sakkal Majalla" w:hint="cs"/>
+          <w:sz w:val="28"/>
+          <w:szCs w:val="28"/>
+          <w:rtl/>
+        </w:rPr>
+        <w:t>بفكرة</w:t>
+      </w:r>
+      <w:r>
+        <w:rPr>
+          <w:rFonts w:ascii="Sakkal Majalla" w:hAnsi="Sakkal Majalla" w:cs="Sakkal Majalla"/>
+          <w:sz w:val="28"/>
+          <w:szCs w:val="28"/>
+          <w:rtl/>
+        </w:rPr>
+        <w:t xml:space="preserve"> </w:t>
+      </w:r>
+      <w:r>
+        <w:rPr>
+          <w:rFonts w:ascii="Sakkal Majalla" w:hAnsi="Sakkal Majalla" w:cs="Sakkal Majalla" w:hint="cs"/>
+          <w:sz w:val="28"/>
+          <w:szCs w:val="28"/>
+          <w:rtl/>
+        </w:rPr>
+        <w:t>الموت</w:t>
+      </w:r>
+      <w:r>
+        <w:rPr>
+          <w:rFonts w:ascii="Sakkal Majalla" w:hAnsi="Sakkal Majalla" w:cs="Sakkal Majalla"/>
+          <w:sz w:val="28"/>
+          <w:szCs w:val="28"/>
+          <w:rtl/>
+        </w:rPr>
+        <w:t xml:space="preserve"> </w:t>
+      </w:r>
+      <w:r>
+        <w:rPr>
+          <w:rFonts w:ascii="Sakkal Majalla" w:hAnsi="Sakkal Majalla" w:cs="Sakkal Majalla" w:hint="cs"/>
+          <w:sz w:val="28"/>
+          <w:szCs w:val="28"/>
+          <w:rtl/>
+        </w:rPr>
+        <w:t>الأمراض</w:t>
+      </w:r>
+      <w:r>
+        <w:rPr>
+          <w:rFonts w:ascii="Sakkal Majalla" w:hAnsi="Sakkal Majalla" w:cs="Sakkal Majalla"/>
+          <w:sz w:val="28"/>
+          <w:szCs w:val="28"/>
+          <w:rtl/>
+        </w:rPr>
+        <w:t xml:space="preserve"> </w:t>
+      </w:r>
+      <w:r>
+        <w:rPr>
+          <w:rFonts w:ascii="Sakkal Majalla" w:hAnsi="Sakkal Majalla" w:cs="Sakkal Majalla" w:hint="cs"/>
+          <w:sz w:val="28"/>
+          <w:szCs w:val="28"/>
+          <w:rtl/>
+        </w:rPr>
+        <w:t>الجسدية</w:t>
+      </w:r>
+      <w:r>
+        <w:rPr>
+          <w:rFonts w:ascii="Sakkal Majalla" w:hAnsi="Sakkal Majalla" w:cs="Sakkal Majalla"/>
+          <w:sz w:val="28"/>
+          <w:szCs w:val="28"/>
+          <w:rtl/>
+        </w:rPr>
+        <w:t xml:space="preserve"> </w:t>
+      </w:r>
+      <w:r>
+        <w:rPr>
+          <w:rFonts w:ascii="Sakkal Majalla" w:hAnsi="Sakkal Majalla" w:cs="Sakkal Majalla" w:hint="cs"/>
+          <w:sz w:val="28"/>
+          <w:szCs w:val="28"/>
+          <w:rtl/>
+        </w:rPr>
+        <w:t>التي</w:t>
+      </w:r>
+      <w:r>
+        <w:rPr>
+          <w:rFonts w:ascii="Sakkal Majalla" w:hAnsi="Sakkal Majalla" w:cs="Sakkal Majalla"/>
+          <w:sz w:val="28"/>
+          <w:szCs w:val="28"/>
+          <w:rtl/>
+        </w:rPr>
+        <w:t xml:space="preserve"> </w:t>
+      </w:r>
+      <w:r>
+        <w:rPr>
+          <w:rFonts w:ascii="Sakkal Majalla" w:hAnsi="Sakkal Majalla" w:cs="Sakkal Majalla" w:hint="cs"/>
+          <w:sz w:val="28"/>
+          <w:szCs w:val="28"/>
+          <w:rtl/>
+        </w:rPr>
+        <w:t>عادة</w:t>
+      </w:r>
+      <w:r>
+        <w:rPr>
+          <w:rFonts w:ascii="Sakkal Majalla" w:hAnsi="Sakkal Majalla" w:cs="Sakkal Majalla"/>
+          <w:sz w:val="28"/>
+          <w:szCs w:val="28"/>
+          <w:rtl/>
+        </w:rPr>
+        <w:t xml:space="preserve"> </w:t>
+      </w:r>
+      <w:r>
+        <w:rPr>
+          <w:rFonts w:ascii="Sakkal Majalla" w:hAnsi="Sakkal Majalla" w:cs="Sakkal Majalla" w:hint="cs"/>
+          <w:sz w:val="28"/>
+          <w:szCs w:val="28"/>
+          <w:rtl/>
+        </w:rPr>
+        <w:t>ما</w:t>
+      </w:r>
+      <w:r>
+        <w:rPr>
+          <w:rFonts w:ascii="Sakkal Majalla" w:hAnsi="Sakkal Majalla" w:cs="Sakkal Majalla"/>
+          <w:sz w:val="28"/>
+          <w:szCs w:val="28"/>
+          <w:rtl/>
+        </w:rPr>
+        <w:t xml:space="preserve"> </w:t>
+      </w:r>
+      <w:r>
+        <w:rPr>
+          <w:rFonts w:ascii="Sakkal Majalla" w:hAnsi="Sakkal Majalla" w:cs="Sakkal Majalla" w:hint="cs"/>
+          <w:sz w:val="28"/>
+          <w:szCs w:val="28"/>
+          <w:rtl/>
+        </w:rPr>
+        <w:t>تسبق</w:t>
+      </w:r>
+      <w:r>
+        <w:rPr>
+          <w:rFonts w:ascii="Sakkal Majalla" w:hAnsi="Sakkal Majalla" w:cs="Sakkal Majalla" w:hint="cs"/>
+          <w:sz w:val="28"/>
+          <w:szCs w:val="28"/>
+          <w:rtl/>
+        </w:rPr>
+        <w:t xml:space="preserve"> الرقاد</w:t>
+      </w:r>
+      <w:r>
+        <w:rPr>
+          <w:rFonts w:ascii="Sakkal Majalla" w:hAnsi="Sakkal Majalla" w:cs="Sakkal Majalla"/>
+          <w:sz w:val="28"/>
+          <w:szCs w:val="28"/>
+          <w:rtl/>
+        </w:rPr>
+        <w:t xml:space="preserve"> </w:t>
+      </w:r>
+      <w:r>
+        <w:rPr>
+          <w:rFonts w:ascii="Sakkal Majalla" w:hAnsi="Sakkal Majalla" w:cs="Sakkal Majalla" w:hint="cs"/>
+          <w:sz w:val="28"/>
+          <w:szCs w:val="28"/>
+          <w:rtl/>
+        </w:rPr>
+        <w:t>(</w:t>
+      </w:r>
+      <w:r>
+        <w:rPr>
+          <w:rFonts w:ascii="Sakkal Majalla" w:hAnsi="Sakkal Majalla" w:cs="Sakkal Majalla" w:hint="cs"/>
+          <w:sz w:val="28"/>
+          <w:szCs w:val="28"/>
+          <w:rtl/>
+        </w:rPr>
+        <w:t>العودة</w:t>
+      </w:r>
+      <w:r>
+        <w:rPr>
+          <w:rFonts w:ascii="Sakkal Majalla" w:hAnsi="Sakkal Majalla" w:cs="Sakkal Majalla"/>
+          <w:sz w:val="28"/>
+          <w:szCs w:val="28"/>
+          <w:rtl/>
+        </w:rPr>
+        <w:t xml:space="preserve"> </w:t>
+      </w:r>
+      <w:r>
+        <w:rPr>
+          <w:rFonts w:ascii="Sakkal Majalla" w:hAnsi="Sakkal Majalla" w:cs="Sakkal Majalla" w:hint="cs"/>
+          <w:sz w:val="28"/>
+          <w:szCs w:val="28"/>
+          <w:rtl/>
+        </w:rPr>
+        <w:t>للوطن</w:t>
+      </w:r>
+      <w:r>
+        <w:rPr>
+          <w:rFonts w:ascii="Sakkal Majalla" w:hAnsi="Sakkal Majalla" w:cs="Sakkal Majalla" w:hint="cs"/>
+          <w:sz w:val="28"/>
+          <w:szCs w:val="28"/>
+          <w:rtl/>
+        </w:rPr>
+        <w:t>)</w:t>
+      </w:r>
+      <w:r>
+        <w:rPr>
+          <w:rFonts w:ascii="Sakkal Majalla" w:hAnsi="Sakkal Majalla" w:cs="Sakkal Majalla" w:hint="cs"/>
+          <w:sz w:val="28"/>
+          <w:szCs w:val="28"/>
+          <w:rtl/>
+        </w:rPr>
+        <w:t>،</w:t>
+      </w:r>
+      <w:r>
+        <w:rPr>
+          <w:rFonts w:ascii="Sakkal Majalla" w:hAnsi="Sakkal Majalla" w:cs="Sakkal Majalla"/>
+          <w:sz w:val="28"/>
+          <w:szCs w:val="28"/>
+          <w:rtl/>
+        </w:rPr>
+        <w:t xml:space="preserve"> </w:t>
+      </w:r>
+      <w:r>
+        <w:rPr>
+          <w:rFonts w:ascii="Sakkal Majalla" w:hAnsi="Sakkal Majalla" w:cs="Sakkal Majalla" w:hint="cs"/>
+          <w:sz w:val="28"/>
+          <w:szCs w:val="28"/>
+          <w:rtl/>
+        </w:rPr>
+        <w:t>وكذلك</w:t>
+      </w:r>
+      <w:r>
+        <w:rPr>
+          <w:rFonts w:ascii="Sakkal Majalla" w:hAnsi="Sakkal Majalla" w:cs="Sakkal Majalla"/>
+          <w:sz w:val="28"/>
+          <w:szCs w:val="28"/>
+          <w:rtl/>
+        </w:rPr>
+        <w:t xml:space="preserve"> </w:t>
+      </w:r>
+      <w:r>
+        <w:rPr>
+          <w:rFonts w:ascii="Sakkal Majalla" w:hAnsi="Sakkal Majalla" w:cs="Sakkal Majalla" w:hint="cs"/>
+          <w:sz w:val="28"/>
+          <w:szCs w:val="28"/>
+          <w:rtl/>
+        </w:rPr>
+        <w:t>الظروف</w:t>
+      </w:r>
+      <w:r>
+        <w:rPr>
+          <w:rFonts w:ascii="Sakkal Majalla" w:hAnsi="Sakkal Majalla" w:cs="Sakkal Majalla"/>
+          <w:sz w:val="28"/>
+          <w:szCs w:val="28"/>
+          <w:rtl/>
+        </w:rPr>
+        <w:t xml:space="preserve"> </w:t>
+      </w:r>
+      <w:r>
+        <w:rPr>
+          <w:rFonts w:ascii="Sakkal Majalla" w:hAnsi="Sakkal Majalla" w:cs="Sakkal Majalla" w:hint="cs"/>
+          <w:sz w:val="28"/>
+          <w:szCs w:val="28"/>
+          <w:rtl/>
+        </w:rPr>
+        <w:t>الصعبة</w:t>
+      </w:r>
+      <w:r>
+        <w:rPr>
+          <w:rFonts w:ascii="Sakkal Majalla" w:hAnsi="Sakkal Majalla" w:cs="Sakkal Majalla"/>
+          <w:sz w:val="28"/>
+          <w:szCs w:val="28"/>
+          <w:rtl/>
+        </w:rPr>
+        <w:t xml:space="preserve"> </w:t>
+      </w:r>
+      <w:r>
+        <w:rPr>
+          <w:rFonts w:ascii="Sakkal Majalla" w:hAnsi="Sakkal Majalla" w:cs="Sakkal Majalla" w:hint="cs"/>
+          <w:sz w:val="28"/>
+          <w:szCs w:val="28"/>
+          <w:rtl/>
+        </w:rPr>
+        <w:t>التي</w:t>
+      </w:r>
+      <w:r>
+        <w:rPr>
+          <w:rFonts w:ascii="Sakkal Majalla" w:hAnsi="Sakkal Majalla" w:cs="Sakkal Majalla"/>
+          <w:sz w:val="28"/>
+          <w:szCs w:val="28"/>
+          <w:rtl/>
+        </w:rPr>
+        <w:t xml:space="preserve"> </w:t>
+      </w:r>
+      <w:r>
+        <w:rPr>
+          <w:rFonts w:ascii="Sakkal Majalla" w:hAnsi="Sakkal Majalla" w:cs="Sakkal Majalla" w:hint="cs"/>
+          <w:sz w:val="28"/>
+          <w:szCs w:val="28"/>
+          <w:rtl/>
+        </w:rPr>
+        <w:t>غالباً</w:t>
+      </w:r>
+      <w:r>
+        <w:rPr>
+          <w:rFonts w:ascii="Sakkal Majalla" w:hAnsi="Sakkal Majalla" w:cs="Sakkal Majalla"/>
+          <w:sz w:val="28"/>
+          <w:szCs w:val="28"/>
+          <w:rtl/>
+        </w:rPr>
+        <w:t xml:space="preserve"> </w:t>
+      </w:r>
+      <w:r>
+        <w:rPr>
+          <w:rFonts w:ascii="Sakkal Majalla" w:hAnsi="Sakkal Majalla" w:cs="Sakkal Majalla" w:hint="cs"/>
+          <w:sz w:val="28"/>
+          <w:szCs w:val="28"/>
+          <w:rtl/>
+        </w:rPr>
+        <w:t>ما</w:t>
+      </w:r>
+      <w:r>
+        <w:rPr>
+          <w:rFonts w:ascii="Sakkal Majalla" w:hAnsi="Sakkal Majalla" w:cs="Sakkal Majalla"/>
+          <w:sz w:val="28"/>
+          <w:szCs w:val="28"/>
+          <w:rtl/>
+        </w:rPr>
+        <w:t xml:space="preserve"> </w:t>
+      </w:r>
+      <w:r>
+        <w:rPr>
+          <w:rFonts w:ascii="Sakkal Majalla" w:hAnsi="Sakkal Majalla" w:cs="Sakkal Majalla" w:hint="cs"/>
+          <w:sz w:val="28"/>
+          <w:szCs w:val="28"/>
+          <w:rtl/>
+        </w:rPr>
+        <w:t>ترافق</w:t>
+      </w:r>
+      <w:r>
+        <w:rPr>
+          <w:rFonts w:ascii="Sakkal Majalla" w:hAnsi="Sakkal Majalla" w:cs="Sakkal Majalla" w:hint="cs"/>
+          <w:sz w:val="28"/>
+          <w:szCs w:val="28"/>
+          <w:rtl/>
+        </w:rPr>
+        <w:t>ه لأجل الباقين</w:t>
+      </w:r>
+      <w:r>
+        <w:rPr>
+          <w:rFonts w:ascii="Sakkal Majalla" w:hAnsi="Sakkal Majalla" w:cs="Sakkal Majalla" w:hint="cs"/>
+          <w:sz w:val="28"/>
+          <w:szCs w:val="28"/>
+          <w:rtl/>
+        </w:rPr>
+        <w:t>،</w:t>
+      </w:r>
+      <w:r>
+        <w:rPr>
+          <w:rFonts w:ascii="Sakkal Majalla" w:hAnsi="Sakkal Majalla" w:cs="Sakkal Majalla"/>
+          <w:sz w:val="28"/>
+          <w:szCs w:val="28"/>
+          <w:rtl/>
+        </w:rPr>
+        <w:t xml:space="preserve"> </w:t>
+      </w:r>
+      <w:r>
+        <w:rPr>
+          <w:rFonts w:ascii="Sakkal Majalla" w:hAnsi="Sakkal Majalla" w:cs="Sakkal Majalla" w:hint="cs"/>
+          <w:sz w:val="28"/>
+          <w:szCs w:val="28"/>
+          <w:rtl/>
+        </w:rPr>
+        <w:t>فمن</w:t>
+      </w:r>
+      <w:r>
+        <w:rPr>
+          <w:rFonts w:ascii="Sakkal Majalla" w:hAnsi="Sakkal Majalla" w:cs="Sakkal Majalla"/>
+          <w:sz w:val="28"/>
+          <w:szCs w:val="28"/>
+          <w:rtl/>
+        </w:rPr>
+        <w:t xml:space="preserve"> </w:t>
+      </w:r>
+      <w:r>
+        <w:rPr>
+          <w:rFonts w:ascii="Sakkal Majalla" w:hAnsi="Sakkal Majalla" w:cs="Sakkal Majalla" w:hint="cs"/>
+          <w:sz w:val="28"/>
+          <w:szCs w:val="28"/>
+          <w:rtl/>
+        </w:rPr>
+        <w:t>الضروري</w:t>
+      </w:r>
+      <w:r>
+        <w:rPr>
+          <w:rFonts w:ascii="Sakkal Majalla" w:hAnsi="Sakkal Majalla" w:cs="Sakkal Majalla"/>
+          <w:sz w:val="28"/>
+          <w:szCs w:val="28"/>
+          <w:rtl/>
+        </w:rPr>
+        <w:t xml:space="preserve"> </w:t>
+      </w:r>
+      <w:r>
+        <w:rPr>
+          <w:rFonts w:ascii="Sakkal Majalla" w:hAnsi="Sakkal Majalla" w:cs="Sakkal Majalla" w:hint="cs"/>
+          <w:sz w:val="28"/>
+          <w:szCs w:val="28"/>
+          <w:rtl/>
+        </w:rPr>
+        <w:t>التركيز</w:t>
+      </w:r>
+      <w:r>
+        <w:rPr>
+          <w:rFonts w:ascii="Sakkal Majalla" w:hAnsi="Sakkal Majalla" w:cs="Sakkal Majalla"/>
+          <w:sz w:val="28"/>
+          <w:szCs w:val="28"/>
+          <w:rtl/>
+        </w:rPr>
+        <w:t xml:space="preserve"> </w:t>
+      </w:r>
+      <w:r>
+        <w:rPr>
+          <w:rFonts w:ascii="Sakkal Majalla" w:hAnsi="Sakkal Majalla" w:cs="Sakkal Majalla" w:hint="cs"/>
+          <w:sz w:val="28"/>
+          <w:szCs w:val="28"/>
+          <w:rtl/>
+        </w:rPr>
+        <w:t>بشكل</w:t>
+      </w:r>
+      <w:r>
+        <w:rPr>
+          <w:rFonts w:ascii="Sakkal Majalla" w:hAnsi="Sakkal Majalla" w:cs="Sakkal Majalla"/>
+          <w:sz w:val="28"/>
+          <w:szCs w:val="28"/>
+          <w:rtl/>
+        </w:rPr>
+        <w:t xml:space="preserve"> </w:t>
+      </w:r>
+      <w:r>
+        <w:rPr>
+          <w:rFonts w:ascii="Sakkal Majalla" w:hAnsi="Sakkal Majalla" w:cs="Sakkal Majalla" w:hint="cs"/>
+          <w:sz w:val="28"/>
+          <w:szCs w:val="28"/>
+          <w:rtl/>
+        </w:rPr>
+        <w:t>خاص</w:t>
+      </w:r>
+      <w:r>
+        <w:rPr>
+          <w:rFonts w:ascii="Sakkal Majalla" w:hAnsi="Sakkal Majalla" w:cs="Sakkal Majalla"/>
+          <w:sz w:val="28"/>
+          <w:szCs w:val="28"/>
+          <w:rtl/>
+        </w:rPr>
+        <w:t xml:space="preserve"> </w:t>
+      </w:r>
+      <w:r>
+        <w:rPr>
+          <w:rFonts w:ascii="Sakkal Majalla" w:hAnsi="Sakkal Majalla" w:cs="Sakkal Majalla" w:hint="cs"/>
+          <w:sz w:val="28"/>
+          <w:szCs w:val="28"/>
+          <w:rtl/>
+        </w:rPr>
+        <w:t>عل</w:t>
+      </w:r>
+      <w:r>
+        <w:rPr>
+          <w:rFonts w:ascii="Sakkal Majalla" w:hAnsi="Sakkal Majalla" w:cs="Sakkal Majalla" w:hint="cs"/>
+          <w:sz w:val="28"/>
+          <w:szCs w:val="28"/>
+          <w:rtl/>
+        </w:rPr>
+        <w:t>ى</w:t>
+      </w:r>
+      <w:r>
+        <w:rPr>
+          <w:rFonts w:ascii="Sakkal Majalla" w:hAnsi="Sakkal Majalla" w:cs="Sakkal Majalla"/>
+          <w:sz w:val="28"/>
+          <w:szCs w:val="28"/>
+          <w:rtl/>
+        </w:rPr>
+        <w:t xml:space="preserve"> </w:t>
+      </w:r>
+      <w:r>
+        <w:rPr>
+          <w:rFonts w:ascii="Sakkal Majalla" w:hAnsi="Sakkal Majalla" w:cs="Sakkal Majalla" w:hint="cs"/>
+          <w:sz w:val="28"/>
+          <w:szCs w:val="28"/>
+          <w:rtl/>
+        </w:rPr>
+        <w:t>الربح</w:t>
+      </w:r>
+      <w:r>
+        <w:rPr>
+          <w:rFonts w:ascii="Sakkal Majalla" w:hAnsi="Sakkal Majalla" w:cs="Sakkal Majalla"/>
+          <w:sz w:val="28"/>
+          <w:szCs w:val="28"/>
+          <w:rtl/>
+        </w:rPr>
+        <w:t xml:space="preserve"> </w:t>
+      </w:r>
+      <w:r>
+        <w:rPr>
+          <w:rFonts w:ascii="Sakkal Majalla" w:hAnsi="Sakkal Majalla" w:cs="Sakkal Majalla" w:hint="cs"/>
+          <w:sz w:val="28"/>
+          <w:szCs w:val="28"/>
+          <w:rtl/>
+        </w:rPr>
+        <w:t>الشخصي</w:t>
+      </w:r>
+      <w:r>
+        <w:rPr>
+          <w:rFonts w:ascii="Sakkal Majalla" w:hAnsi="Sakkal Majalla" w:cs="Sakkal Majalla"/>
+          <w:sz w:val="28"/>
+          <w:szCs w:val="28"/>
+          <w:rtl/>
+        </w:rPr>
+        <w:t xml:space="preserve"> </w:t>
+      </w:r>
+      <w:r>
+        <w:rPr>
+          <w:rFonts w:ascii="Sakkal Majalla" w:hAnsi="Sakkal Majalla" w:cs="Sakkal Majalla" w:hint="cs"/>
+          <w:sz w:val="28"/>
+          <w:szCs w:val="28"/>
+          <w:rtl/>
+        </w:rPr>
+        <w:t>ال</w:t>
+      </w:r>
+      <w:r>
+        <w:rPr>
+          <w:rFonts w:ascii="Sakkal Majalla" w:hAnsi="Sakkal Majalla" w:cs="Sakkal Majalla" w:hint="cs"/>
+          <w:sz w:val="28"/>
+          <w:szCs w:val="28"/>
+          <w:rtl/>
+        </w:rPr>
+        <w:t>ذ</w:t>
+      </w:r>
+      <w:r>
+        <w:rPr>
+          <w:rFonts w:ascii="Sakkal Majalla" w:hAnsi="Sakkal Majalla" w:cs="Sakkal Majalla" w:hint="cs"/>
+          <w:sz w:val="28"/>
+          <w:szCs w:val="28"/>
+          <w:rtl/>
+        </w:rPr>
+        <w:t>ي</w:t>
+      </w:r>
+      <w:r>
+        <w:rPr>
+          <w:rFonts w:ascii="Sakkal Majalla" w:hAnsi="Sakkal Majalla" w:cs="Sakkal Majalla"/>
+          <w:sz w:val="28"/>
+          <w:szCs w:val="28"/>
+          <w:rtl/>
+        </w:rPr>
+        <w:t xml:space="preserve"> </w:t>
+      </w:r>
+      <w:r>
+        <w:rPr>
+          <w:rFonts w:ascii="Sakkal Majalla" w:hAnsi="Sakkal Majalla" w:cs="Sakkal Majalla" w:hint="cs"/>
+          <w:sz w:val="28"/>
+          <w:szCs w:val="28"/>
+          <w:rtl/>
+        </w:rPr>
+        <w:t>ي</w:t>
+      </w:r>
+      <w:r>
+        <w:rPr>
+          <w:rFonts w:ascii="Sakkal Majalla" w:hAnsi="Sakkal Majalla" w:cs="Sakkal Majalla" w:hint="cs"/>
+          <w:sz w:val="28"/>
+          <w:szCs w:val="28"/>
+          <w:rtl/>
+        </w:rPr>
+        <w:t>كمن</w:t>
+      </w:r>
+      <w:r>
+        <w:rPr>
+          <w:rFonts w:ascii="Sakkal Majalla" w:hAnsi="Sakkal Majalla" w:cs="Sakkal Majalla"/>
+          <w:sz w:val="28"/>
+          <w:szCs w:val="28"/>
+          <w:rtl/>
+        </w:rPr>
+        <w:t xml:space="preserve"> </w:t>
+      </w:r>
+      <w:r>
+        <w:rPr>
+          <w:rFonts w:ascii="Sakkal Majalla" w:hAnsi="Sakkal Majalla" w:cs="Sakkal Majalla" w:hint="cs"/>
+          <w:sz w:val="28"/>
+          <w:szCs w:val="28"/>
+          <w:rtl/>
+        </w:rPr>
+        <w:t>في</w:t>
+      </w:r>
+      <w:r>
+        <w:rPr>
+          <w:rFonts w:ascii="Sakkal Majalla" w:hAnsi="Sakkal Majalla" w:cs="Sakkal Majalla"/>
+          <w:sz w:val="28"/>
+          <w:szCs w:val="28"/>
+          <w:rtl/>
+        </w:rPr>
+        <w:t xml:space="preserve"> </w:t>
+      </w:r>
+      <w:r>
+        <w:rPr>
+          <w:rFonts w:ascii="Sakkal Majalla" w:hAnsi="Sakkal Majalla" w:cs="Sakkal Majalla" w:hint="cs"/>
+          <w:sz w:val="28"/>
+          <w:szCs w:val="28"/>
+          <w:rtl/>
+        </w:rPr>
+        <w:t>المسألة</w:t>
+      </w:r>
+      <w:r>
+        <w:rPr>
+          <w:rFonts w:ascii="Sakkal Majalla" w:hAnsi="Sakkal Majalla" w:cs="Sakkal Majalla"/>
+          <w:sz w:val="28"/>
+          <w:szCs w:val="28"/>
+          <w:rtl/>
+        </w:rPr>
+        <w:t xml:space="preserve"> </w:t>
+      </w:r>
+      <w:r>
+        <w:rPr>
+          <w:rFonts w:ascii="Sakkal Majalla" w:hAnsi="Sakkal Majalla" w:cs="Sakkal Majalla" w:hint="cs"/>
+          <w:sz w:val="28"/>
+          <w:szCs w:val="28"/>
+          <w:rtl/>
+        </w:rPr>
+        <w:t>نفسها</w:t>
+      </w:r>
+      <w:r>
+        <w:rPr>
+          <w:rFonts w:ascii="Sakkal Majalla" w:hAnsi="Sakkal Majalla" w:cs="Sakkal Majalla"/>
+          <w:sz w:val="28"/>
+          <w:szCs w:val="28"/>
+          <w:rtl/>
+        </w:rPr>
+        <w:t xml:space="preserve"> </w:t>
+      </w:r>
+      <w:r>
+        <w:rPr>
+          <w:rFonts w:ascii="Sakkal Majalla" w:hAnsi="Sakkal Majalla" w:cs="Sakkal Majalla" w:hint="cs"/>
+          <w:sz w:val="28"/>
+          <w:szCs w:val="28"/>
+          <w:rtl/>
+        </w:rPr>
+        <w:t>لمَن له أن يمضي في هذا الطريق؛</w:t>
+      </w:r>
+      <w:r>
+        <w:rPr>
+          <w:rFonts w:ascii="Sakkal Majalla" w:hAnsi="Sakkal Majalla" w:cs="Sakkal Majalla" w:hint="cs"/>
+          <w:sz w:val="28"/>
+          <w:szCs w:val="28"/>
+          <w:rtl/>
+          <w:lang w:val="de-DE"/>
+        </w:rPr>
+        <w:t xml:space="preserve"> لأن الموت حقيقة هو ربح كبير في كثير من النواحي.</w:t>
+      </w:r>
+    </w:p>
+    <w:p>
+      <w:pPr>
+        <w:jc w:val="both"/>
+        <w:rPr>
+          <w:rFonts w:ascii="Sakkal Majalla" w:hAnsi="Sakkal Majalla" w:cs="Sakkal Majalla"/>
+          <w:sz w:val="28"/>
+          <w:szCs w:val="28"/>
+          <w:rtl/>
+          <w:lang w:val="de-DE"/>
+        </w:rPr>
+      </w:pPr>
+      <w:r>
+        <w:rPr>
+          <w:rFonts w:ascii="Sakkal Majalla" w:hAnsi="Sakkal Majalla" w:cs="Sakkal Majalla" w:hint="cs"/>
+          <w:sz w:val="28"/>
+          <w:szCs w:val="28"/>
+          <w:rtl/>
+          <w:lang w:val="de-DE"/>
+        </w:rPr>
+        <w:t>يا للسعادة بأن نكون ملكًا للرب ولسنا بحاجة أن نختار شيئًا أو نفضّل أمرًا آخر، وإنما أن نسلّم أنفسنا لمشيئته بثقة، عالمين أن "</w:t>
+      </w:r>
+      <w:r>
+        <w:rPr>
+          <w:rFonts w:ascii="Sakkal Majalla" w:hAnsi="Sakkal Majalla" w:cs="Sakkal Majalla" w:hint="cs"/>
+          <w:sz w:val="28"/>
+          <w:szCs w:val="28"/>
+          <w:rtl/>
+          <w:lang w:val="de-DE"/>
+        </w:rPr>
+        <w:t>لأَنْ</w:t>
+      </w:r>
+      <w:r>
+        <w:rPr>
+          <w:rFonts w:ascii="Sakkal Majalla" w:hAnsi="Sakkal Majalla" w:cs="Sakkal Majalla"/>
+          <w:sz w:val="28"/>
+          <w:szCs w:val="28"/>
+          <w:rtl/>
+          <w:lang w:val="de-DE"/>
+        </w:rPr>
+        <w:t xml:space="preserve"> </w:t>
+      </w:r>
+      <w:r>
+        <w:rPr>
+          <w:rFonts w:ascii="Sakkal Majalla" w:hAnsi="Sakkal Majalla" w:cs="Sakkal Majalla" w:hint="cs"/>
+          <w:sz w:val="28"/>
+          <w:szCs w:val="28"/>
+          <w:rtl/>
+          <w:lang w:val="de-DE"/>
+        </w:rPr>
+        <w:t>لَيْسَ</w:t>
+      </w:r>
+      <w:r>
+        <w:rPr>
+          <w:rFonts w:ascii="Sakkal Majalla" w:hAnsi="Sakkal Majalla" w:cs="Sakkal Majalla"/>
+          <w:sz w:val="28"/>
+          <w:szCs w:val="28"/>
+          <w:rtl/>
+          <w:lang w:val="de-DE"/>
+        </w:rPr>
+        <w:t xml:space="preserve"> </w:t>
+      </w:r>
+      <w:r>
+        <w:rPr>
+          <w:rFonts w:ascii="Sakkal Majalla" w:hAnsi="Sakkal Majalla" w:cs="Sakkal Majalla" w:hint="cs"/>
+          <w:sz w:val="28"/>
+          <w:szCs w:val="28"/>
+          <w:rtl/>
+          <w:lang w:val="de-DE"/>
+        </w:rPr>
+        <w:t>أَحَدٌ</w:t>
+      </w:r>
+      <w:r>
+        <w:rPr>
+          <w:rFonts w:ascii="Sakkal Majalla" w:hAnsi="Sakkal Majalla" w:cs="Sakkal Majalla"/>
+          <w:sz w:val="28"/>
+          <w:szCs w:val="28"/>
+          <w:rtl/>
+          <w:lang w:val="de-DE"/>
+        </w:rPr>
+        <w:t xml:space="preserve"> </w:t>
+      </w:r>
+      <w:r>
+        <w:rPr>
+          <w:rFonts w:ascii="Sakkal Majalla" w:hAnsi="Sakkal Majalla" w:cs="Sakkal Majalla" w:hint="cs"/>
+          <w:sz w:val="28"/>
+          <w:szCs w:val="28"/>
+          <w:rtl/>
+          <w:lang w:val="de-DE"/>
+        </w:rPr>
+        <w:t>مِنَّا</w:t>
+      </w:r>
+      <w:r>
+        <w:rPr>
+          <w:rFonts w:ascii="Sakkal Majalla" w:hAnsi="Sakkal Majalla" w:cs="Sakkal Majalla"/>
+          <w:sz w:val="28"/>
+          <w:szCs w:val="28"/>
+          <w:rtl/>
+          <w:lang w:val="de-DE"/>
+        </w:rPr>
+        <w:t xml:space="preserve"> </w:t>
+      </w:r>
+      <w:r>
+        <w:rPr>
+          <w:rFonts w:ascii="Sakkal Majalla" w:hAnsi="Sakkal Majalla" w:cs="Sakkal Majalla" w:hint="cs"/>
+          <w:sz w:val="28"/>
+          <w:szCs w:val="28"/>
+          <w:rtl/>
+          <w:lang w:val="de-DE"/>
+        </w:rPr>
+        <w:t>يَعِيشُ</w:t>
+      </w:r>
+      <w:r>
+        <w:rPr>
+          <w:rFonts w:ascii="Sakkal Majalla" w:hAnsi="Sakkal Majalla" w:cs="Sakkal Majalla"/>
+          <w:sz w:val="28"/>
+          <w:szCs w:val="28"/>
+          <w:rtl/>
+          <w:lang w:val="de-DE"/>
+        </w:rPr>
+        <w:t xml:space="preserve"> </w:t>
+      </w:r>
+      <w:r>
+        <w:rPr>
+          <w:rFonts w:ascii="Sakkal Majalla" w:hAnsi="Sakkal Majalla" w:cs="Sakkal Majalla" w:hint="cs"/>
+          <w:sz w:val="28"/>
+          <w:szCs w:val="28"/>
+          <w:rtl/>
+          <w:lang w:val="de-DE"/>
+        </w:rPr>
+        <w:t>لِذَاتِهِ،</w:t>
+      </w:r>
+      <w:r>
+        <w:rPr>
+          <w:rFonts w:ascii="Sakkal Majalla" w:hAnsi="Sakkal Majalla" w:cs="Sakkal Majalla"/>
+          <w:sz w:val="28"/>
+          <w:szCs w:val="28"/>
+          <w:rtl/>
+          <w:lang w:val="de-DE"/>
+        </w:rPr>
+        <w:t xml:space="preserve"> </w:t>
+      </w:r>
+      <w:r>
+        <w:rPr>
+          <w:rFonts w:ascii="Sakkal Majalla" w:hAnsi="Sakkal Majalla" w:cs="Sakkal Majalla" w:hint="cs"/>
+          <w:sz w:val="28"/>
+          <w:szCs w:val="28"/>
+          <w:rtl/>
+          <w:lang w:val="de-DE"/>
+        </w:rPr>
+        <w:t>وَلاَ</w:t>
+      </w:r>
+      <w:r>
+        <w:rPr>
+          <w:rFonts w:ascii="Sakkal Majalla" w:hAnsi="Sakkal Majalla" w:cs="Sakkal Majalla"/>
+          <w:sz w:val="28"/>
+          <w:szCs w:val="28"/>
+          <w:rtl/>
+          <w:lang w:val="de-DE"/>
+        </w:rPr>
+        <w:t xml:space="preserve"> </w:t>
+      </w:r>
+      <w:r>
+        <w:rPr>
+          <w:rFonts w:ascii="Sakkal Majalla" w:hAnsi="Sakkal Majalla" w:cs="Sakkal Majalla" w:hint="cs"/>
+          <w:sz w:val="28"/>
+          <w:szCs w:val="28"/>
+          <w:rtl/>
+          <w:lang w:val="de-DE"/>
+        </w:rPr>
+        <w:t>أَحَدٌ</w:t>
+      </w:r>
+      <w:r>
+        <w:rPr>
+          <w:rFonts w:ascii="Sakkal Majalla" w:hAnsi="Sakkal Majalla" w:cs="Sakkal Majalla"/>
+          <w:sz w:val="28"/>
+          <w:szCs w:val="28"/>
+          <w:rtl/>
+          <w:lang w:val="de-DE"/>
+        </w:rPr>
+        <w:t xml:space="preserve"> </w:t>
+      </w:r>
+      <w:r>
+        <w:rPr>
+          <w:rFonts w:ascii="Sakkal Majalla" w:hAnsi="Sakkal Majalla" w:cs="Sakkal Majalla" w:hint="cs"/>
+          <w:sz w:val="28"/>
+          <w:szCs w:val="28"/>
+          <w:rtl/>
+          <w:lang w:val="de-DE"/>
+        </w:rPr>
+        <w:t>يَمُوتُ</w:t>
+      </w:r>
+      <w:r>
+        <w:rPr>
+          <w:rFonts w:ascii="Sakkal Majalla" w:hAnsi="Sakkal Majalla" w:cs="Sakkal Majalla"/>
+          <w:sz w:val="28"/>
+          <w:szCs w:val="28"/>
+          <w:rtl/>
+          <w:lang w:val="de-DE"/>
+        </w:rPr>
+        <w:t xml:space="preserve"> </w:t>
+      </w:r>
+      <w:r>
+        <w:rPr>
+          <w:rFonts w:ascii="Sakkal Majalla" w:hAnsi="Sakkal Majalla" w:cs="Sakkal Majalla" w:hint="cs"/>
+          <w:sz w:val="28"/>
+          <w:szCs w:val="28"/>
+          <w:rtl/>
+          <w:lang w:val="de-DE"/>
+        </w:rPr>
+        <w:t>لِذَاتِهِ</w:t>
+      </w:r>
+      <w:r>
+        <w:rPr>
+          <w:rFonts w:ascii="Sakkal Majalla" w:hAnsi="Sakkal Majalla" w:cs="Sakkal Majalla"/>
+          <w:sz w:val="28"/>
+          <w:szCs w:val="28"/>
+          <w:rtl/>
+          <w:lang w:val="de-DE"/>
+        </w:rPr>
+        <w:t xml:space="preserve">.  8 </w:t>
+      </w:r>
+      <w:r>
+        <w:rPr>
+          <w:rFonts w:ascii="Sakkal Majalla" w:hAnsi="Sakkal Majalla" w:cs="Sakkal Majalla" w:hint="cs"/>
+          <w:sz w:val="28"/>
+          <w:szCs w:val="28"/>
+          <w:rtl/>
+          <w:lang w:val="de-DE"/>
+        </w:rPr>
+        <w:t>لأَنَّنَا</w:t>
+      </w:r>
+      <w:r>
+        <w:rPr>
+          <w:rFonts w:ascii="Sakkal Majalla" w:hAnsi="Sakkal Majalla" w:cs="Sakkal Majalla"/>
+          <w:sz w:val="28"/>
+          <w:szCs w:val="28"/>
+          <w:rtl/>
+          <w:lang w:val="de-DE"/>
+        </w:rPr>
+        <w:t xml:space="preserve"> </w:t>
+      </w:r>
+      <w:r>
+        <w:rPr>
+          <w:rFonts w:ascii="Sakkal Majalla" w:hAnsi="Sakkal Majalla" w:cs="Sakkal Majalla" w:hint="cs"/>
+          <w:sz w:val="28"/>
+          <w:szCs w:val="28"/>
+          <w:rtl/>
+          <w:lang w:val="de-DE"/>
+        </w:rPr>
+        <w:t>إِنْ</w:t>
+      </w:r>
+      <w:r>
+        <w:rPr>
+          <w:rFonts w:ascii="Sakkal Majalla" w:hAnsi="Sakkal Majalla" w:cs="Sakkal Majalla"/>
+          <w:sz w:val="28"/>
+          <w:szCs w:val="28"/>
+          <w:rtl/>
+          <w:lang w:val="de-DE"/>
+        </w:rPr>
+        <w:t xml:space="preserve"> </w:t>
+      </w:r>
+      <w:r>
+        <w:rPr>
+          <w:rFonts w:ascii="Sakkal Majalla" w:hAnsi="Sakkal Majalla" w:cs="Sakkal Majalla" w:hint="cs"/>
+          <w:sz w:val="28"/>
+          <w:szCs w:val="28"/>
+          <w:rtl/>
+          <w:lang w:val="de-DE"/>
+        </w:rPr>
+        <w:t>عِشْنَا</w:t>
+      </w:r>
+      <w:r>
+        <w:rPr>
+          <w:rFonts w:ascii="Sakkal Majalla" w:hAnsi="Sakkal Majalla" w:cs="Sakkal Majalla"/>
+          <w:sz w:val="28"/>
+          <w:szCs w:val="28"/>
+          <w:rtl/>
+          <w:lang w:val="de-DE"/>
+        </w:rPr>
+        <w:t xml:space="preserve"> </w:t>
+      </w:r>
+      <w:r>
+        <w:rPr>
+          <w:rFonts w:ascii="Sakkal Majalla" w:hAnsi="Sakkal Majalla" w:cs="Sakkal Majalla" w:hint="cs"/>
+          <w:sz w:val="28"/>
+          <w:szCs w:val="28"/>
+          <w:rtl/>
+          <w:lang w:val="de-DE"/>
+        </w:rPr>
+        <w:t>فَلِلرَّبِّ</w:t>
+      </w:r>
+      <w:r>
+        <w:rPr>
+          <w:rFonts w:ascii="Sakkal Majalla" w:hAnsi="Sakkal Majalla" w:cs="Sakkal Majalla"/>
+          <w:sz w:val="28"/>
+          <w:szCs w:val="28"/>
+          <w:rtl/>
+          <w:lang w:val="de-DE"/>
+        </w:rPr>
+        <w:t xml:space="preserve"> </w:t>
+      </w:r>
+      <w:r>
+        <w:rPr>
+          <w:rFonts w:ascii="Sakkal Majalla" w:hAnsi="Sakkal Majalla" w:cs="Sakkal Majalla" w:hint="cs"/>
+          <w:sz w:val="28"/>
+          <w:szCs w:val="28"/>
+          <w:rtl/>
+          <w:lang w:val="de-DE"/>
+        </w:rPr>
+        <w:t>نَعِيشُ،</w:t>
+      </w:r>
+      <w:r>
+        <w:rPr>
+          <w:rFonts w:ascii="Sakkal Majalla" w:hAnsi="Sakkal Majalla" w:cs="Sakkal Majalla"/>
+          <w:sz w:val="28"/>
+          <w:szCs w:val="28"/>
+          <w:rtl/>
+          <w:lang w:val="de-DE"/>
+        </w:rPr>
+        <w:t xml:space="preserve"> </w:t>
+      </w:r>
+      <w:r>
+        <w:rPr>
+          <w:rFonts w:ascii="Sakkal Majalla" w:hAnsi="Sakkal Majalla" w:cs="Sakkal Majalla" w:hint="cs"/>
+          <w:sz w:val="28"/>
+          <w:szCs w:val="28"/>
+          <w:rtl/>
+          <w:lang w:val="de-DE"/>
+        </w:rPr>
+        <w:t>وَإِنْ</w:t>
+      </w:r>
+      <w:r>
+        <w:rPr>
+          <w:rFonts w:ascii="Sakkal Majalla" w:hAnsi="Sakkal Majalla" w:cs="Sakkal Majalla"/>
+          <w:sz w:val="28"/>
+          <w:szCs w:val="28"/>
+          <w:rtl/>
+          <w:lang w:val="de-DE"/>
+        </w:rPr>
+        <w:t xml:space="preserve"> </w:t>
+      </w:r>
+      <w:r>
+        <w:rPr>
+          <w:rFonts w:ascii="Sakkal Majalla" w:hAnsi="Sakkal Majalla" w:cs="Sakkal Majalla" w:hint="cs"/>
+          <w:sz w:val="28"/>
+          <w:szCs w:val="28"/>
+          <w:rtl/>
+          <w:lang w:val="de-DE"/>
+        </w:rPr>
+        <w:t>مُتْنَا</w:t>
+      </w:r>
+      <w:r>
+        <w:rPr>
+          <w:rFonts w:ascii="Sakkal Majalla" w:hAnsi="Sakkal Majalla" w:cs="Sakkal Majalla"/>
+          <w:sz w:val="28"/>
+          <w:szCs w:val="28"/>
+          <w:rtl/>
+          <w:lang w:val="de-DE"/>
+        </w:rPr>
+        <w:t xml:space="preserve"> </w:t>
+      </w:r>
+      <w:r>
+        <w:rPr>
+          <w:rFonts w:ascii="Sakkal Majalla" w:hAnsi="Sakkal Majalla" w:cs="Sakkal Majalla" w:hint="cs"/>
+          <w:sz w:val="28"/>
+          <w:szCs w:val="28"/>
+          <w:rtl/>
+          <w:lang w:val="de-DE"/>
+        </w:rPr>
+        <w:t>فَلِلرَّبِّ</w:t>
+      </w:r>
+      <w:r>
+        <w:rPr>
+          <w:rFonts w:ascii="Sakkal Majalla" w:hAnsi="Sakkal Majalla" w:cs="Sakkal Majalla"/>
+          <w:sz w:val="28"/>
+          <w:szCs w:val="28"/>
+          <w:rtl/>
+          <w:lang w:val="de-DE"/>
+        </w:rPr>
+        <w:t xml:space="preserve"> </w:t>
+      </w:r>
+      <w:r>
+        <w:rPr>
+          <w:rFonts w:ascii="Sakkal Majalla" w:hAnsi="Sakkal Majalla" w:cs="Sakkal Majalla" w:hint="cs"/>
+          <w:sz w:val="28"/>
+          <w:szCs w:val="28"/>
+          <w:rtl/>
+          <w:lang w:val="de-DE"/>
+        </w:rPr>
+        <w:t>نَمُوتُ</w:t>
+      </w:r>
+      <w:r>
+        <w:rPr>
+          <w:rFonts w:ascii="Sakkal Majalla" w:hAnsi="Sakkal Majalla" w:cs="Sakkal Majalla"/>
+          <w:sz w:val="28"/>
+          <w:szCs w:val="28"/>
+          <w:rtl/>
+          <w:lang w:val="de-DE"/>
+        </w:rPr>
+        <w:t xml:space="preserve">. </w:t>
+      </w:r>
+      <w:r>
+        <w:rPr>
+          <w:rFonts w:ascii="Sakkal Majalla" w:hAnsi="Sakkal Majalla" w:cs="Sakkal Majalla" w:hint="cs"/>
+          <w:sz w:val="28"/>
+          <w:szCs w:val="28"/>
+          <w:rtl/>
+          <w:lang w:val="de-DE"/>
+        </w:rPr>
+        <w:t>فَإِنْ</w:t>
+      </w:r>
+      <w:r>
+        <w:rPr>
+          <w:rFonts w:ascii="Sakkal Majalla" w:hAnsi="Sakkal Majalla" w:cs="Sakkal Majalla"/>
+          <w:sz w:val="28"/>
+          <w:szCs w:val="28"/>
+          <w:rtl/>
+          <w:lang w:val="de-DE"/>
+        </w:rPr>
+        <w:t xml:space="preserve"> </w:t>
+      </w:r>
+      <w:r>
+        <w:rPr>
+          <w:rFonts w:ascii="Sakkal Majalla" w:hAnsi="Sakkal Majalla" w:cs="Sakkal Majalla" w:hint="cs"/>
+          <w:sz w:val="28"/>
+          <w:szCs w:val="28"/>
+          <w:rtl/>
+          <w:lang w:val="de-DE"/>
+        </w:rPr>
+        <w:t>عِشْنَا</w:t>
+      </w:r>
+      <w:r>
+        <w:rPr>
+          <w:rFonts w:ascii="Sakkal Majalla" w:hAnsi="Sakkal Majalla" w:cs="Sakkal Majalla"/>
+          <w:sz w:val="28"/>
+          <w:szCs w:val="28"/>
+          <w:rtl/>
+          <w:lang w:val="de-DE"/>
+        </w:rPr>
+        <w:t xml:space="preserve"> </w:t>
+      </w:r>
+      <w:r>
+        <w:rPr>
+          <w:rFonts w:ascii="Sakkal Majalla" w:hAnsi="Sakkal Majalla" w:cs="Sakkal Majalla" w:hint="cs"/>
+          <w:sz w:val="28"/>
+          <w:szCs w:val="28"/>
+          <w:rtl/>
+          <w:lang w:val="de-DE"/>
+        </w:rPr>
+        <w:t>وَإِنْ</w:t>
+      </w:r>
+      <w:r>
+        <w:rPr>
+          <w:rFonts w:ascii="Sakkal Majalla" w:hAnsi="Sakkal Majalla" w:cs="Sakkal Majalla"/>
+          <w:sz w:val="28"/>
+          <w:szCs w:val="28"/>
+          <w:rtl/>
+          <w:lang w:val="de-DE"/>
+        </w:rPr>
+        <w:t xml:space="preserve"> </w:t>
+      </w:r>
+      <w:r>
+        <w:rPr>
+          <w:rFonts w:ascii="Sakkal Majalla" w:hAnsi="Sakkal Majalla" w:cs="Sakkal Majalla" w:hint="cs"/>
+          <w:sz w:val="28"/>
+          <w:szCs w:val="28"/>
+          <w:rtl/>
+          <w:lang w:val="de-DE"/>
+        </w:rPr>
+        <w:t>مُتْنَا</w:t>
+      </w:r>
+      <w:r>
+        <w:rPr>
+          <w:rFonts w:ascii="Sakkal Majalla" w:hAnsi="Sakkal Majalla" w:cs="Sakkal Majalla"/>
+          <w:sz w:val="28"/>
+          <w:szCs w:val="28"/>
+          <w:rtl/>
+          <w:lang w:val="de-DE"/>
+        </w:rPr>
+        <w:t xml:space="preserve"> </w:t>
+      </w:r>
+      <w:r>
+        <w:rPr>
+          <w:rFonts w:ascii="Sakkal Majalla" w:hAnsi="Sakkal Majalla" w:cs="Sakkal Majalla" w:hint="cs"/>
+          <w:sz w:val="28"/>
+          <w:szCs w:val="28"/>
+          <w:rtl/>
+          <w:lang w:val="de-DE"/>
+        </w:rPr>
+        <w:t>فَلِلرَّبِّ</w:t>
+      </w:r>
+      <w:r>
+        <w:rPr>
+          <w:rFonts w:ascii="Sakkal Majalla" w:hAnsi="Sakkal Majalla" w:cs="Sakkal Majalla"/>
+          <w:sz w:val="28"/>
+          <w:szCs w:val="28"/>
+          <w:rtl/>
+          <w:lang w:val="de-DE"/>
+        </w:rPr>
+        <w:t xml:space="preserve"> </w:t>
+      </w:r>
+      <w:r>
+        <w:rPr>
+          <w:rFonts w:ascii="Sakkal Majalla" w:hAnsi="Sakkal Majalla" w:cs="Sakkal Majalla" w:hint="cs"/>
+          <w:sz w:val="28"/>
+          <w:szCs w:val="28"/>
+          <w:rtl/>
+          <w:lang w:val="de-DE"/>
+        </w:rPr>
+        <w:t>نَحْنُ</w:t>
+      </w:r>
+      <w:r>
+        <w:rPr>
+          <w:rFonts w:ascii="Sakkal Majalla" w:hAnsi="Sakkal Majalla" w:cs="Sakkal Majalla"/>
+          <w:sz w:val="28"/>
+          <w:szCs w:val="28"/>
+          <w:rtl/>
+          <w:lang w:val="de-DE"/>
         </w:rPr>
         <w:t>.</w:t>
+      </w:r>
+      <w:r>
+        <w:rPr>
+          <w:rFonts w:ascii="Sakkal Majalla" w:hAnsi="Sakkal Majalla" w:cs="Sakkal Majalla" w:hint="cs"/>
+          <w:sz w:val="28"/>
+          <w:szCs w:val="28"/>
+          <w:rtl/>
+          <w:lang w:val="de-DE"/>
+        </w:rPr>
+        <w:t xml:space="preserve">" (رومية 14: 7، 8) - </w:t>
+      </w:r>
+      <w:r>
+        <w:rPr>
+          <w:rFonts w:ascii="Sakkal Majalla" w:hAnsi="Sakkal Majalla" w:cs="Sakkal Majalla" w:hint="cs"/>
+          <w:sz w:val="28"/>
+          <w:szCs w:val="28"/>
+          <w:rtl/>
+          <w:lang w:val="de-DE"/>
+        </w:rPr>
+        <w:t>ومع</w:t>
+      </w:r>
+      <w:r>
+        <w:rPr>
+          <w:rFonts w:ascii="Sakkal Majalla" w:hAnsi="Sakkal Majalla" w:cs="Sakkal Majalla"/>
+          <w:sz w:val="28"/>
+          <w:szCs w:val="28"/>
+          <w:rtl/>
+          <w:lang w:val="de-DE"/>
+        </w:rPr>
+        <w:t xml:space="preserve"> </w:t>
+      </w:r>
+      <w:r>
+        <w:rPr>
+          <w:rFonts w:ascii="Sakkal Majalla" w:hAnsi="Sakkal Majalla" w:cs="Sakkal Majalla" w:hint="cs"/>
+          <w:sz w:val="28"/>
+          <w:szCs w:val="28"/>
+          <w:rtl/>
+          <w:lang w:val="de-DE"/>
+        </w:rPr>
+        <w:t>ذلك،</w:t>
+      </w:r>
+      <w:r>
+        <w:rPr>
+          <w:rFonts w:ascii="Sakkal Majalla" w:hAnsi="Sakkal Majalla" w:cs="Sakkal Majalla"/>
+          <w:sz w:val="28"/>
+          <w:szCs w:val="28"/>
+          <w:rtl/>
+          <w:lang w:val="de-DE"/>
+        </w:rPr>
+        <w:t xml:space="preserve"> </w:t>
+      </w:r>
+      <w:r>
+        <w:rPr>
+          <w:rFonts w:ascii="Sakkal Majalla" w:hAnsi="Sakkal Majalla" w:cs="Sakkal Majalla" w:hint="cs"/>
+          <w:sz w:val="28"/>
+          <w:szCs w:val="28"/>
+          <w:rtl/>
+          <w:lang w:val="de-DE"/>
+        </w:rPr>
+        <w:t>فإنه</w:t>
+      </w:r>
+      <w:r>
+        <w:rPr>
+          <w:rFonts w:ascii="Sakkal Majalla" w:hAnsi="Sakkal Majalla" w:cs="Sakkal Majalla"/>
+          <w:sz w:val="28"/>
+          <w:szCs w:val="28"/>
+          <w:rtl/>
+          <w:lang w:val="de-DE"/>
+        </w:rPr>
+        <w:t xml:space="preserve"> </w:t>
+      </w:r>
+      <w:r>
+        <w:rPr>
+          <w:rFonts w:ascii="Sakkal Majalla" w:hAnsi="Sakkal Majalla" w:cs="Sakkal Majalla" w:hint="cs"/>
+          <w:sz w:val="28"/>
+          <w:szCs w:val="28"/>
+          <w:rtl/>
+          <w:lang w:val="de-DE"/>
+        </w:rPr>
+        <w:t>يستحق</w:t>
+      </w:r>
+      <w:r>
+        <w:rPr>
+          <w:rFonts w:ascii="Sakkal Majalla" w:hAnsi="Sakkal Majalla" w:cs="Sakkal Majalla"/>
+          <w:sz w:val="28"/>
+          <w:szCs w:val="28"/>
+          <w:rtl/>
+          <w:lang w:val="de-DE"/>
+        </w:rPr>
+        <w:t xml:space="preserve"> </w:t>
+      </w:r>
+      <w:r>
+        <w:rPr>
+          <w:rFonts w:ascii="Sakkal Majalla" w:hAnsi="Sakkal Majalla" w:cs="Sakkal Majalla" w:hint="cs"/>
+          <w:sz w:val="28"/>
+          <w:szCs w:val="28"/>
+          <w:rtl/>
+          <w:lang w:val="de-DE"/>
+        </w:rPr>
+        <w:lastRenderedPageBreak/>
+        <w:t>أيضا</w:t>
+      </w:r>
+      <w:r>
+        <w:rPr>
+          <w:rFonts w:ascii="Sakkal Majalla" w:hAnsi="Sakkal Majalla" w:cs="Sakkal Majalla"/>
+          <w:sz w:val="28"/>
+          <w:szCs w:val="28"/>
+          <w:rtl/>
+          <w:lang w:val="de-DE"/>
+        </w:rPr>
+        <w:t xml:space="preserve"> </w:t>
+      </w:r>
+      <w:r>
+        <w:rPr>
+          <w:rFonts w:ascii="Sakkal Majalla" w:hAnsi="Sakkal Majalla" w:cs="Sakkal Majalla" w:hint="cs"/>
+          <w:sz w:val="28"/>
+          <w:szCs w:val="28"/>
+          <w:rtl/>
+          <w:lang w:val="de-DE"/>
+        </w:rPr>
+        <w:t>الجهد</w:t>
+      </w:r>
+      <w:r>
+        <w:rPr>
+          <w:rFonts w:ascii="Sakkal Majalla" w:hAnsi="Sakkal Majalla" w:cs="Sakkal Majalla"/>
+          <w:sz w:val="28"/>
+          <w:szCs w:val="28"/>
+          <w:rtl/>
+          <w:lang w:val="de-DE"/>
+        </w:rPr>
+        <w:t xml:space="preserve"> </w:t>
+      </w:r>
+      <w:r>
+        <w:rPr>
+          <w:rFonts w:ascii="Sakkal Majalla" w:hAnsi="Sakkal Majalla" w:cs="Sakkal Majalla" w:hint="cs"/>
+          <w:sz w:val="28"/>
+          <w:szCs w:val="28"/>
+          <w:rtl/>
+          <w:lang w:val="de-DE"/>
+        </w:rPr>
+        <w:t>للبقاء</w:t>
+      </w:r>
+      <w:r>
+        <w:rPr>
+          <w:rFonts w:ascii="Sakkal Majalla" w:hAnsi="Sakkal Majalla" w:cs="Sakkal Majalla"/>
+          <w:sz w:val="28"/>
+          <w:szCs w:val="28"/>
+          <w:rtl/>
+          <w:lang w:val="de-DE"/>
+        </w:rPr>
+        <w:t xml:space="preserve"> </w:t>
+      </w:r>
+      <w:r>
+        <w:rPr>
+          <w:rFonts w:ascii="Sakkal Majalla" w:hAnsi="Sakkal Majalla" w:cs="Sakkal Majalla" w:hint="cs"/>
+          <w:sz w:val="28"/>
+          <w:szCs w:val="28"/>
+          <w:rtl/>
+          <w:lang w:val="de-DE"/>
+        </w:rPr>
+        <w:t>هنا</w:t>
+      </w:r>
+      <w:r>
+        <w:rPr>
+          <w:rFonts w:ascii="Sakkal Majalla" w:hAnsi="Sakkal Majalla" w:cs="Sakkal Majalla"/>
+          <w:sz w:val="28"/>
+          <w:szCs w:val="28"/>
+          <w:rtl/>
+          <w:lang w:val="de-DE"/>
+        </w:rPr>
+        <w:t xml:space="preserve"> </w:t>
+      </w:r>
+      <w:r>
+        <w:rPr>
+          <w:rFonts w:ascii="Sakkal Majalla" w:hAnsi="Sakkal Majalla" w:cs="Sakkal Majalla" w:hint="cs"/>
+          <w:sz w:val="28"/>
+          <w:szCs w:val="28"/>
+          <w:rtl/>
+          <w:lang w:val="de-DE"/>
+        </w:rPr>
+        <w:t>من</w:t>
+      </w:r>
+      <w:r>
+        <w:rPr>
+          <w:rFonts w:ascii="Sakkal Majalla" w:hAnsi="Sakkal Majalla" w:cs="Sakkal Majalla"/>
+          <w:sz w:val="28"/>
+          <w:szCs w:val="28"/>
+          <w:rtl/>
+          <w:lang w:val="de-DE"/>
+        </w:rPr>
+        <w:t xml:space="preserve"> </w:t>
+      </w:r>
+      <w:r>
+        <w:rPr>
+          <w:rFonts w:ascii="Sakkal Majalla" w:hAnsi="Sakkal Majalla" w:cs="Sakkal Majalla" w:hint="cs"/>
+          <w:sz w:val="28"/>
+          <w:szCs w:val="28"/>
+          <w:rtl/>
+          <w:lang w:val="de-DE"/>
+        </w:rPr>
+        <w:t>أجل</w:t>
+      </w:r>
+      <w:r>
+        <w:rPr>
+          <w:rFonts w:ascii="Sakkal Majalla" w:hAnsi="Sakkal Majalla" w:cs="Sakkal Majalla"/>
+          <w:sz w:val="28"/>
+          <w:szCs w:val="28"/>
+          <w:rtl/>
+          <w:lang w:val="de-DE"/>
+        </w:rPr>
+        <w:t xml:space="preserve"> </w:t>
+      </w:r>
+      <w:r>
+        <w:rPr>
+          <w:rFonts w:ascii="Sakkal Majalla" w:hAnsi="Sakkal Majalla" w:cs="Sakkal Majalla" w:hint="cs"/>
+          <w:sz w:val="28"/>
+          <w:szCs w:val="28"/>
+          <w:rtl/>
+          <w:lang w:val="de-DE"/>
+        </w:rPr>
+        <w:t>الرب</w:t>
+      </w:r>
+      <w:r>
+        <w:rPr>
+          <w:rFonts w:ascii="Sakkal Majalla" w:hAnsi="Sakkal Majalla" w:cs="Sakkal Majalla" w:hint="cs"/>
+          <w:sz w:val="28"/>
+          <w:szCs w:val="28"/>
+          <w:rtl/>
+          <w:lang w:val="de-DE"/>
+        </w:rPr>
+        <w:t xml:space="preserve">. كم مسيرة </w:t>
+      </w:r>
+      <w:proofErr w:type="spellStart"/>
+      <w:r>
+        <w:rPr>
+          <w:rFonts w:ascii="Sakkal Majalla" w:hAnsi="Sakkal Majalla" w:cs="Sakkal Majalla" w:hint="cs"/>
+          <w:sz w:val="28"/>
+          <w:szCs w:val="28"/>
+          <w:rtl/>
+          <w:lang w:val="de-DE"/>
+        </w:rPr>
+        <w:t>مسيحيتنا</w:t>
+      </w:r>
+      <w:proofErr w:type="spellEnd"/>
+      <w:r>
+        <w:rPr>
+          <w:rFonts w:ascii="Sakkal Majalla" w:hAnsi="Sakkal Majalla" w:cs="Sakkal Majalla" w:hint="cs"/>
+          <w:sz w:val="28"/>
+          <w:szCs w:val="28"/>
+          <w:rtl/>
+          <w:lang w:val="de-DE"/>
+        </w:rPr>
+        <w:t xml:space="preserve"> مهمة له ولنا! هو بنفسه يطلب في يوحنا 17 من الآب، بأن لا يأخذ خاصته من العالم، وإنما بأن يحفظهم من الشرير؛ وفي الواقع هنالك مواقف وداعية بدلاً من أن تكون امتيازًا، هي ليست إلا </w:t>
+      </w:r>
+      <w:proofErr w:type="spellStart"/>
+      <w:r>
+        <w:rPr>
+          <w:rFonts w:ascii="Sakkal Majalla" w:hAnsi="Sakkal Majalla" w:cs="Sakkal Majalla" w:hint="cs"/>
+          <w:sz w:val="28"/>
+          <w:szCs w:val="28"/>
+          <w:rtl/>
+          <w:lang w:val="de-DE"/>
+        </w:rPr>
+        <w:t>تأديبات</w:t>
+      </w:r>
+      <w:proofErr w:type="spellEnd"/>
+      <w:r>
+        <w:rPr>
+          <w:rFonts w:ascii="Sakkal Majalla" w:hAnsi="Sakkal Majalla" w:cs="Sakkal Majalla" w:hint="cs"/>
+          <w:sz w:val="28"/>
+          <w:szCs w:val="28"/>
+          <w:rtl/>
+          <w:lang w:val="de-DE"/>
+        </w:rPr>
+        <w:t xml:space="preserve">: انظر أعمال الرسل 5: 1 </w:t>
+      </w:r>
+      <w:r>
+        <w:rPr>
+          <w:rFonts w:ascii="Sakkal Majalla" w:hAnsi="Sakkal Majalla" w:cs="Sakkal Majalla"/>
+          <w:sz w:val="28"/>
+          <w:szCs w:val="28"/>
+          <w:rtl/>
+          <w:lang w:val="de-DE"/>
+        </w:rPr>
+        <w:t>–</w:t>
+      </w:r>
+      <w:r>
+        <w:rPr>
+          <w:rFonts w:ascii="Sakkal Majalla" w:hAnsi="Sakkal Majalla" w:cs="Sakkal Majalla" w:hint="cs"/>
+          <w:sz w:val="28"/>
+          <w:szCs w:val="28"/>
+          <w:rtl/>
+          <w:lang w:val="de-DE"/>
+        </w:rPr>
+        <w:t xml:space="preserve"> 11؛ 1. يوحنا 5: 16 </w:t>
+      </w:r>
+      <w:r>
+        <w:rPr>
+          <w:rFonts w:ascii="Sakkal Majalla" w:hAnsi="Sakkal Majalla" w:cs="Sakkal Majalla"/>
+          <w:sz w:val="28"/>
+          <w:szCs w:val="28"/>
+          <w:rtl/>
+          <w:lang w:val="de-DE"/>
+        </w:rPr>
+        <w:t>–</w:t>
+      </w:r>
+      <w:r>
+        <w:rPr>
+          <w:rFonts w:ascii="Sakkal Majalla" w:hAnsi="Sakkal Majalla" w:cs="Sakkal Majalla" w:hint="cs"/>
+          <w:sz w:val="28"/>
+          <w:szCs w:val="28"/>
+          <w:rtl/>
+          <w:lang w:val="de-DE"/>
+        </w:rPr>
+        <w:t xml:space="preserve"> 17؛ 1. كورنثوس 11: 30 </w:t>
+      </w:r>
+      <w:r>
+        <w:rPr>
+          <w:rFonts w:ascii="Sakkal Majalla" w:hAnsi="Sakkal Majalla" w:cs="Sakkal Majalla"/>
+          <w:sz w:val="28"/>
+          <w:szCs w:val="28"/>
+          <w:rtl/>
+          <w:lang w:val="de-DE"/>
+        </w:rPr>
+        <w:t>–</w:t>
+      </w:r>
+      <w:r>
+        <w:rPr>
+          <w:rFonts w:ascii="Sakkal Majalla" w:hAnsi="Sakkal Majalla" w:cs="Sakkal Majalla" w:hint="cs"/>
+          <w:sz w:val="28"/>
+          <w:szCs w:val="28"/>
+          <w:rtl/>
+          <w:lang w:val="de-DE"/>
+        </w:rPr>
+        <w:t xml:space="preserve"> 32 وإن يبقى الأمر صحيحًا "</w:t>
+      </w:r>
+      <w:r>
+        <w:rPr>
+          <w:rFonts w:ascii="Sakkal Majalla" w:hAnsi="Sakkal Majalla" w:cs="Sakkal Majalla" w:hint="cs"/>
+          <w:sz w:val="28"/>
+          <w:szCs w:val="28"/>
+          <w:rtl/>
+          <w:lang w:val="de-DE"/>
+        </w:rPr>
+        <w:t>أَنْ</w:t>
+      </w:r>
+      <w:r>
+        <w:rPr>
+          <w:rFonts w:ascii="Sakkal Majalla" w:hAnsi="Sakkal Majalla" w:cs="Sakkal Majalla"/>
+          <w:sz w:val="28"/>
+          <w:szCs w:val="28"/>
+          <w:rtl/>
+          <w:lang w:val="de-DE"/>
+        </w:rPr>
+        <w:t xml:space="preserve"> </w:t>
+      </w:r>
+      <w:r>
+        <w:rPr>
+          <w:rFonts w:ascii="Sakkal Majalla" w:hAnsi="Sakkal Majalla" w:cs="Sakkal Majalla" w:hint="cs"/>
+          <w:sz w:val="28"/>
+          <w:szCs w:val="28"/>
+          <w:rtl/>
+          <w:lang w:val="de-DE"/>
+        </w:rPr>
+        <w:t>نَتَغَرَّبَ</w:t>
+      </w:r>
+      <w:r>
+        <w:rPr>
+          <w:rFonts w:ascii="Sakkal Majalla" w:hAnsi="Sakkal Majalla" w:cs="Sakkal Majalla"/>
+          <w:sz w:val="28"/>
+          <w:szCs w:val="28"/>
+          <w:rtl/>
+          <w:lang w:val="de-DE"/>
+        </w:rPr>
+        <w:t xml:space="preserve"> </w:t>
+      </w:r>
+      <w:r>
+        <w:rPr>
+          <w:rFonts w:ascii="Sakkal Majalla" w:hAnsi="Sakkal Majalla" w:cs="Sakkal Majalla" w:hint="cs"/>
+          <w:sz w:val="28"/>
+          <w:szCs w:val="28"/>
+          <w:rtl/>
+          <w:lang w:val="de-DE"/>
+        </w:rPr>
+        <w:t>عَنِ</w:t>
+      </w:r>
+      <w:r>
+        <w:rPr>
+          <w:rFonts w:ascii="Sakkal Majalla" w:hAnsi="Sakkal Majalla" w:cs="Sakkal Majalla"/>
+          <w:sz w:val="28"/>
+          <w:szCs w:val="28"/>
+          <w:rtl/>
+          <w:lang w:val="de-DE"/>
+        </w:rPr>
+        <w:t xml:space="preserve"> </w:t>
+      </w:r>
+      <w:r>
+        <w:rPr>
+          <w:rFonts w:ascii="Sakkal Majalla" w:hAnsi="Sakkal Majalla" w:cs="Sakkal Majalla" w:hint="cs"/>
+          <w:sz w:val="28"/>
+          <w:szCs w:val="28"/>
+          <w:rtl/>
+          <w:lang w:val="de-DE"/>
+        </w:rPr>
+        <w:t>الْجَسَدِ</w:t>
+      </w:r>
+      <w:r>
+        <w:rPr>
+          <w:rFonts w:ascii="Sakkal Majalla" w:hAnsi="Sakkal Majalla" w:cs="Sakkal Majalla" w:hint="cs"/>
+          <w:sz w:val="28"/>
+          <w:szCs w:val="28"/>
+          <w:rtl/>
+          <w:lang w:val="de-DE"/>
+        </w:rPr>
+        <w:t xml:space="preserve">" هو "أن </w:t>
+      </w:r>
+      <w:r>
+        <w:rPr>
+          <w:rFonts w:ascii="Sakkal Majalla" w:hAnsi="Sakkal Majalla" w:cs="Sakkal Majalla" w:hint="cs"/>
+          <w:sz w:val="28"/>
+          <w:szCs w:val="28"/>
+          <w:rtl/>
+          <w:lang w:val="de-DE"/>
+        </w:rPr>
+        <w:t>نَسْتَوْطِنَ</w:t>
+      </w:r>
+      <w:r>
+        <w:rPr>
+          <w:rFonts w:ascii="Sakkal Majalla" w:hAnsi="Sakkal Majalla" w:cs="Sakkal Majalla"/>
+          <w:sz w:val="28"/>
+          <w:szCs w:val="28"/>
+          <w:rtl/>
+          <w:lang w:val="de-DE"/>
+        </w:rPr>
+        <w:t xml:space="preserve"> </w:t>
+      </w:r>
+      <w:r>
+        <w:rPr>
+          <w:rFonts w:ascii="Sakkal Majalla" w:hAnsi="Sakkal Majalla" w:cs="Sakkal Majalla" w:hint="cs"/>
+          <w:sz w:val="28"/>
+          <w:szCs w:val="28"/>
+          <w:rtl/>
+          <w:lang w:val="de-DE"/>
+        </w:rPr>
+        <w:t>عِنْدَ</w:t>
+      </w:r>
+      <w:r>
+        <w:rPr>
+          <w:rFonts w:ascii="Sakkal Majalla" w:hAnsi="Sakkal Majalla" w:cs="Sakkal Majalla"/>
+          <w:sz w:val="28"/>
+          <w:szCs w:val="28"/>
+          <w:rtl/>
+          <w:lang w:val="de-DE"/>
+        </w:rPr>
+        <w:t xml:space="preserve"> </w:t>
+      </w:r>
+      <w:r>
+        <w:rPr>
+          <w:rFonts w:ascii="Sakkal Majalla" w:hAnsi="Sakkal Majalla" w:cs="Sakkal Majalla" w:hint="cs"/>
+          <w:sz w:val="28"/>
+          <w:szCs w:val="28"/>
+          <w:rtl/>
+          <w:lang w:val="de-DE"/>
+        </w:rPr>
+        <w:t>الرَّبِّ</w:t>
+      </w:r>
+      <w:r>
+        <w:rPr>
+          <w:rFonts w:ascii="Sakkal Majalla" w:hAnsi="Sakkal Majalla" w:cs="Sakkal Majalla"/>
+          <w:sz w:val="28"/>
+          <w:szCs w:val="28"/>
+          <w:rtl/>
+          <w:lang w:val="de-DE"/>
+        </w:rPr>
+        <w:t>.</w:t>
+      </w:r>
+      <w:r>
+        <w:rPr>
+          <w:rFonts w:ascii="Sakkal Majalla" w:hAnsi="Sakkal Majalla" w:cs="Sakkal Majalla" w:hint="cs"/>
+          <w:sz w:val="28"/>
+          <w:szCs w:val="28"/>
+          <w:rtl/>
+          <w:lang w:val="de-DE"/>
+        </w:rPr>
+        <w:t xml:space="preserve">" (2. كورنثوس 5: 8). </w:t>
+      </w:r>
+      <w:r>
+        <w:rPr>
+          <w:rFonts w:ascii="Sakkal Majalla" w:hAnsi="Sakkal Majalla" w:cs="Sakkal Majalla" w:hint="cs"/>
+          <w:sz w:val="28"/>
+          <w:szCs w:val="28"/>
+          <w:rtl/>
+          <w:lang w:val="de-DE"/>
+        </w:rPr>
+        <w:t>إذا</w:t>
+      </w:r>
+      <w:r>
+        <w:rPr>
+          <w:rFonts w:ascii="Sakkal Majalla" w:hAnsi="Sakkal Majalla" w:cs="Sakkal Majalla"/>
+          <w:sz w:val="28"/>
+          <w:szCs w:val="28"/>
+          <w:rtl/>
+          <w:lang w:val="de-DE"/>
+        </w:rPr>
+        <w:t xml:space="preserve"> </w:t>
+      </w:r>
+      <w:r>
+        <w:rPr>
+          <w:rFonts w:ascii="Sakkal Majalla" w:hAnsi="Sakkal Majalla" w:cs="Sakkal Majalla" w:hint="cs"/>
+          <w:sz w:val="28"/>
+          <w:szCs w:val="28"/>
+          <w:rtl/>
+          <w:lang w:val="de-DE"/>
+        </w:rPr>
+        <w:t>أردنا</w:t>
+      </w:r>
+      <w:r>
+        <w:rPr>
+          <w:rFonts w:ascii="Sakkal Majalla" w:hAnsi="Sakkal Majalla" w:cs="Sakkal Majalla"/>
+          <w:sz w:val="28"/>
+          <w:szCs w:val="28"/>
+          <w:rtl/>
+          <w:lang w:val="de-DE"/>
+        </w:rPr>
+        <w:t xml:space="preserve"> </w:t>
+      </w:r>
+      <w:r>
+        <w:rPr>
+          <w:rFonts w:ascii="Sakkal Majalla" w:hAnsi="Sakkal Majalla" w:cs="Sakkal Majalla" w:hint="cs"/>
+          <w:sz w:val="28"/>
+          <w:szCs w:val="28"/>
+          <w:rtl/>
+          <w:lang w:val="de-DE"/>
+        </w:rPr>
+        <w:t>أن</w:t>
+      </w:r>
+      <w:r>
+        <w:rPr>
+          <w:rFonts w:ascii="Sakkal Majalla" w:hAnsi="Sakkal Majalla" w:cs="Sakkal Majalla"/>
+          <w:sz w:val="28"/>
+          <w:szCs w:val="28"/>
+          <w:rtl/>
+          <w:lang w:val="de-DE"/>
+        </w:rPr>
+        <w:t xml:space="preserve"> </w:t>
+      </w:r>
+      <w:r>
+        <w:rPr>
+          <w:rFonts w:ascii="Sakkal Majalla" w:hAnsi="Sakkal Majalla" w:cs="Sakkal Majalla" w:hint="cs"/>
+          <w:sz w:val="28"/>
+          <w:szCs w:val="28"/>
+          <w:rtl/>
+          <w:lang w:val="de-DE"/>
+        </w:rPr>
+        <w:t>نرى</w:t>
+      </w:r>
+      <w:r>
+        <w:rPr>
+          <w:rFonts w:ascii="Sakkal Majalla" w:hAnsi="Sakkal Majalla" w:cs="Sakkal Majalla"/>
+          <w:sz w:val="28"/>
+          <w:szCs w:val="28"/>
+          <w:rtl/>
+          <w:lang w:val="de-DE"/>
+        </w:rPr>
+        <w:t xml:space="preserve"> </w:t>
+      </w:r>
+      <w:r>
+        <w:rPr>
+          <w:rFonts w:ascii="Sakkal Majalla" w:hAnsi="Sakkal Majalla" w:cs="Sakkal Majalla" w:hint="cs"/>
+          <w:sz w:val="28"/>
+          <w:szCs w:val="28"/>
+          <w:rtl/>
+          <w:lang w:val="de-DE"/>
+        </w:rPr>
+        <w:t>مثالاً</w:t>
+      </w:r>
+      <w:r>
+        <w:rPr>
+          <w:rFonts w:ascii="Sakkal Majalla" w:hAnsi="Sakkal Majalla" w:cs="Sakkal Majalla"/>
+          <w:sz w:val="28"/>
+          <w:szCs w:val="28"/>
+          <w:rtl/>
+          <w:lang w:val="de-DE"/>
+        </w:rPr>
+        <w:t xml:space="preserve"> </w:t>
+      </w:r>
+      <w:r>
+        <w:rPr>
+          <w:rFonts w:ascii="Sakkal Majalla" w:hAnsi="Sakkal Majalla" w:cs="Sakkal Majalla" w:hint="cs"/>
+          <w:sz w:val="28"/>
+          <w:szCs w:val="28"/>
+          <w:rtl/>
+          <w:lang w:val="de-DE"/>
+        </w:rPr>
+        <w:t>جيدًا</w:t>
+      </w:r>
+      <w:r>
+        <w:rPr>
+          <w:rFonts w:ascii="Sakkal Majalla" w:hAnsi="Sakkal Majalla" w:cs="Sakkal Majalla"/>
+          <w:sz w:val="28"/>
+          <w:szCs w:val="28"/>
+          <w:rtl/>
+          <w:lang w:val="de-DE"/>
+        </w:rPr>
+        <w:t xml:space="preserve"> </w:t>
+      </w:r>
+      <w:r>
+        <w:rPr>
+          <w:rFonts w:ascii="Sakkal Majalla" w:hAnsi="Sakkal Majalla" w:cs="Sakkal Majalla" w:hint="cs"/>
+          <w:sz w:val="28"/>
+          <w:szCs w:val="28"/>
+          <w:rtl/>
+          <w:lang w:val="de-DE"/>
+        </w:rPr>
+        <w:t>لذلك الرقاد الحقيقي</w:t>
+      </w:r>
+      <w:r>
+        <w:rPr>
+          <w:rFonts w:ascii="Sakkal Majalla" w:hAnsi="Sakkal Majalla" w:cs="Sakkal Majalla"/>
+          <w:sz w:val="28"/>
+          <w:szCs w:val="28"/>
+          <w:rtl/>
+          <w:lang w:val="de-DE"/>
+        </w:rPr>
+        <w:t xml:space="preserve"> </w:t>
+      </w:r>
+      <w:r>
+        <w:rPr>
+          <w:rFonts w:ascii="Sakkal Majalla" w:hAnsi="Sakkal Majalla" w:cs="Sakkal Majalla" w:hint="cs"/>
+          <w:sz w:val="28"/>
+          <w:szCs w:val="28"/>
+          <w:rtl/>
+          <w:lang w:val="de-DE"/>
+        </w:rPr>
+        <w:t>ال</w:t>
+      </w:r>
+      <w:r>
+        <w:rPr>
+          <w:rFonts w:ascii="Sakkal Majalla" w:hAnsi="Sakkal Majalla" w:cs="Sakkal Majalla" w:hint="cs"/>
+          <w:sz w:val="28"/>
+          <w:szCs w:val="28"/>
+          <w:rtl/>
+          <w:lang w:val="de-DE"/>
+        </w:rPr>
+        <w:t>ذ</w:t>
+      </w:r>
+      <w:r>
+        <w:rPr>
+          <w:rFonts w:ascii="Sakkal Majalla" w:hAnsi="Sakkal Majalla" w:cs="Sakkal Majalla" w:hint="cs"/>
+          <w:sz w:val="28"/>
+          <w:szCs w:val="28"/>
+          <w:rtl/>
+          <w:lang w:val="de-DE"/>
+        </w:rPr>
+        <w:t>ي</w:t>
+      </w:r>
+      <w:r>
+        <w:rPr>
+          <w:rFonts w:ascii="Sakkal Majalla" w:hAnsi="Sakkal Majalla" w:cs="Sakkal Majalla"/>
+          <w:sz w:val="28"/>
+          <w:szCs w:val="28"/>
+          <w:rtl/>
+          <w:lang w:val="de-DE"/>
+        </w:rPr>
+        <w:t xml:space="preserve"> </w:t>
+      </w:r>
+      <w:r>
+        <w:rPr>
+          <w:rFonts w:ascii="Sakkal Majalla" w:hAnsi="Sakkal Majalla" w:cs="Sakkal Majalla" w:hint="cs"/>
+          <w:sz w:val="28"/>
+          <w:szCs w:val="28"/>
+          <w:rtl/>
+          <w:lang w:val="de-DE"/>
+        </w:rPr>
+        <w:t>وصفته</w:t>
+      </w:r>
+      <w:r>
+        <w:rPr>
+          <w:rFonts w:ascii="Sakkal Majalla" w:hAnsi="Sakkal Majalla" w:cs="Sakkal Majalla"/>
+          <w:sz w:val="28"/>
+          <w:szCs w:val="28"/>
+          <w:rtl/>
+          <w:lang w:val="de-DE"/>
+        </w:rPr>
+        <w:t xml:space="preserve"> </w:t>
+      </w:r>
+      <w:r>
+        <w:rPr>
+          <w:rFonts w:ascii="Sakkal Majalla" w:hAnsi="Sakkal Majalla" w:cs="Sakkal Majalla" w:hint="cs"/>
+          <w:sz w:val="28"/>
+          <w:szCs w:val="28"/>
+          <w:rtl/>
+          <w:lang w:val="de-DE"/>
+        </w:rPr>
+        <w:t>كامتياز</w:t>
+      </w:r>
+      <w:r>
+        <w:rPr>
+          <w:rFonts w:ascii="Sakkal Majalla" w:hAnsi="Sakkal Majalla" w:cs="Sakkal Majalla" w:hint="cs"/>
+          <w:sz w:val="28"/>
+          <w:szCs w:val="28"/>
+          <w:rtl/>
+          <w:lang w:val="de-DE"/>
+        </w:rPr>
+        <w:t>،</w:t>
+      </w:r>
+      <w:r>
+        <w:rPr>
+          <w:rFonts w:ascii="Sakkal Majalla" w:hAnsi="Sakkal Majalla" w:cs="Sakkal Majalla"/>
+          <w:sz w:val="28"/>
+          <w:szCs w:val="28"/>
+          <w:rtl/>
+          <w:lang w:val="de-DE"/>
+        </w:rPr>
+        <w:t xml:space="preserve"> </w:t>
+      </w:r>
+      <w:r>
+        <w:rPr>
+          <w:rFonts w:ascii="Sakkal Majalla" w:hAnsi="Sakkal Majalla" w:cs="Sakkal Majalla" w:hint="cs"/>
+          <w:sz w:val="28"/>
+          <w:szCs w:val="28"/>
+          <w:rtl/>
+          <w:lang w:val="de-DE"/>
+        </w:rPr>
+        <w:t>فعلينا</w:t>
+      </w:r>
+      <w:r>
+        <w:rPr>
+          <w:rFonts w:ascii="Sakkal Majalla" w:hAnsi="Sakkal Majalla" w:cs="Sakkal Majalla"/>
+          <w:sz w:val="28"/>
+          <w:szCs w:val="28"/>
+          <w:rtl/>
+          <w:lang w:val="de-DE"/>
+        </w:rPr>
+        <w:t xml:space="preserve"> </w:t>
+      </w:r>
+      <w:r>
+        <w:rPr>
+          <w:rFonts w:ascii="Sakkal Majalla" w:hAnsi="Sakkal Majalla" w:cs="Sakkal Majalla" w:hint="cs"/>
+          <w:sz w:val="28"/>
+          <w:szCs w:val="28"/>
+          <w:rtl/>
+          <w:lang w:val="de-DE"/>
+        </w:rPr>
+        <w:t>أن</w:t>
+      </w:r>
+      <w:r>
+        <w:rPr>
+          <w:rFonts w:ascii="Sakkal Majalla" w:hAnsi="Sakkal Majalla" w:cs="Sakkal Majalla"/>
+          <w:sz w:val="28"/>
+          <w:szCs w:val="28"/>
+          <w:rtl/>
+          <w:lang w:val="de-DE"/>
+        </w:rPr>
+        <w:t xml:space="preserve"> </w:t>
+      </w:r>
+      <w:r>
+        <w:rPr>
+          <w:rFonts w:ascii="Sakkal Majalla" w:hAnsi="Sakkal Majalla" w:cs="Sakkal Majalla" w:hint="cs"/>
+          <w:sz w:val="28"/>
+          <w:szCs w:val="28"/>
+          <w:rtl/>
+          <w:lang w:val="de-DE"/>
+        </w:rPr>
+        <w:t>ننصت</w:t>
+      </w:r>
+      <w:r>
+        <w:rPr>
+          <w:rFonts w:ascii="Sakkal Majalla" w:hAnsi="Sakkal Majalla" w:cs="Sakkal Majalla"/>
+          <w:sz w:val="28"/>
+          <w:szCs w:val="28"/>
+          <w:rtl/>
+          <w:lang w:val="de-DE"/>
+        </w:rPr>
+        <w:t xml:space="preserve"> </w:t>
+      </w:r>
+      <w:r>
+        <w:rPr>
+          <w:rFonts w:ascii="Sakkal Majalla" w:hAnsi="Sakkal Majalla" w:cs="Sakkal Majalla" w:hint="cs"/>
+          <w:sz w:val="28"/>
+          <w:szCs w:val="28"/>
+          <w:rtl/>
+          <w:lang w:val="de-DE"/>
+        </w:rPr>
+        <w:t>ل</w:t>
+      </w:r>
+      <w:r>
+        <w:rPr>
+          <w:rFonts w:ascii="Sakkal Majalla" w:hAnsi="Sakkal Majalla" w:cs="Sakkal Majalla" w:hint="cs"/>
+          <w:sz w:val="28"/>
+          <w:szCs w:val="28"/>
+          <w:rtl/>
+          <w:lang w:val="de-DE"/>
+        </w:rPr>
+        <w:t>لغة</w:t>
+      </w:r>
+      <w:r>
+        <w:rPr>
+          <w:rFonts w:ascii="Sakkal Majalla" w:hAnsi="Sakkal Majalla" w:cs="Sakkal Majalla"/>
+          <w:sz w:val="28"/>
+          <w:szCs w:val="28"/>
+          <w:rtl/>
+          <w:lang w:val="de-DE"/>
+        </w:rPr>
+        <w:t xml:space="preserve"> </w:t>
+      </w:r>
+      <w:r>
+        <w:rPr>
+          <w:rFonts w:ascii="Sakkal Majalla" w:hAnsi="Sakkal Majalla" w:cs="Sakkal Majalla" w:hint="cs"/>
+          <w:sz w:val="28"/>
+          <w:szCs w:val="28"/>
+          <w:rtl/>
+          <w:lang w:val="de-DE"/>
+        </w:rPr>
+        <w:t>الرسول</w:t>
+      </w:r>
+      <w:r>
+        <w:rPr>
+          <w:rFonts w:ascii="Sakkal Majalla" w:hAnsi="Sakkal Majalla" w:cs="Sakkal Majalla"/>
+          <w:sz w:val="28"/>
+          <w:szCs w:val="28"/>
+          <w:rtl/>
+          <w:lang w:val="de-DE"/>
+        </w:rPr>
+        <w:t xml:space="preserve"> </w:t>
+      </w:r>
+      <w:r>
+        <w:rPr>
+          <w:rFonts w:ascii="Sakkal Majalla" w:hAnsi="Sakkal Majalla" w:cs="Sakkal Majalla" w:hint="cs"/>
+          <w:sz w:val="28"/>
+          <w:szCs w:val="28"/>
+          <w:rtl/>
+          <w:lang w:val="de-DE"/>
+        </w:rPr>
+        <w:t xml:space="preserve">المسرور في 2. تيموثاوس 4: 6 </w:t>
+      </w:r>
+      <w:r>
+        <w:rPr>
+          <w:rFonts w:ascii="Sakkal Majalla" w:hAnsi="Sakkal Majalla" w:cs="Sakkal Majalla"/>
+          <w:sz w:val="28"/>
+          <w:szCs w:val="28"/>
+          <w:rtl/>
+          <w:lang w:val="de-DE"/>
+        </w:rPr>
+        <w:t>–</w:t>
+      </w:r>
+      <w:r>
+        <w:rPr>
+          <w:rFonts w:ascii="Sakkal Majalla" w:hAnsi="Sakkal Majalla" w:cs="Sakkal Majalla" w:hint="cs"/>
+          <w:sz w:val="28"/>
+          <w:szCs w:val="28"/>
+          <w:rtl/>
+          <w:lang w:val="de-DE"/>
+        </w:rPr>
+        <w:t xml:space="preserve"> 8. نعم، في الواقع، عندما يقول بأنه </w:t>
+      </w:r>
+      <w:r>
+        <w:rPr>
+          <w:rFonts w:ascii="Sakkal Majalla" w:hAnsi="Sakkal Majalla" w:cs="Sakkal Majalla" w:hint="cs"/>
+          <w:sz w:val="28"/>
+          <w:szCs w:val="28"/>
+          <w:rtl/>
+          <w:lang w:val="de-DE"/>
+        </w:rPr>
+        <w:t>جاهد الجهاد الحسن، وأكمل السعي، عندما يعلم المرء من أينما يأتي وإلى أين هو ماضٍ، فأي شيء أحلى من أن يفارق ويكون مع المسيح، وهناك ننتظر في كامل التمتع برباطنا الشخصي بيسوع، المجد والإكليل.</w:t>
+      </w:r>
+    </w:p>
+    <w:p>
+      <w:pPr>
+        <w:jc w:val="both"/>
+        <w:rPr>
+          <w:rFonts w:ascii="Sakkal Majalla" w:hAnsi="Sakkal Majalla" w:cs="Sakkal Majalla"/>
+          <w:sz w:val="28"/>
+          <w:szCs w:val="28"/>
+          <w:lang w:val="de-DE"/>
+        </w:rPr>
+      </w:pPr>
+      <w:r>
+        <w:rPr>
+          <w:rFonts w:ascii="Sakkal Majalla" w:hAnsi="Sakkal Majalla" w:cs="Sakkal Majalla" w:hint="cs"/>
+          <w:sz w:val="28"/>
+          <w:szCs w:val="28"/>
+          <w:rtl/>
+          <w:lang w:val="de-DE"/>
+        </w:rPr>
+        <w:t xml:space="preserve">غير أني لا أود بأن يظن المرء ولا بأي حال، </w:t>
+      </w:r>
+      <w:r>
+        <w:rPr>
+          <w:rFonts w:ascii="Sakkal Majalla" w:hAnsi="Sakkal Majalla" w:cs="Sakkal Majalla" w:hint="cs"/>
+          <w:sz w:val="28"/>
+          <w:szCs w:val="28"/>
+          <w:rtl/>
+          <w:lang w:val="de-DE"/>
+        </w:rPr>
+        <w:t xml:space="preserve">كما لو أن لي أقل فكر لإضعاف مجد تغير الأجساد الإيجابي. فإنه ويدوم ثمرًا مجيدًا للنصرة التي تمت على الموت، حتى أن موت الجسد بالنسبة لنا هو احتمال ولكنه ليس أمر حتمي (يوحنا 11: 24 </w:t>
+      </w:r>
+      <w:r>
+        <w:rPr>
+          <w:rFonts w:ascii="Sakkal Majalla" w:hAnsi="Sakkal Majalla" w:cs="Sakkal Majalla"/>
+          <w:sz w:val="28"/>
+          <w:szCs w:val="28"/>
+          <w:rtl/>
+          <w:lang w:val="de-DE"/>
+        </w:rPr>
+        <w:t>–</w:t>
+      </w:r>
+      <w:r>
+        <w:rPr>
+          <w:rFonts w:ascii="Sakkal Majalla" w:hAnsi="Sakkal Majalla" w:cs="Sakkal Majalla" w:hint="cs"/>
+          <w:sz w:val="28"/>
+          <w:szCs w:val="28"/>
+          <w:rtl/>
+          <w:lang w:val="de-DE"/>
+        </w:rPr>
+        <w:t xml:space="preserve"> 26). إن غايتي هي فقط </w:t>
+      </w:r>
+      <w:r>
+        <w:rPr>
+          <w:rFonts w:ascii="Sakkal Majalla" w:hAnsi="Sakkal Majalla" w:cs="Sakkal Majalla" w:hint="cs"/>
+          <w:sz w:val="28"/>
+          <w:szCs w:val="28"/>
+          <w:rtl/>
+          <w:lang w:val="de-DE"/>
+        </w:rPr>
+        <w:t>محاربة</w:t>
+      </w:r>
+      <w:r>
+        <w:rPr>
+          <w:rFonts w:ascii="Sakkal Majalla" w:hAnsi="Sakkal Majalla" w:cs="Sakkal Majalla"/>
+          <w:sz w:val="28"/>
+          <w:szCs w:val="28"/>
+          <w:rtl/>
+          <w:lang w:val="de-DE"/>
+        </w:rPr>
+        <w:t xml:space="preserve"> </w:t>
+      </w:r>
+      <w:r>
+        <w:rPr>
+          <w:rFonts w:ascii="Sakkal Majalla" w:hAnsi="Sakkal Majalla" w:cs="Sakkal Majalla" w:hint="cs"/>
+          <w:sz w:val="28"/>
+          <w:szCs w:val="28"/>
+          <w:rtl/>
+          <w:lang w:val="de-DE"/>
+        </w:rPr>
+        <w:t>الميل</w:t>
+      </w:r>
+      <w:r>
+        <w:rPr>
+          <w:rFonts w:ascii="Sakkal Majalla" w:hAnsi="Sakkal Majalla" w:cs="Sakkal Majalla"/>
+          <w:sz w:val="28"/>
+          <w:szCs w:val="28"/>
+          <w:rtl/>
+          <w:lang w:val="de-DE"/>
+        </w:rPr>
+        <w:t xml:space="preserve"> </w:t>
+      </w:r>
+      <w:r>
+        <w:rPr>
+          <w:rFonts w:ascii="Sakkal Majalla" w:hAnsi="Sakkal Majalla" w:cs="Sakkal Majalla" w:hint="cs"/>
+          <w:sz w:val="28"/>
+          <w:szCs w:val="28"/>
+          <w:rtl/>
+          <w:lang w:val="de-DE"/>
+        </w:rPr>
+        <w:t>العام</w:t>
+      </w:r>
+      <w:r>
+        <w:rPr>
+          <w:rFonts w:ascii="Sakkal Majalla" w:hAnsi="Sakkal Majalla" w:cs="Sakkal Majalla"/>
+          <w:sz w:val="28"/>
+          <w:szCs w:val="28"/>
+          <w:rtl/>
+          <w:lang w:val="de-DE"/>
+        </w:rPr>
+        <w:t xml:space="preserve"> </w:t>
+      </w:r>
+      <w:r>
+        <w:rPr>
+          <w:rFonts w:ascii="Sakkal Majalla" w:hAnsi="Sakkal Majalla" w:cs="Sakkal Majalla" w:hint="cs"/>
+          <w:sz w:val="28"/>
+          <w:szCs w:val="28"/>
+          <w:rtl/>
+          <w:lang w:val="de-DE"/>
+        </w:rPr>
+        <w:t>للمسيحيين</w:t>
+      </w:r>
+      <w:r>
+        <w:rPr>
+          <w:rFonts w:ascii="Sakkal Majalla" w:hAnsi="Sakkal Majalla" w:cs="Sakkal Majalla"/>
+          <w:sz w:val="28"/>
+          <w:szCs w:val="28"/>
+          <w:rtl/>
+          <w:lang w:val="de-DE"/>
+        </w:rPr>
+        <w:t xml:space="preserve"> </w:t>
+      </w:r>
+      <w:r>
+        <w:rPr>
+          <w:rFonts w:ascii="Sakkal Majalla" w:hAnsi="Sakkal Majalla" w:cs="Sakkal Majalla" w:hint="cs"/>
+          <w:sz w:val="28"/>
+          <w:szCs w:val="28"/>
+          <w:rtl/>
+          <w:lang w:val="de-DE"/>
+        </w:rPr>
+        <w:t>غير</w:t>
+      </w:r>
+      <w:r>
+        <w:rPr>
+          <w:rFonts w:ascii="Sakkal Majalla" w:hAnsi="Sakkal Majalla" w:cs="Sakkal Majalla"/>
+          <w:sz w:val="28"/>
+          <w:szCs w:val="28"/>
+          <w:rtl/>
+          <w:lang w:val="de-DE"/>
+        </w:rPr>
+        <w:t xml:space="preserve"> </w:t>
+      </w:r>
+      <w:r>
+        <w:rPr>
+          <w:rFonts w:ascii="Sakkal Majalla" w:hAnsi="Sakkal Majalla" w:cs="Sakkal Majalla" w:hint="cs"/>
+          <w:sz w:val="28"/>
+          <w:szCs w:val="28"/>
+          <w:rtl/>
+          <w:lang w:val="de-DE"/>
+        </w:rPr>
+        <w:t>المخلصين</w:t>
+      </w:r>
+      <w:r>
+        <w:rPr>
+          <w:rFonts w:ascii="Sakkal Majalla" w:hAnsi="Sakkal Majalla" w:cs="Sakkal Majalla" w:hint="cs"/>
+          <w:sz w:val="28"/>
+          <w:szCs w:val="28"/>
+          <w:rtl/>
+          <w:lang w:val="de-DE"/>
+        </w:rPr>
+        <w:t xml:space="preserve">، الذين إذ أنهم لا يزالون يخافون الموت يتكهنون بتغيّر الأجساد. </w:t>
+      </w:r>
+      <w:r>
+        <w:rPr>
+          <w:rFonts w:ascii="Sakkal Majalla" w:hAnsi="Sakkal Majalla" w:cs="Sakkal Majalla" w:hint="cs"/>
+          <w:sz w:val="28"/>
+          <w:szCs w:val="28"/>
+          <w:rtl/>
+          <w:lang w:val="de-DE"/>
+        </w:rPr>
+        <w:t>لسوء</w:t>
+      </w:r>
+      <w:r>
+        <w:rPr>
+          <w:rFonts w:ascii="Sakkal Majalla" w:hAnsi="Sakkal Majalla" w:cs="Sakkal Majalla"/>
+          <w:sz w:val="28"/>
+          <w:szCs w:val="28"/>
+          <w:rtl/>
+          <w:lang w:val="de-DE"/>
+        </w:rPr>
+        <w:t xml:space="preserve"> </w:t>
+      </w:r>
+      <w:r>
+        <w:rPr>
+          <w:rFonts w:ascii="Sakkal Majalla" w:hAnsi="Sakkal Majalla" w:cs="Sakkal Majalla" w:hint="cs"/>
+          <w:sz w:val="28"/>
+          <w:szCs w:val="28"/>
+          <w:rtl/>
+          <w:lang w:val="de-DE"/>
+        </w:rPr>
+        <w:t>الحظ،</w:t>
+      </w:r>
+      <w:r>
+        <w:rPr>
+          <w:rFonts w:ascii="Sakkal Majalla" w:hAnsi="Sakkal Majalla" w:cs="Sakkal Majalla"/>
+          <w:sz w:val="28"/>
+          <w:szCs w:val="28"/>
+          <w:rtl/>
+          <w:lang w:val="de-DE"/>
+        </w:rPr>
+        <w:t xml:space="preserve"> </w:t>
+      </w:r>
+      <w:r>
+        <w:rPr>
+          <w:rFonts w:ascii="Sakkal Majalla" w:hAnsi="Sakkal Majalla" w:cs="Sakkal Majalla" w:hint="cs"/>
+          <w:sz w:val="28"/>
+          <w:szCs w:val="28"/>
+          <w:rtl/>
+          <w:lang w:val="de-DE"/>
+        </w:rPr>
+        <w:t>غالباً</w:t>
+      </w:r>
+      <w:r>
+        <w:rPr>
+          <w:rFonts w:ascii="Sakkal Majalla" w:hAnsi="Sakkal Majalla" w:cs="Sakkal Majalla"/>
+          <w:sz w:val="28"/>
+          <w:szCs w:val="28"/>
+          <w:rtl/>
+          <w:lang w:val="de-DE"/>
+        </w:rPr>
+        <w:t xml:space="preserve"> </w:t>
+      </w:r>
+      <w:r>
+        <w:rPr>
+          <w:rFonts w:ascii="Sakkal Majalla" w:hAnsi="Sakkal Majalla" w:cs="Sakkal Majalla" w:hint="cs"/>
+          <w:sz w:val="28"/>
+          <w:szCs w:val="28"/>
+          <w:rtl/>
+          <w:lang w:val="de-DE"/>
+        </w:rPr>
+        <w:t>ما</w:t>
+      </w:r>
+      <w:r>
+        <w:rPr>
+          <w:rFonts w:ascii="Sakkal Majalla" w:hAnsi="Sakkal Majalla" w:cs="Sakkal Majalla"/>
+          <w:sz w:val="28"/>
+          <w:szCs w:val="28"/>
+          <w:rtl/>
+          <w:lang w:val="de-DE"/>
+        </w:rPr>
+        <w:t xml:space="preserve"> </w:t>
+      </w:r>
+      <w:r>
+        <w:rPr>
+          <w:rFonts w:ascii="Sakkal Majalla" w:hAnsi="Sakkal Majalla" w:cs="Sakkal Majalla" w:hint="cs"/>
+          <w:sz w:val="28"/>
+          <w:szCs w:val="28"/>
+          <w:rtl/>
+          <w:lang w:val="de-DE"/>
+        </w:rPr>
+        <w:t>يكون</w:t>
+      </w:r>
+      <w:r>
+        <w:rPr>
+          <w:rFonts w:ascii="Sakkal Majalla" w:hAnsi="Sakkal Majalla" w:cs="Sakkal Majalla"/>
+          <w:sz w:val="28"/>
+          <w:szCs w:val="28"/>
+          <w:rtl/>
+          <w:lang w:val="de-DE"/>
+        </w:rPr>
+        <w:t xml:space="preserve"> </w:t>
+      </w:r>
+      <w:r>
+        <w:rPr>
+          <w:rFonts w:ascii="Sakkal Majalla" w:hAnsi="Sakkal Majalla" w:cs="Sakkal Majalla" w:hint="cs"/>
+          <w:sz w:val="28"/>
+          <w:szCs w:val="28"/>
+          <w:rtl/>
+          <w:lang w:val="de-DE"/>
+        </w:rPr>
+        <w:t>هذا</w:t>
+      </w:r>
+      <w:r>
+        <w:rPr>
+          <w:rFonts w:ascii="Sakkal Majalla" w:hAnsi="Sakkal Majalla" w:cs="Sakkal Majalla"/>
+          <w:sz w:val="28"/>
+          <w:szCs w:val="28"/>
+          <w:rtl/>
+          <w:lang w:val="de-DE"/>
+        </w:rPr>
+        <w:t xml:space="preserve"> </w:t>
+      </w:r>
+      <w:r>
+        <w:rPr>
+          <w:rFonts w:ascii="Sakkal Majalla" w:hAnsi="Sakkal Majalla" w:cs="Sakkal Majalla" w:hint="cs"/>
+          <w:sz w:val="28"/>
+          <w:szCs w:val="28"/>
+          <w:rtl/>
+          <w:lang w:val="de-DE"/>
+        </w:rPr>
+        <w:t>الخوف</w:t>
+      </w:r>
+      <w:r>
+        <w:rPr>
+          <w:rFonts w:ascii="Sakkal Majalla" w:hAnsi="Sakkal Majalla" w:cs="Sakkal Majalla"/>
+          <w:sz w:val="28"/>
+          <w:szCs w:val="28"/>
+          <w:rtl/>
+          <w:lang w:val="de-DE"/>
+        </w:rPr>
+        <w:t xml:space="preserve"> </w:t>
+      </w:r>
+      <w:r>
+        <w:rPr>
+          <w:rFonts w:ascii="Sakkal Majalla" w:hAnsi="Sakkal Majalla" w:cs="Sakkal Majalla" w:hint="cs"/>
+          <w:sz w:val="28"/>
+          <w:szCs w:val="28"/>
+          <w:rtl/>
+          <w:lang w:val="de-DE"/>
+        </w:rPr>
+        <w:t>دليلاً</w:t>
+      </w:r>
+      <w:r>
+        <w:rPr>
+          <w:rFonts w:ascii="Sakkal Majalla" w:hAnsi="Sakkal Majalla" w:cs="Sakkal Majalla"/>
+          <w:sz w:val="28"/>
+          <w:szCs w:val="28"/>
+          <w:rtl/>
+          <w:lang w:val="de-DE"/>
+        </w:rPr>
+        <w:t xml:space="preserve"> </w:t>
+      </w:r>
+      <w:r>
+        <w:rPr>
+          <w:rFonts w:ascii="Sakkal Majalla" w:hAnsi="Sakkal Majalla" w:cs="Sakkal Majalla" w:hint="cs"/>
+          <w:sz w:val="28"/>
+          <w:szCs w:val="28"/>
+          <w:rtl/>
+          <w:lang w:val="de-DE"/>
+        </w:rPr>
+        <w:t>على</w:t>
+      </w:r>
+      <w:r>
+        <w:rPr>
+          <w:rFonts w:ascii="Sakkal Majalla" w:hAnsi="Sakkal Majalla" w:cs="Sakkal Majalla"/>
+          <w:sz w:val="28"/>
+          <w:szCs w:val="28"/>
+          <w:rtl/>
+          <w:lang w:val="de-DE"/>
+        </w:rPr>
+        <w:t xml:space="preserve"> </w:t>
+      </w:r>
+      <w:r>
+        <w:rPr>
+          <w:rFonts w:ascii="Sakkal Majalla" w:hAnsi="Sakkal Majalla" w:cs="Sakkal Majalla" w:hint="cs"/>
+          <w:sz w:val="28"/>
+          <w:szCs w:val="28"/>
+          <w:rtl/>
+          <w:lang w:val="de-DE"/>
+        </w:rPr>
+        <w:t>أن</w:t>
+      </w:r>
+      <w:r>
+        <w:rPr>
+          <w:rFonts w:ascii="Sakkal Majalla" w:hAnsi="Sakkal Majalla" w:cs="Sakkal Majalla"/>
+          <w:sz w:val="28"/>
+          <w:szCs w:val="28"/>
+          <w:rtl/>
+          <w:lang w:val="de-DE"/>
+        </w:rPr>
+        <w:t xml:space="preserve"> </w:t>
+      </w:r>
+      <w:r>
+        <w:rPr>
+          <w:rFonts w:ascii="Sakkal Majalla" w:hAnsi="Sakkal Majalla" w:cs="Sakkal Majalla" w:hint="cs"/>
+          <w:sz w:val="28"/>
+          <w:szCs w:val="28"/>
+          <w:rtl/>
+          <w:lang w:val="de-DE"/>
+        </w:rPr>
+        <w:t>الحياة</w:t>
+      </w:r>
+      <w:r>
+        <w:rPr>
+          <w:rFonts w:ascii="Sakkal Majalla" w:hAnsi="Sakkal Majalla" w:cs="Sakkal Majalla"/>
+          <w:sz w:val="28"/>
+          <w:szCs w:val="28"/>
+          <w:rtl/>
+          <w:lang w:val="de-DE"/>
+        </w:rPr>
+        <w:t xml:space="preserve"> </w:t>
+      </w:r>
+      <w:r>
+        <w:rPr>
+          <w:rFonts w:ascii="Sakkal Majalla" w:hAnsi="Sakkal Majalla" w:cs="Sakkal Majalla" w:hint="cs"/>
+          <w:sz w:val="28"/>
+          <w:szCs w:val="28"/>
+          <w:rtl/>
+          <w:lang w:val="de-DE"/>
+        </w:rPr>
+        <w:t>لم</w:t>
+      </w:r>
+      <w:r>
+        <w:rPr>
+          <w:rFonts w:ascii="Sakkal Majalla" w:hAnsi="Sakkal Majalla" w:cs="Sakkal Majalla"/>
+          <w:sz w:val="28"/>
+          <w:szCs w:val="28"/>
+          <w:rtl/>
+          <w:lang w:val="de-DE"/>
+        </w:rPr>
+        <w:t xml:space="preserve"> </w:t>
+      </w:r>
+      <w:r>
+        <w:rPr>
+          <w:rFonts w:ascii="Sakkal Majalla" w:hAnsi="Sakkal Majalla" w:cs="Sakkal Majalla" w:hint="cs"/>
+          <w:sz w:val="28"/>
+          <w:szCs w:val="28"/>
+          <w:rtl/>
+          <w:lang w:val="de-DE"/>
+        </w:rPr>
+        <w:t>تتحقق</w:t>
+      </w:r>
+      <w:r>
+        <w:rPr>
+          <w:rFonts w:ascii="Sakkal Majalla" w:hAnsi="Sakkal Majalla" w:cs="Sakkal Majalla"/>
+          <w:sz w:val="28"/>
+          <w:szCs w:val="28"/>
+          <w:rtl/>
+          <w:lang w:val="de-DE"/>
+        </w:rPr>
+        <w:t xml:space="preserve"> </w:t>
+      </w:r>
+      <w:r>
+        <w:rPr>
+          <w:rFonts w:ascii="Sakkal Majalla" w:hAnsi="Sakkal Majalla" w:cs="Sakkal Majalla" w:hint="cs"/>
+          <w:sz w:val="28"/>
+          <w:szCs w:val="28"/>
+          <w:rtl/>
+          <w:lang w:val="de-DE"/>
+        </w:rPr>
+        <w:t>إلا</w:t>
+      </w:r>
+      <w:r>
+        <w:rPr>
+          <w:rFonts w:ascii="Sakkal Majalla" w:hAnsi="Sakkal Majalla" w:cs="Sakkal Majalla"/>
+          <w:sz w:val="28"/>
+          <w:szCs w:val="28"/>
+          <w:rtl/>
+          <w:lang w:val="de-DE"/>
+        </w:rPr>
+        <w:t xml:space="preserve"> </w:t>
+      </w:r>
+      <w:r>
+        <w:rPr>
+          <w:rFonts w:ascii="Sakkal Majalla" w:hAnsi="Sakkal Majalla" w:cs="Sakkal Majalla" w:hint="cs"/>
+          <w:sz w:val="28"/>
+          <w:szCs w:val="28"/>
+          <w:rtl/>
+          <w:lang w:val="de-DE"/>
+        </w:rPr>
+        <w:t>قليلاً</w:t>
+      </w:r>
+      <w:r>
+        <w:rPr>
+          <w:rFonts w:ascii="Sakkal Majalla" w:hAnsi="Sakkal Majalla" w:cs="Sakkal Majalla"/>
+          <w:sz w:val="28"/>
+          <w:szCs w:val="28"/>
+          <w:rtl/>
+          <w:lang w:val="de-DE"/>
+        </w:rPr>
+        <w:t>.</w:t>
+      </w:r>
+      <w:r>
+        <w:rPr>
+          <w:rFonts w:ascii="Sakkal Majalla" w:hAnsi="Sakkal Majalla" w:cs="Sakkal Majalla" w:hint="cs"/>
+          <w:sz w:val="28"/>
+          <w:szCs w:val="28"/>
+          <w:rtl/>
+          <w:lang w:val="de-DE"/>
+        </w:rPr>
+        <w:t xml:space="preserve"> </w:t>
+      </w:r>
+      <w:r>
+        <w:rPr>
+          <w:rFonts w:ascii="Sakkal Majalla" w:hAnsi="Sakkal Majalla" w:cs="Sakkal Majalla" w:hint="cs"/>
+          <w:sz w:val="28"/>
+          <w:szCs w:val="28"/>
+          <w:rtl/>
+          <w:lang w:val="de-DE"/>
+        </w:rPr>
+        <w:t>يا</w:t>
+      </w:r>
+      <w:r>
+        <w:rPr>
+          <w:rFonts w:ascii="Sakkal Majalla" w:hAnsi="Sakkal Majalla" w:cs="Sakkal Majalla"/>
+          <w:sz w:val="28"/>
+          <w:szCs w:val="28"/>
+          <w:rtl/>
+          <w:lang w:val="de-DE"/>
+        </w:rPr>
+        <w:t xml:space="preserve"> </w:t>
+      </w:r>
+      <w:r>
+        <w:rPr>
+          <w:rFonts w:ascii="Sakkal Majalla" w:hAnsi="Sakkal Majalla" w:cs="Sakkal Majalla" w:hint="cs"/>
+          <w:sz w:val="28"/>
+          <w:szCs w:val="28"/>
+          <w:rtl/>
+          <w:lang w:val="de-DE"/>
+        </w:rPr>
+        <w:t>له</w:t>
+      </w:r>
+      <w:r>
+        <w:rPr>
+          <w:rFonts w:ascii="Sakkal Majalla" w:hAnsi="Sakkal Majalla" w:cs="Sakkal Majalla"/>
+          <w:sz w:val="28"/>
+          <w:szCs w:val="28"/>
+          <w:rtl/>
+          <w:lang w:val="de-DE"/>
+        </w:rPr>
+        <w:t xml:space="preserve"> </w:t>
+      </w:r>
+      <w:r>
+        <w:rPr>
+          <w:rFonts w:ascii="Sakkal Majalla" w:hAnsi="Sakkal Majalla" w:cs="Sakkal Majalla" w:hint="cs"/>
+          <w:sz w:val="28"/>
+          <w:szCs w:val="28"/>
+          <w:rtl/>
+          <w:lang w:val="de-DE"/>
+        </w:rPr>
+        <w:t>من</w:t>
+      </w:r>
+      <w:r>
+        <w:rPr>
+          <w:rFonts w:ascii="Sakkal Majalla" w:hAnsi="Sakkal Majalla" w:cs="Sakkal Majalla"/>
+          <w:sz w:val="28"/>
+          <w:szCs w:val="28"/>
+          <w:rtl/>
+          <w:lang w:val="de-DE"/>
+        </w:rPr>
+        <w:t xml:space="preserve"> </w:t>
+      </w:r>
+      <w:r>
+        <w:rPr>
+          <w:rFonts w:ascii="Sakkal Majalla" w:hAnsi="Sakkal Majalla" w:cs="Sakkal Majalla" w:hint="cs"/>
+          <w:sz w:val="28"/>
+          <w:szCs w:val="28"/>
+          <w:rtl/>
+          <w:lang w:val="de-DE"/>
+        </w:rPr>
+        <w:t>يقين</w:t>
+      </w:r>
+      <w:r>
+        <w:rPr>
+          <w:rFonts w:ascii="Sakkal Majalla" w:hAnsi="Sakkal Majalla" w:cs="Sakkal Majalla"/>
+          <w:sz w:val="28"/>
+          <w:szCs w:val="28"/>
+          <w:rtl/>
+          <w:lang w:val="de-DE"/>
+        </w:rPr>
+        <w:t xml:space="preserve"> </w:t>
+      </w:r>
+      <w:r>
+        <w:rPr>
+          <w:rFonts w:ascii="Sakkal Majalla" w:hAnsi="Sakkal Majalla" w:cs="Sakkal Majalla" w:hint="cs"/>
+          <w:sz w:val="28"/>
+          <w:szCs w:val="28"/>
+          <w:rtl/>
+          <w:lang w:val="de-DE"/>
+        </w:rPr>
+        <w:t>بأن</w:t>
+      </w:r>
+      <w:r>
+        <w:rPr>
+          <w:rFonts w:ascii="Sakkal Majalla" w:hAnsi="Sakkal Majalla" w:cs="Sakkal Majalla"/>
+          <w:sz w:val="28"/>
+          <w:szCs w:val="28"/>
+          <w:rtl/>
+          <w:lang w:val="de-DE"/>
+        </w:rPr>
+        <w:t xml:space="preserve"> </w:t>
+      </w:r>
+      <w:r>
+        <w:rPr>
+          <w:rFonts w:ascii="Sakkal Majalla" w:hAnsi="Sakkal Majalla" w:cs="Sakkal Majalla" w:hint="cs"/>
+          <w:sz w:val="28"/>
+          <w:szCs w:val="28"/>
+          <w:rtl/>
+          <w:lang w:val="de-DE"/>
+        </w:rPr>
+        <w:t>تسلّم</w:t>
+      </w:r>
+      <w:r>
+        <w:rPr>
+          <w:rFonts w:ascii="Sakkal Majalla" w:hAnsi="Sakkal Majalla" w:cs="Sakkal Majalla"/>
+          <w:sz w:val="28"/>
+          <w:szCs w:val="28"/>
+          <w:rtl/>
+          <w:lang w:val="de-DE"/>
+        </w:rPr>
+        <w:t xml:space="preserve"> </w:t>
+      </w:r>
+      <w:r>
+        <w:rPr>
+          <w:rFonts w:ascii="Sakkal Majalla" w:hAnsi="Sakkal Majalla" w:cs="Sakkal Majalla" w:hint="cs"/>
+          <w:sz w:val="28"/>
+          <w:szCs w:val="28"/>
+          <w:rtl/>
+          <w:lang w:val="de-DE"/>
+        </w:rPr>
+        <w:t>نفسك</w:t>
+      </w:r>
+      <w:r>
+        <w:rPr>
+          <w:rFonts w:ascii="Sakkal Majalla" w:hAnsi="Sakkal Majalla" w:cs="Sakkal Majalla"/>
+          <w:sz w:val="28"/>
+          <w:szCs w:val="28"/>
+          <w:rtl/>
+          <w:lang w:val="de-DE"/>
+        </w:rPr>
+        <w:t xml:space="preserve"> </w:t>
+      </w:r>
+      <w:r>
+        <w:rPr>
+          <w:rFonts w:ascii="Sakkal Majalla" w:hAnsi="Sakkal Majalla" w:cs="Sakkal Majalla" w:hint="cs"/>
+          <w:sz w:val="28"/>
+          <w:szCs w:val="28"/>
+          <w:rtl/>
+          <w:lang w:val="de-DE"/>
+        </w:rPr>
+        <w:t>ببساطة</w:t>
+      </w:r>
+      <w:r>
+        <w:rPr>
+          <w:rFonts w:ascii="Sakkal Majalla" w:hAnsi="Sakkal Majalla" w:cs="Sakkal Majalla"/>
+          <w:sz w:val="28"/>
+          <w:szCs w:val="28"/>
+          <w:rtl/>
+          <w:lang w:val="de-DE"/>
+        </w:rPr>
+        <w:t xml:space="preserve"> </w:t>
+      </w:r>
+      <w:r>
+        <w:rPr>
+          <w:rFonts w:ascii="Sakkal Majalla" w:hAnsi="Sakkal Majalla" w:cs="Sakkal Majalla" w:hint="cs"/>
+          <w:sz w:val="28"/>
+          <w:szCs w:val="28"/>
+          <w:rtl/>
+          <w:lang w:val="de-DE"/>
+        </w:rPr>
+        <w:t>لما</w:t>
+      </w:r>
+      <w:r>
+        <w:rPr>
+          <w:rFonts w:ascii="Sakkal Majalla" w:hAnsi="Sakkal Majalla" w:cs="Sakkal Majalla"/>
+          <w:sz w:val="28"/>
+          <w:szCs w:val="28"/>
+          <w:rtl/>
+          <w:lang w:val="de-DE"/>
+        </w:rPr>
+        <w:t xml:space="preserve"> </w:t>
+      </w:r>
+      <w:r>
+        <w:rPr>
+          <w:rFonts w:ascii="Sakkal Majalla" w:hAnsi="Sakkal Majalla" w:cs="Sakkal Majalla" w:hint="cs"/>
+          <w:sz w:val="28"/>
+          <w:szCs w:val="28"/>
+          <w:rtl/>
+          <w:lang w:val="de-DE"/>
+        </w:rPr>
+        <w:t>قرره</w:t>
+      </w:r>
+      <w:r>
+        <w:rPr>
+          <w:rFonts w:ascii="Sakkal Majalla" w:hAnsi="Sakkal Majalla" w:cs="Sakkal Majalla"/>
+          <w:sz w:val="28"/>
+          <w:szCs w:val="28"/>
+          <w:rtl/>
+          <w:lang w:val="de-DE"/>
+        </w:rPr>
+        <w:t xml:space="preserve"> </w:t>
+      </w:r>
+      <w:r>
+        <w:rPr>
+          <w:rFonts w:ascii="Sakkal Majalla" w:hAnsi="Sakkal Majalla" w:cs="Sakkal Majalla" w:hint="cs"/>
+          <w:sz w:val="28"/>
+          <w:szCs w:val="28"/>
+          <w:rtl/>
+          <w:lang w:val="de-DE"/>
+        </w:rPr>
+        <w:t>الله</w:t>
+      </w:r>
+      <w:r>
+        <w:rPr>
+          <w:rFonts w:ascii="Sakkal Majalla" w:hAnsi="Sakkal Majalla" w:cs="Sakkal Majalla"/>
+          <w:sz w:val="28"/>
+          <w:szCs w:val="28"/>
+          <w:rtl/>
+          <w:lang w:val="de-DE"/>
+        </w:rPr>
+        <w:t xml:space="preserve"> </w:t>
+      </w:r>
+      <w:r>
+        <w:rPr>
+          <w:rFonts w:ascii="Sakkal Majalla" w:hAnsi="Sakkal Majalla" w:cs="Sakkal Majalla" w:hint="cs"/>
+          <w:sz w:val="28"/>
+          <w:szCs w:val="28"/>
+          <w:rtl/>
+          <w:lang w:val="de-DE"/>
+        </w:rPr>
+        <w:t>لنا</w:t>
+      </w:r>
+      <w:r>
+        <w:rPr>
+          <w:rFonts w:ascii="Sakkal Majalla" w:hAnsi="Sakkal Majalla" w:cs="Sakkal Majalla"/>
+          <w:sz w:val="28"/>
+          <w:szCs w:val="28"/>
+          <w:rtl/>
+          <w:lang w:val="de-DE"/>
+        </w:rPr>
+        <w:t xml:space="preserve"> </w:t>
+      </w:r>
+      <w:r>
+        <w:rPr>
+          <w:rFonts w:ascii="Sakkal Majalla" w:hAnsi="Sakkal Majalla" w:cs="Sakkal Majalla" w:hint="cs"/>
+          <w:sz w:val="28"/>
+          <w:szCs w:val="28"/>
+          <w:rtl/>
+          <w:lang w:val="de-DE"/>
+        </w:rPr>
+        <w:t>وأن</w:t>
+      </w:r>
+      <w:r>
+        <w:rPr>
+          <w:rFonts w:ascii="Sakkal Majalla" w:hAnsi="Sakkal Majalla" w:cs="Sakkal Majalla"/>
+          <w:sz w:val="28"/>
+          <w:szCs w:val="28"/>
+          <w:rtl/>
+          <w:lang w:val="de-DE"/>
+        </w:rPr>
+        <w:t xml:space="preserve"> </w:t>
+      </w:r>
+      <w:r>
+        <w:rPr>
+          <w:rFonts w:ascii="Sakkal Majalla" w:hAnsi="Sakkal Majalla" w:cs="Sakkal Majalla" w:hint="cs"/>
+          <w:sz w:val="28"/>
+          <w:szCs w:val="28"/>
+          <w:rtl/>
+          <w:lang w:val="de-DE"/>
+        </w:rPr>
+        <w:t>ن</w:t>
+      </w:r>
+      <w:r>
+        <w:rPr>
+          <w:rFonts w:ascii="Sakkal Majalla" w:hAnsi="Sakkal Majalla" w:cs="Sakkal Majalla" w:hint="cs"/>
+          <w:sz w:val="28"/>
+          <w:szCs w:val="28"/>
+          <w:rtl/>
+          <w:lang w:val="de-DE"/>
+        </w:rPr>
+        <w:t>فهم</w:t>
+      </w:r>
+      <w:r>
+        <w:rPr>
+          <w:rFonts w:ascii="Sakkal Majalla" w:hAnsi="Sakkal Majalla" w:cs="Sakkal Majalla"/>
+          <w:sz w:val="28"/>
+          <w:szCs w:val="28"/>
+          <w:rtl/>
+          <w:lang w:val="de-DE"/>
+        </w:rPr>
+        <w:t xml:space="preserve"> </w:t>
+      </w:r>
+      <w:r>
+        <w:rPr>
+          <w:rFonts w:ascii="Sakkal Majalla" w:hAnsi="Sakkal Majalla" w:cs="Sakkal Majalla" w:hint="cs"/>
+          <w:sz w:val="28"/>
+          <w:szCs w:val="28"/>
+          <w:rtl/>
+          <w:lang w:val="de-DE"/>
+        </w:rPr>
+        <w:t>أنه</w:t>
+      </w:r>
+      <w:r>
+        <w:rPr>
+          <w:rFonts w:ascii="Sakkal Majalla" w:hAnsi="Sakkal Majalla" w:cs="Sakkal Majalla"/>
+          <w:sz w:val="28"/>
+          <w:szCs w:val="28"/>
+          <w:rtl/>
+          <w:lang w:val="de-DE"/>
+        </w:rPr>
+        <w:t xml:space="preserve"> </w:t>
+      </w:r>
+      <w:r>
+        <w:rPr>
+          <w:rFonts w:ascii="Sakkal Majalla" w:hAnsi="Sakkal Majalla" w:cs="Sakkal Majalla" w:hint="cs"/>
+          <w:sz w:val="28"/>
+          <w:szCs w:val="28"/>
+          <w:rtl/>
+          <w:lang w:val="de-DE"/>
+        </w:rPr>
+        <w:t>بينما</w:t>
+      </w:r>
+      <w:r>
+        <w:rPr>
+          <w:rFonts w:ascii="Sakkal Majalla" w:hAnsi="Sakkal Majalla" w:cs="Sakkal Majalla"/>
+          <w:sz w:val="28"/>
+          <w:szCs w:val="28"/>
+          <w:rtl/>
+          <w:lang w:val="de-DE"/>
+        </w:rPr>
+        <w:t xml:space="preserve"> </w:t>
+      </w:r>
+      <w:r>
+        <w:rPr>
+          <w:rFonts w:ascii="Sakkal Majalla" w:hAnsi="Sakkal Majalla" w:cs="Sakkal Majalla" w:hint="cs"/>
+          <w:sz w:val="28"/>
+          <w:szCs w:val="28"/>
+          <w:rtl/>
+          <w:lang w:val="de-DE"/>
+        </w:rPr>
+        <w:t>نحن</w:t>
+      </w:r>
+      <w:r>
+        <w:rPr>
+          <w:rFonts w:ascii="Sakkal Majalla" w:hAnsi="Sakkal Majalla" w:cs="Sakkal Majalla"/>
+          <w:sz w:val="28"/>
+          <w:szCs w:val="28"/>
+          <w:rtl/>
+          <w:lang w:val="de-DE"/>
+        </w:rPr>
+        <w:t xml:space="preserve"> </w:t>
+      </w:r>
+      <w:r>
+        <w:rPr>
+          <w:rFonts w:ascii="Sakkal Majalla" w:hAnsi="Sakkal Majalla" w:cs="Sakkal Majalla" w:hint="cs"/>
+          <w:sz w:val="28"/>
+          <w:szCs w:val="28"/>
+          <w:rtl/>
+          <w:lang w:val="de-DE"/>
+        </w:rPr>
+        <w:t>في</w:t>
+      </w:r>
+      <w:r>
+        <w:rPr>
+          <w:rFonts w:ascii="Sakkal Majalla" w:hAnsi="Sakkal Majalla" w:cs="Sakkal Majalla"/>
+          <w:sz w:val="28"/>
+          <w:szCs w:val="28"/>
+          <w:rtl/>
+          <w:lang w:val="de-DE"/>
+        </w:rPr>
+        <w:t xml:space="preserve"> </w:t>
+      </w:r>
+      <w:r>
+        <w:rPr>
+          <w:rFonts w:ascii="Sakkal Majalla" w:hAnsi="Sakkal Majalla" w:cs="Sakkal Majalla" w:hint="cs"/>
+          <w:sz w:val="28"/>
+          <w:szCs w:val="28"/>
+          <w:rtl/>
+          <w:lang w:val="de-DE"/>
+        </w:rPr>
+        <w:t>الجسد</w:t>
+      </w:r>
+      <w:r>
+        <w:rPr>
+          <w:rFonts w:ascii="Sakkal Majalla" w:hAnsi="Sakkal Majalla" w:cs="Sakkal Majalla"/>
+          <w:sz w:val="28"/>
+          <w:szCs w:val="28"/>
+          <w:rtl/>
+          <w:lang w:val="de-DE"/>
+        </w:rPr>
+        <w:t xml:space="preserve"> </w:t>
+      </w:r>
+      <w:r>
+        <w:rPr>
+          <w:rFonts w:ascii="Sakkal Majalla" w:hAnsi="Sakkal Majalla" w:cs="Sakkal Majalla" w:hint="cs"/>
+          <w:sz w:val="28"/>
+          <w:szCs w:val="28"/>
+          <w:rtl/>
+          <w:lang w:val="de-DE"/>
+        </w:rPr>
+        <w:t>ليس</w:t>
+      </w:r>
+      <w:r>
+        <w:rPr>
+          <w:rFonts w:ascii="Sakkal Majalla" w:hAnsi="Sakkal Majalla" w:cs="Sakkal Majalla"/>
+          <w:sz w:val="28"/>
+          <w:szCs w:val="28"/>
+          <w:rtl/>
+          <w:lang w:val="de-DE"/>
+        </w:rPr>
+        <w:t xml:space="preserve"> </w:t>
+      </w:r>
+      <w:r>
+        <w:rPr>
+          <w:rFonts w:ascii="Sakkal Majalla" w:hAnsi="Sakkal Majalla" w:cs="Sakkal Majalla" w:hint="cs"/>
+          <w:sz w:val="28"/>
+          <w:szCs w:val="28"/>
+          <w:rtl/>
+          <w:lang w:val="de-DE"/>
+        </w:rPr>
+        <w:t>لدينا</w:t>
+      </w:r>
+      <w:r>
+        <w:rPr>
+          <w:rFonts w:ascii="Sakkal Majalla" w:hAnsi="Sakkal Majalla" w:cs="Sakkal Majalla"/>
+          <w:sz w:val="28"/>
+          <w:szCs w:val="28"/>
+          <w:rtl/>
+          <w:lang w:val="de-DE"/>
+        </w:rPr>
+        <w:t xml:space="preserve"> </w:t>
+      </w:r>
+      <w:r>
+        <w:rPr>
+          <w:rFonts w:ascii="Sakkal Majalla" w:hAnsi="Sakkal Majalla" w:cs="Sakkal Majalla" w:hint="cs"/>
+          <w:sz w:val="28"/>
+          <w:szCs w:val="28"/>
+          <w:rtl/>
+          <w:lang w:val="de-DE"/>
+        </w:rPr>
+        <w:t>أي</w:t>
+      </w:r>
+      <w:r>
+        <w:rPr>
+          <w:rFonts w:ascii="Sakkal Majalla" w:hAnsi="Sakkal Majalla" w:cs="Sakkal Majalla"/>
+          <w:sz w:val="28"/>
+          <w:szCs w:val="28"/>
+          <w:rtl/>
+          <w:lang w:val="de-DE"/>
+        </w:rPr>
+        <w:t xml:space="preserve"> </w:t>
+      </w:r>
+      <w:r>
+        <w:rPr>
+          <w:rFonts w:ascii="Sakkal Majalla" w:hAnsi="Sakkal Majalla" w:cs="Sakkal Majalla" w:hint="cs"/>
+          <w:sz w:val="28"/>
+          <w:szCs w:val="28"/>
+          <w:rtl/>
+          <w:lang w:val="de-DE"/>
+        </w:rPr>
+        <w:t>مهمة</w:t>
+      </w:r>
+      <w:r>
+        <w:rPr>
+          <w:rFonts w:ascii="Sakkal Majalla" w:hAnsi="Sakkal Majalla" w:cs="Sakkal Majalla"/>
+          <w:sz w:val="28"/>
+          <w:szCs w:val="28"/>
+          <w:rtl/>
+          <w:lang w:val="de-DE"/>
+        </w:rPr>
+        <w:t xml:space="preserve"> </w:t>
+      </w:r>
+      <w:r>
+        <w:rPr>
+          <w:rFonts w:ascii="Sakkal Majalla" w:hAnsi="Sakkal Majalla" w:cs="Sakkal Majalla" w:hint="cs"/>
+          <w:sz w:val="28"/>
+          <w:szCs w:val="28"/>
+          <w:rtl/>
+          <w:lang w:val="de-DE"/>
+        </w:rPr>
+        <w:t>أخرى</w:t>
+      </w:r>
+      <w:r>
+        <w:rPr>
+          <w:rFonts w:ascii="Sakkal Majalla" w:hAnsi="Sakkal Majalla" w:cs="Sakkal Majalla"/>
+          <w:sz w:val="28"/>
+          <w:szCs w:val="28"/>
+          <w:rtl/>
+          <w:lang w:val="de-DE"/>
+        </w:rPr>
+        <w:t xml:space="preserve"> </w:t>
+      </w:r>
+      <w:r>
+        <w:rPr>
+          <w:rFonts w:ascii="Sakkal Majalla" w:hAnsi="Sakkal Majalla" w:cs="Sakkal Majalla" w:hint="cs"/>
+          <w:sz w:val="28"/>
+          <w:szCs w:val="28"/>
+          <w:rtl/>
+          <w:lang w:val="de-DE"/>
+        </w:rPr>
+        <w:t>سوى</w:t>
+      </w:r>
+      <w:r>
+        <w:rPr>
+          <w:rFonts w:ascii="Sakkal Majalla" w:hAnsi="Sakkal Majalla" w:cs="Sakkal Majalla"/>
+          <w:sz w:val="28"/>
+          <w:szCs w:val="28"/>
+          <w:rtl/>
+          <w:lang w:val="de-DE"/>
+        </w:rPr>
+        <w:t xml:space="preserve"> </w:t>
+      </w:r>
+      <w:r>
+        <w:rPr>
+          <w:rFonts w:ascii="Sakkal Majalla" w:hAnsi="Sakkal Majalla" w:cs="Sakkal Majalla" w:hint="cs"/>
+          <w:sz w:val="28"/>
+          <w:szCs w:val="28"/>
+          <w:rtl/>
+          <w:lang w:val="de-DE"/>
+        </w:rPr>
+        <w:t>أن</w:t>
+      </w:r>
+      <w:r>
+        <w:rPr>
+          <w:rFonts w:ascii="Sakkal Majalla" w:hAnsi="Sakkal Majalla" w:cs="Sakkal Majalla"/>
+          <w:sz w:val="28"/>
+          <w:szCs w:val="28"/>
+          <w:rtl/>
+          <w:lang w:val="de-DE"/>
+        </w:rPr>
+        <w:t xml:space="preserve"> </w:t>
+      </w:r>
+      <w:r>
+        <w:rPr>
+          <w:rFonts w:ascii="Sakkal Majalla" w:hAnsi="Sakkal Majalla" w:cs="Sakkal Majalla" w:hint="cs"/>
+          <w:sz w:val="28"/>
+          <w:szCs w:val="28"/>
+          <w:rtl/>
+          <w:lang w:val="de-DE"/>
+        </w:rPr>
+        <w:t>نكون</w:t>
+      </w:r>
+      <w:r>
+        <w:rPr>
+          <w:rFonts w:ascii="Sakkal Majalla" w:hAnsi="Sakkal Majalla" w:cs="Sakkal Majalla"/>
+          <w:sz w:val="28"/>
+          <w:szCs w:val="28"/>
+          <w:rtl/>
+          <w:lang w:val="de-DE"/>
+        </w:rPr>
+        <w:t xml:space="preserve"> </w:t>
+      </w:r>
+      <w:r>
+        <w:rPr>
+          <w:rFonts w:ascii="Sakkal Majalla" w:hAnsi="Sakkal Majalla" w:cs="Sakkal Majalla" w:hint="cs"/>
+          <w:sz w:val="28"/>
+          <w:szCs w:val="28"/>
+          <w:rtl/>
+          <w:lang w:val="de-DE"/>
+        </w:rPr>
+        <w:t>غيورين</w:t>
+      </w:r>
+      <w:r>
+        <w:rPr>
+          <w:rFonts w:ascii="Sakkal Majalla" w:hAnsi="Sakkal Majalla" w:cs="Sakkal Majalla"/>
+          <w:sz w:val="28"/>
+          <w:szCs w:val="28"/>
+          <w:rtl/>
+          <w:lang w:val="de-DE"/>
+        </w:rPr>
+        <w:t xml:space="preserve"> </w:t>
+      </w:r>
+      <w:r>
+        <w:rPr>
+          <w:rFonts w:ascii="Sakkal Majalla" w:hAnsi="Sakkal Majalla" w:cs="Sakkal Majalla" w:hint="cs"/>
+          <w:sz w:val="28"/>
+          <w:szCs w:val="28"/>
+          <w:rtl/>
+          <w:lang w:val="de-DE"/>
+        </w:rPr>
+        <w:t>لإرضاء</w:t>
+      </w:r>
+      <w:r>
+        <w:rPr>
+          <w:rFonts w:ascii="Sakkal Majalla" w:hAnsi="Sakkal Majalla" w:cs="Sakkal Majalla"/>
+          <w:sz w:val="28"/>
+          <w:szCs w:val="28"/>
+          <w:rtl/>
+          <w:lang w:val="de-DE"/>
+        </w:rPr>
+        <w:t xml:space="preserve"> </w:t>
+      </w:r>
+      <w:r>
+        <w:rPr>
+          <w:rFonts w:ascii="Sakkal Majalla" w:hAnsi="Sakkal Majalla" w:cs="Sakkal Majalla" w:hint="cs"/>
+          <w:sz w:val="28"/>
+          <w:szCs w:val="28"/>
+          <w:rtl/>
+          <w:lang w:val="de-DE"/>
+        </w:rPr>
+        <w:t>الرب</w:t>
+      </w:r>
+      <w:r>
+        <w:rPr>
+          <w:rFonts w:ascii="Sakkal Majalla" w:hAnsi="Sakkal Majalla" w:cs="Sakkal Majalla" w:hint="cs"/>
+          <w:sz w:val="28"/>
+          <w:szCs w:val="28"/>
+          <w:rtl/>
+          <w:lang w:val="de-DE"/>
+        </w:rPr>
+        <w:t xml:space="preserve"> (2. كورنثوس 5: 9 </w:t>
+      </w:r>
+      <w:r>
+        <w:rPr>
+          <w:rFonts w:ascii="Sakkal Majalla" w:hAnsi="Sakkal Majalla" w:cs="Sakkal Majalla"/>
+          <w:sz w:val="28"/>
+          <w:szCs w:val="28"/>
+          <w:rtl/>
+          <w:lang w:val="de-DE"/>
+        </w:rPr>
+        <w:t>–</w:t>
+      </w:r>
+      <w:r>
+        <w:rPr>
+          <w:rFonts w:ascii="Sakkal Majalla" w:hAnsi="Sakkal Majalla" w:cs="Sakkal Majalla" w:hint="cs"/>
+          <w:sz w:val="28"/>
+          <w:szCs w:val="28"/>
+          <w:rtl/>
+          <w:lang w:val="de-DE"/>
+        </w:rPr>
+        <w:t xml:space="preserve"> 10).</w:t>
       </w:r>
     </w:p>
     <w:sectPr>
       <w:pgSz w:w="11906" w:h="16838"/>
-      <w:pgMar w:top="1440" w:right="1440" w:bottom="1440" w:left="1440" w:header="708" w:footer="708" w:gutter="0"/>
+      <w:pgMar w:top="1440" w:right="1800" w:bottom="1440" w:left="1800" w:header="708" w:footer="708" w:gutter="0"/>
       <w:cols w:space="708"/>
       <w:bidi/>
       <w:rtlGutter/>
@@ -272,142 +5930,20 @@
 </w:document>
 </file>
 
-<file path=word/numbering.xml><?xml version="1.0" encoding="utf-8"?>
-<w:numbering xmlns:wpc="http://schemas.microsoft.com/office/word/2010/wordprocessingCanvas" xmlns:cx="http://schemas.microsoft.com/office/drawing/2014/chartex" xmlns:cx1="http://schemas.microsoft.com/office/drawing/2015/9/8/chartex" xmlns:cx2="http://schemas.microsoft.com/office/drawing/2015/10/21/chartex" xmlns:cx3="http://schemas.microsoft.com/office/drawing/2016/5/9/chartex" xmlns:cx4="http://schemas.microsoft.com/office/drawing/2016/5/10/chartex" xmlns:cx5="http://schemas.microsoft.com/office/drawing/2016/5/11/chartex" xmlns:cx6="http://schemas.microsoft.com/office/drawing/2016/5/12/chartex" xmlns:cx7="http://schemas.microsoft.com/office/drawing/2016/5/13/chartex" xmlns:cx8="http://schemas.microsoft.com/office/drawing/2016/5/14/chartex" xmlns:mc="http://schemas.openxmlformats.org/markup-compatibility/2006" xmlns:aink="http://schemas.microsoft.com/office/drawing/2016/ink" xmlns:am3d="http://schemas.microsoft.com/office/drawing/2017/model3d" xmlns:o="urn:schemas-microsoft-com:office:office" xmlns:oel="http://schemas.microsoft.com/office/2019/extlst" xmlns:r="http://schemas.openxmlformats.org/officeDocument/2006/relationships" xmlns:m="http://schemas.openxmlformats.org/officeDocument/2006/math" xmlns:v="urn:schemas-microsoft-com:vml" xmlns:wp14="http://schemas.microsoft.com/office/word/2010/wordprocessingDrawing" xmlns:wp="http://schemas.openxmlformats.org/drawingml/2006/wordprocessingDrawing" xmlns:w10="urn:schemas-microsoft-com:office:word" xmlns:w="http://schemas.openxmlformats.org/wordprocessingml/2006/main" xmlns:w14="http://schemas.microsoft.com/office/word/2010/wordml" xmlns:w15="http://schemas.microsoft.com/office/word/2012/wordml" xmlns:w16cex="http://schemas.microsoft.com/office/word/2018/wordml/cex" xmlns:w16cid="http://schemas.microsoft.com/office/word/2016/wordml/cid" xmlns:w16="http://schemas.microsoft.com/office/word/2018/wordml" xmlns:w16sdtdh="http://schemas.microsoft.com/office/word/2020/wordml/sdtdatahash" xmlns:w16se="http://schemas.microsoft.com/office/word/2015/wordml/symex" xmlns:wpg="http://schemas.microsoft.com/office/word/2010/wordprocessingGroup" xmlns:wpi="http://schemas.microsoft.com/office/word/2010/wordprocessingInk" xmlns:wne="http://schemas.microsoft.com/office/word/2006/wordml" xmlns:wps="http://schemas.microsoft.com/office/word/2010/wordprocessingShape" mc:Ignorable="w14 w15 w16se w16cid w16 w16cex w16sdtdh wp14">
-  <w:abstractNum w:abstractNumId="0" w15:restartNumberingAfterBreak="0">
-    <w:nsid w:val="004F1416"/>
-    <w:multiLevelType w:val="hybridMultilevel"/>
-    <w:tmpl w:val="FD2C4C58"/>
-    <w:lvl w:ilvl="0" w:tplc="3418DE48">
-      <w:numFmt w:val="bullet"/>
-      <w:lvlText w:val=""/>
-      <w:lvlJc w:val="left"/>
-      <w:pPr>
-        <w:ind w:left="720" w:hanging="360"/>
-      </w:pPr>
-      <w:rPr>
-        <w:rFonts w:ascii="Symbol" w:eastAsiaTheme="minorHAnsi" w:hAnsi="Symbol" w:cs="Sakkal Majalla" w:hint="default"/>
-      </w:rPr>
-    </w:lvl>
-    <w:lvl w:ilvl="1" w:tplc="04090003" w:tentative="1">
-      <w:start w:val="1"/>
-      <w:numFmt w:val="bullet"/>
-      <w:lvlText w:val="o"/>
-      <w:lvlJc w:val="left"/>
-      <w:pPr>
-        <w:ind w:left="1440" w:hanging="360"/>
-      </w:pPr>
-      <w:rPr>
-        <w:rFonts w:ascii="Courier New" w:hAnsi="Courier New" w:cs="Courier New" w:hint="default"/>
-      </w:rPr>
-    </w:lvl>
-    <w:lvl w:ilvl="2" w:tplc="04090005" w:tentative="1">
-      <w:start w:val="1"/>
-      <w:numFmt w:val="bullet"/>
-      <w:lvlText w:val=""/>
-      <w:lvlJc w:val="left"/>
-      <w:pPr>
-        <w:ind w:left="2160" w:hanging="360"/>
-      </w:pPr>
-      <w:rPr>
-        <w:rFonts w:ascii="Wingdings" w:hAnsi="Wingdings" w:hint="default"/>
-      </w:rPr>
-    </w:lvl>
-    <w:lvl w:ilvl="3" w:tplc="04090001" w:tentative="1">
-      <w:start w:val="1"/>
-      <w:numFmt w:val="bullet"/>
-      <w:lvlText w:val=""/>
-      <w:lvlJc w:val="left"/>
-      <w:pPr>
-        <w:ind w:left="2880" w:hanging="360"/>
-      </w:pPr>
-      <w:rPr>
-        <w:rFonts w:ascii="Symbol" w:hAnsi="Symbol" w:hint="default"/>
-      </w:rPr>
-    </w:lvl>
-    <w:lvl w:ilvl="4" w:tplc="04090003" w:tentative="1">
-      <w:start w:val="1"/>
-      <w:numFmt w:val="bullet"/>
-      <w:lvlText w:val="o"/>
-      <w:lvlJc w:val="left"/>
-      <w:pPr>
-        <w:ind w:left="3600" w:hanging="360"/>
-      </w:pPr>
-      <w:rPr>
-        <w:rFonts w:ascii="Courier New" w:hAnsi="Courier New" w:cs="Courier New" w:hint="default"/>
-      </w:rPr>
-    </w:lvl>
-    <w:lvl w:ilvl="5" w:tplc="04090005" w:tentative="1">
-      <w:start w:val="1"/>
-      <w:numFmt w:val="bullet"/>
-      <w:lvlText w:val=""/>
-      <w:lvlJc w:val="left"/>
-      <w:pPr>
-        <w:ind w:left="4320" w:hanging="360"/>
-      </w:pPr>
-      <w:rPr>
-        <w:rFonts w:ascii="Wingdings" w:hAnsi="Wingdings" w:hint="default"/>
-      </w:rPr>
-    </w:lvl>
-    <w:lvl w:ilvl="6" w:tplc="04090001" w:tentative="1">
-      <w:start w:val="1"/>
-      <w:numFmt w:val="bullet"/>
-      <w:lvlText w:val=""/>
-      <w:lvlJc w:val="left"/>
-      <w:pPr>
-        <w:ind w:left="5040" w:hanging="360"/>
-      </w:pPr>
-      <w:rPr>
-        <w:rFonts w:ascii="Symbol" w:hAnsi="Symbol" w:hint="default"/>
-      </w:rPr>
-    </w:lvl>
-    <w:lvl w:ilvl="7" w:tplc="04090003" w:tentative="1">
-      <w:start w:val="1"/>
-      <w:numFmt w:val="bullet"/>
-      <w:lvlText w:val="o"/>
-      <w:lvlJc w:val="left"/>
-      <w:pPr>
-        <w:ind w:left="5760" w:hanging="360"/>
-      </w:pPr>
-      <w:rPr>
-        <w:rFonts w:ascii="Courier New" w:hAnsi="Courier New" w:cs="Courier New" w:hint="default"/>
-      </w:rPr>
-    </w:lvl>
-    <w:lvl w:ilvl="8" w:tplc="04090005" w:tentative="1">
-      <w:start w:val="1"/>
-      <w:numFmt w:val="bullet"/>
-      <w:lvlText w:val=""/>
-      <w:lvlJc w:val="left"/>
-      <w:pPr>
-        <w:ind w:left="6480" w:hanging="360"/>
-      </w:pPr>
-      <w:rPr>
-        <w:rFonts w:ascii="Wingdings" w:hAnsi="Wingdings" w:hint="default"/>
-      </w:rPr>
-    </w:lvl>
-  </w:abstractNum>
-  <w:num w:numId="1" w16cid:durableId="1207328217">
-    <w:abstractNumId w:val="0"/>
-  </w:num>
-</w:numbering>
-</file>
-
 <file path=word/styles.xml><?xml version="1.0" encoding="utf-8"?>
-<w:styles xmlns:mc="http://schemas.openxmlformats.org/markup-compatibility/2006" xmlns:r="http://schemas.openxmlformats.org/officeDocument/2006/relationships" xmlns:w="http://schemas.openxmlformats.org/wordprocessingml/2006/main" xmlns:w14="http://schemas.microsoft.com/office/word/2010/wordml" xmlns:w15="http://schemas.microsoft.com/office/word/2012/wordml" xmlns:w16cex="http://schemas.microsoft.com/office/word/2018/wordml/cex" xmlns:w16cid="http://schemas.microsoft.com/office/word/2016/wordml/cid" xmlns:w16="http://schemas.microsoft.com/office/word/2018/wordml" xmlns:w16sdtdh="http://schemas.microsoft.com/office/word/2020/wordml/sdtdatahash" xmlns:w16se="http://schemas.microsoft.com/office/word/2015/wordml/symex" mc:Ignorable="w14 w15 w16se w16cid w16 w16cex w16sdtdh">
+<w:styles xmlns:mc="http://schemas.openxmlformats.org/markup-compatibility/2006" xmlns:r="http://schemas.openxmlformats.org/officeDocument/2006/relationships" xmlns:w="http://schemas.openxmlformats.org/wordprocessingml/2006/main" xmlns:w14="http://schemas.microsoft.com/office/word/2010/wordml" xmlns:w15="http://schemas.microsoft.com/office/word/2012/wordml" xmlns:w16cid="http://schemas.microsoft.com/office/word/2016/wordml/cid" xmlns:w16se="http://schemas.microsoft.com/office/word/2015/wordml/symex" mc:Ignorable="w14 w15 w16se w16cid">
   <w:docDefaults>
     <w:rPrDefault>
       <w:rPr>
-        <w:rFonts w:ascii="Sakkal Majalla" w:eastAsiaTheme="minorHAnsi" w:hAnsi="Sakkal Majalla" w:cs="Sakkal Majalla"/>
-        <w:sz w:val="28"/>
-        <w:szCs w:val="28"/>
-        <w:lang w:val="en-US" w:eastAsia="en-US" w:bidi="he-IL"/>
+        <w:rFonts w:asciiTheme="minorHAnsi" w:eastAsiaTheme="minorHAnsi" w:hAnsiTheme="minorHAnsi" w:cstheme="minorBidi"/>
+        <w:sz w:val="22"/>
+        <w:szCs w:val="22"/>
+        <w:lang w:val="en-US" w:eastAsia="en-US" w:bidi="ar-SA"/>
       </w:rPr>
     </w:rPrDefault>
     <w:pPrDefault>
       <w:pPr>
-        <w:bidi/>
         <w:spacing w:after="160" w:line="259" w:lineRule="auto"/>
-        <w:jc w:val="both"/>
       </w:pPr>
     </w:pPrDefault>
   </w:docDefaults>
@@ -792,6 +6328,9 @@
   <w:style w:type="paragraph" w:default="1" w:styleId="Normal">
     <w:name w:val="Normal"/>
     <w:qFormat/>
+    <w:pPr>
+      <w:bidi/>
+    </w:pPr>
     <w:rPr>
       <w:lang w:bidi="ar-EG"/>
     </w:rPr>
@@ -823,23 +6362,12 @@
     <w:semiHidden/>
     <w:unhideWhenUsed/>
   </w:style>
-  <w:style w:type="paragraph" w:styleId="ListParagraph">
-    <w:name w:val="List Paragraph"/>
-    <w:basedOn w:val="Normal"/>
-    <w:uiPriority w:val="34"/>
-    <w:qFormat/>
-    <w:rsid w:val="000B4D5F"/>
-    <w:pPr>
-      <w:ind w:left="720"/>
-      <w:contextualSpacing/>
-    </w:pPr>
-  </w:style>
   <w:style w:type="character" w:styleId="Hyperlink">
     <w:name w:val="Hyperlink"/>
     <w:basedOn w:val="DefaultParagraphFont"/>
     <w:uiPriority w:val="99"/>
     <w:unhideWhenUsed/>
-    <w:rsid w:val="002E7843"/>
+    <w:rsid w:val="009E5C39"/>
     <w:rPr>
       <w:color w:val="0563C1" w:themeColor="hyperlink"/>
       <w:u w:val="single"/>
@@ -851,7 +6379,7 @@
     <w:uiPriority w:val="99"/>
     <w:semiHidden/>
     <w:unhideWhenUsed/>
-    <w:rsid w:val="002E7843"/>
+    <w:rsid w:val="009E5C39"/>
     <w:rPr>
       <w:color w:val="605E5C"/>
       <w:shd w:val="clear" w:color="auto" w:fill="E1DFDD"/>

--- a/docs/downloads/منوعات/تم/doc_0739.docx
+++ b/docs/downloads/منوعات/تم/doc_0739.docx
@@ -1,244 +1,867 @@
 
 <file path=word/document.xml><?xml version="1.0" encoding="utf-8"?>
-<w:document xmlns:wpc="http://schemas.microsoft.com/office/word/2010/wordprocessingCanvas" xmlns:cx="http://schemas.microsoft.com/office/drawing/2014/chartex" xmlns:cx1="http://schemas.microsoft.com/office/drawing/2015/9/8/chartex" xmlns:cx2="http://schemas.microsoft.com/office/drawing/2015/10/21/chartex" xmlns:cx3="http://schemas.microsoft.com/office/drawing/2016/5/9/chartex" xmlns:cx4="http://schemas.microsoft.com/office/drawing/2016/5/10/chartex" xmlns:cx5="http://schemas.microsoft.com/office/drawing/2016/5/11/chartex" xmlns:cx6="http://schemas.microsoft.com/office/drawing/2016/5/12/chartex" xmlns:cx7="http://schemas.microsoft.com/office/drawing/2016/5/13/chartex" xmlns:cx8="http://schemas.microsoft.com/office/drawing/2016/5/14/chartex" xmlns:mc="http://schemas.openxmlformats.org/markup-compatibility/2006" xmlns:aink="http://schemas.microsoft.com/office/drawing/2016/ink" xmlns:am3d="http://schemas.microsoft.com/office/drawing/2017/model3d" xmlns:o="urn:schemas-microsoft-com:office:office" xmlns:oel="http://schemas.microsoft.com/office/2019/extlst" xmlns:r="http://schemas.openxmlformats.org/officeDocument/2006/relationships" xmlns:m="http://schemas.openxmlformats.org/officeDocument/2006/math" xmlns:v="urn:schemas-microsoft-com:vml" xmlns:wp14="http://schemas.microsoft.com/office/word/2010/wordprocessingDrawing" xmlns:wp="http://schemas.openxmlformats.org/drawingml/2006/wordprocessingDrawing" xmlns:w10="urn:schemas-microsoft-com:office:word" xmlns:w="http://schemas.openxmlformats.org/wordprocessingml/2006/main" xmlns:w14="http://schemas.microsoft.com/office/word/2010/wordml" xmlns:w15="http://schemas.microsoft.com/office/word/2012/wordml" xmlns:w16cex="http://schemas.microsoft.com/office/word/2018/wordml/cex" xmlns:w16cid="http://schemas.microsoft.com/office/word/2016/wordml/cid" xmlns:w16="http://schemas.microsoft.com/office/word/2018/wordml" xmlns:w16sdtdh="http://schemas.microsoft.com/office/word/2020/wordml/sdtdatahash" xmlns:w16se="http://schemas.microsoft.com/office/word/2015/wordml/symex" xmlns:wpg="http://schemas.microsoft.com/office/word/2010/wordprocessingGroup" xmlns:wpi="http://schemas.microsoft.com/office/word/2010/wordprocessingInk" xmlns:wne="http://schemas.microsoft.com/office/word/2006/wordml" xmlns:wps="http://schemas.microsoft.com/office/word/2010/wordprocessingShape" mc:Ignorable="w14 w15 w16se w16cid w16 w16cex w16sdtdh wp14">
+<w:document xmlns:wpc="http://schemas.microsoft.com/office/word/2010/wordprocessingCanvas" xmlns:cx="http://schemas.microsoft.com/office/drawing/2014/chartex" xmlns:cx1="http://schemas.microsoft.com/office/drawing/2015/9/8/chartex" xmlns:cx2="http://schemas.microsoft.com/office/drawing/2015/10/21/chartex" xmlns:cx3="http://schemas.microsoft.com/office/drawing/2016/5/9/chartex" xmlns:cx4="http://schemas.microsoft.com/office/drawing/2016/5/10/chartex" xmlns:cx5="http://schemas.microsoft.com/office/drawing/2016/5/11/chartex" xmlns:cx6="http://schemas.microsoft.com/office/drawing/2016/5/12/chartex" xmlns:cx7="http://schemas.microsoft.com/office/drawing/2016/5/13/chartex" xmlns:cx8="http://schemas.microsoft.com/office/drawing/2016/5/14/chartex" xmlns:mc="http://schemas.openxmlformats.org/markup-compatibility/2006" xmlns:aink="http://schemas.microsoft.com/office/drawing/2016/ink" xmlns:am3d="http://schemas.microsoft.com/office/drawing/2017/model3d" xmlns:o="urn:schemas-microsoft-com:office:office" xmlns:r="http://schemas.openxmlformats.org/officeDocument/2006/relationships" xmlns:m="http://schemas.openxmlformats.org/officeDocument/2006/math" xmlns:v="urn:schemas-microsoft-com:vml" xmlns:wp14="http://schemas.microsoft.com/office/word/2010/wordprocessingDrawing" xmlns:wp="http://schemas.openxmlformats.org/drawingml/2006/wordprocessingDrawing" xmlns:w10="urn:schemas-microsoft-com:office:word" xmlns:w="http://schemas.openxmlformats.org/wordprocessingml/2006/main" xmlns:w14="http://schemas.microsoft.com/office/word/2010/wordml" xmlns:w15="http://schemas.microsoft.com/office/word/2012/wordml" xmlns:w16cid="http://schemas.microsoft.com/office/word/2016/wordml/cid" xmlns:w16se="http://schemas.microsoft.com/office/word/2015/wordml/symex" xmlns:wpg="http://schemas.microsoft.com/office/word/2010/wordprocessingGroup" xmlns:wpi="http://schemas.microsoft.com/office/word/2010/wordprocessingInk" xmlns:wne="http://schemas.microsoft.com/office/word/2006/wordml" xmlns:wps="http://schemas.microsoft.com/office/word/2010/wordprocessingShape" mc:Ignorable="w14 w15 w16se w16cid wp14">
   <w:body>
-    <w:p>
-      <w:pPr>
-        <w:rPr>
-          <w:noProof/>
-          <w:rtl/>
-        </w:rPr>
-      </w:pPr>
-      <w:hyperlink r:id="rId5" w:anchor=":~:text=werden%3F%20Wenn%20man%20mal%20das%20Neue%20Testament,Manche%20sagen%20darauf%3A%20%22Na%2C%20dann%20kann%20ja" w:history="1">
-        <w:r>
-          <w:rPr>
-            <w:rStyle w:val="Hyperlink"/>
-            <w:rFonts w:hint="cs"/>
-            <w:noProof/>
-            <w:rtl/>
-          </w:rPr>
-          <w:t>هل لمجد الله نحن نرقص؟</w:t>
-        </w:r>
-      </w:hyperlink>
-    </w:p>
-    <w:p>
-      <w:pPr>
-        <w:rPr>
-          <w:noProof/>
-          <w:rtl/>
-        </w:rPr>
-      </w:pPr>
-      <w:r>
-        <w:rPr>
-          <w:rFonts w:hint="cs"/>
-          <w:noProof/>
-          <w:rtl/>
-        </w:rPr>
-        <w:t>ما هو موقفنا عندما يُقام الرقص في الاجتماعات بالارتباط مع عبادتنا لله؟</w:t>
-      </w:r>
-    </w:p>
-    <w:p>
-      <w:pPr>
-        <w:rPr>
-          <w:rtl/>
-        </w:rPr>
-      </w:pPr>
-      <w:r>
-        <w:rPr>
-          <w:rFonts w:hint="cs"/>
-          <w:noProof/>
-          <w:rtl/>
-        </w:rPr>
-        <w:t>إن بحثنا في العهد الجديد عن مواضع كتابية تتكلم عن هذا الموضوع، فسن</w:t>
-      </w:r>
-      <w:r>
-        <w:rPr>
-          <w:rFonts w:hint="cs"/>
-          <w:noProof/>
-          <w:rtl/>
-        </w:rPr>
-        <w:t>ُ</w:t>
-      </w:r>
-      <w:r>
-        <w:rPr>
-          <w:rFonts w:hint="cs"/>
-          <w:noProof/>
-          <w:rtl/>
-        </w:rPr>
-        <w:t xml:space="preserve">فاجأ من قلة عددها. البعض يقول </w:t>
-      </w:r>
-      <w:r>
-        <w:rPr>
-          <w:rFonts w:hint="cs"/>
-          <w:noProof/>
-          <w:rtl/>
-        </w:rPr>
-        <w:t>في هذا الأمر</w:t>
-      </w:r>
-      <w:r>
-        <w:rPr>
-          <w:rFonts w:hint="cs"/>
-          <w:noProof/>
-          <w:rtl/>
-        </w:rPr>
-        <w:t>: "إذًا فكل واحد يمكنه أن يفعل ما يعتقده أنه صحيح." ولكني أرد عليه</w:t>
-      </w:r>
-      <w:r>
-        <w:rPr>
-          <w:rFonts w:hint="cs"/>
-          <w:noProof/>
-          <w:rtl/>
-        </w:rPr>
-        <w:t xml:space="preserve"> بأنه سيكون لهذا أيضًا معناه. إن نظرنا في العهد القديم سنجد مواضع كتابية فيها رقص بنو إسرائيل مثل داود الذي رقص أمام الرب حينما أُحضر تابوت العهد إلى الهيكل (2. صموئيل 6: 12 </w:t>
-      </w:r>
-      <w:r>
-        <w:rPr>
-          <w:noProof/>
+    <w:bookmarkStart w:id="0" w:name="_GoBack"/>
+    <w:p>
+      <w:pPr>
+        <w:bidi/>
+        <w:jc w:val="both"/>
+        <w:rPr>
+          <w:rFonts w:ascii="Sakkal Majalla" w:hAnsi="Sakkal Majalla" w:cs="Sakkal Majalla"/>
+          <w:sz w:val="28"/>
+          <w:szCs w:val="28"/>
+          <w:rtl/>
+        </w:rPr>
+      </w:pPr>
+      <w:r>
+        <w:rPr>
+          <w:rFonts w:ascii="Sakkal Majalla" w:hAnsi="Sakkal Majalla" w:cs="Sakkal Majalla"/>
+          <w:sz w:val="28"/>
+          <w:szCs w:val="28"/>
+          <w:rtl/>
+        </w:rPr>
+        <w:fldChar w:fldCharType="begin"/>
+      </w:r>
+      <w:r>
+        <w:rPr>
+          <w:rFonts w:ascii="Sakkal Majalla" w:hAnsi="Sakkal Majalla" w:cs="Sakkal Majalla"/>
+          <w:sz w:val="28"/>
+          <w:szCs w:val="28"/>
+          <w:rtl/>
+        </w:rPr>
+        <w:instrText xml:space="preserve"> </w:instrText>
+      </w:r>
+      <w:r>
+        <w:rPr>
+          <w:rFonts w:ascii="Sakkal Majalla" w:hAnsi="Sakkal Majalla" w:cs="Sakkal Majalla"/>
+          <w:sz w:val="28"/>
+          <w:szCs w:val="28"/>
+        </w:rPr>
+        <w:instrText>HYPERLINK</w:instrText>
+      </w:r>
+      <w:r>
+        <w:rPr>
+          <w:rFonts w:ascii="Sakkal Majalla" w:hAnsi="Sakkal Majalla" w:cs="Sakkal Majalla"/>
+          <w:sz w:val="28"/>
+          <w:szCs w:val="28"/>
+          <w:rtl/>
+        </w:rPr>
+        <w:instrText xml:space="preserve"> "</w:instrText>
+      </w:r>
+      <w:r>
+        <w:rPr>
+          <w:rFonts w:ascii="Sakkal Majalla" w:hAnsi="Sakkal Majalla" w:cs="Sakkal Majalla"/>
+          <w:sz w:val="28"/>
+          <w:szCs w:val="28"/>
+        </w:rPr>
+        <w:instrText>https://www.bibelkommentare.de/kommentare/k-1053/was-sagen-uns-die-psalmen/psalm-107</w:instrText>
+      </w:r>
+      <w:r>
+        <w:rPr>
+          <w:rFonts w:ascii="Sakkal Majalla" w:hAnsi="Sakkal Majalla" w:cs="Sakkal Majalla"/>
+          <w:sz w:val="28"/>
+          <w:szCs w:val="28"/>
+          <w:rtl/>
+        </w:rPr>
+        <w:instrText xml:space="preserve">" </w:instrText>
+      </w:r>
+      <w:r>
+        <w:rPr>
+          <w:rFonts w:ascii="Sakkal Majalla" w:hAnsi="Sakkal Majalla" w:cs="Sakkal Majalla"/>
+          <w:sz w:val="28"/>
+          <w:szCs w:val="28"/>
+          <w:rtl/>
+        </w:rPr>
+      </w:r>
+      <w:r>
+        <w:rPr>
+          <w:rFonts w:ascii="Sakkal Majalla" w:hAnsi="Sakkal Majalla" w:cs="Sakkal Majalla"/>
+          <w:sz w:val="28"/>
+          <w:szCs w:val="28"/>
+          <w:rtl/>
+        </w:rPr>
+        <w:fldChar w:fldCharType="separate"/>
+      </w:r>
+      <w:r>
+        <w:rPr>
+          <w:rStyle w:val="Hyperlink"/>
+          <w:rFonts w:ascii="Sakkal Majalla" w:hAnsi="Sakkal Majalla" w:cs="Sakkal Majalla" w:hint="cs"/>
+          <w:sz w:val="28"/>
+          <w:szCs w:val="28"/>
+          <w:rtl/>
+        </w:rPr>
+        <w:t>مزمور 107</w:t>
+      </w:r>
+      <w:r>
+        <w:rPr>
+          <w:rFonts w:ascii="Sakkal Majalla" w:hAnsi="Sakkal Majalla" w:cs="Sakkal Majalla"/>
+          <w:sz w:val="28"/>
+          <w:szCs w:val="28"/>
+          <w:rtl/>
+        </w:rPr>
+        <w:fldChar w:fldCharType="end"/>
+      </w:r>
+      <w:r>
+        <w:rPr>
+          <w:rFonts w:ascii="Sakkal Majalla" w:hAnsi="Sakkal Majalla" w:cs="Sakkal Majalla" w:hint="cs"/>
+          <w:sz w:val="28"/>
+          <w:szCs w:val="28"/>
+          <w:rtl/>
+        </w:rPr>
+        <w:t xml:space="preserve"> </w:t>
+      </w:r>
+    </w:p>
+    <w:p>
+      <w:pPr>
+        <w:bidi/>
+        <w:jc w:val="both"/>
+        <w:rPr>
+          <w:rFonts w:ascii="Sakkal Majalla" w:hAnsi="Sakkal Majalla" w:cs="Sakkal Majalla"/>
+          <w:sz w:val="28"/>
+          <w:szCs w:val="28"/>
+          <w:rtl/>
+        </w:rPr>
+      </w:pPr>
+      <w:r>
+        <w:rPr>
+          <w:rFonts w:ascii="Sakkal Majalla" w:hAnsi="Sakkal Majalla" w:cs="Sakkal Majalla" w:hint="cs"/>
+          <w:sz w:val="28"/>
+          <w:szCs w:val="28"/>
+          <w:rtl/>
+        </w:rPr>
+        <w:t xml:space="preserve">ب. </w:t>
+      </w:r>
+      <w:proofErr w:type="spellStart"/>
+      <w:r>
+        <w:rPr>
+          <w:rFonts w:ascii="Sakkal Majalla" w:hAnsi="Sakkal Majalla" w:cs="Sakkal Majalla" w:hint="cs"/>
+          <w:sz w:val="28"/>
+          <w:szCs w:val="28"/>
+          <w:rtl/>
+        </w:rPr>
+        <w:t>جروبيتي</w:t>
+      </w:r>
+      <w:proofErr w:type="spellEnd"/>
+    </w:p>
+    <w:p>
+      <w:pPr>
+        <w:bidi/>
+        <w:jc w:val="both"/>
+        <w:rPr>
+          <w:rFonts w:ascii="Sakkal Majalla" w:hAnsi="Sakkal Majalla" w:cs="Sakkal Majalla"/>
+          <w:sz w:val="28"/>
+          <w:szCs w:val="28"/>
+          <w:rtl/>
+        </w:rPr>
+      </w:pPr>
+      <w:r>
+        <w:rPr>
+          <w:rFonts w:ascii="Sakkal Majalla" w:hAnsi="Sakkal Majalla" w:cs="Sakkal Majalla" w:hint="cs"/>
+          <w:sz w:val="28"/>
+          <w:szCs w:val="28"/>
+          <w:rtl/>
+        </w:rPr>
+        <w:t xml:space="preserve">أعداد 1 </w:t>
+      </w:r>
+      <w:r>
+        <w:rPr>
+          <w:rFonts w:ascii="Sakkal Majalla" w:hAnsi="Sakkal Majalla" w:cs="Sakkal Majalla"/>
+          <w:sz w:val="28"/>
+          <w:szCs w:val="28"/>
           <w:rtl/>
         </w:rPr>
         <w:t>–</w:t>
       </w:r>
       <w:r>
         <w:rPr>
-          <w:rFonts w:hint="cs"/>
-          <w:noProof/>
-          <w:rtl/>
-        </w:rPr>
-        <w:t xml:space="preserve"> 14). كذلك في المزامير يُستخدم الرقص كتعبير عن الفرح والتسبيح (مزمور 30: 12؛ 87: 7؛ 149: 3؛ 150: 4). فإن رقص مؤمنو العهد القديم هكذا لمجد الله، أفلا يمكننا نحن أيضًا أن نفعل؟ أنا ليس بودّي أن أقول مباشرة بأنه ليس لنا أن نفعل ذلك </w:t>
-      </w:r>
-      <w:r>
-        <w:rPr>
-          <w:rFonts w:hint="cs"/>
-          <w:noProof/>
-          <w:rtl/>
-        </w:rPr>
-        <w:t>تحديدًا؛ لكن هنالك بعض الأسباب تتعارض مع هذا الرقص</w:t>
-      </w:r>
-      <w:r>
-        <w:rPr>
-          <w:rFonts w:hint="cs"/>
+          <w:rFonts w:ascii="Sakkal Majalla" w:hAnsi="Sakkal Majalla" w:cs="Sakkal Majalla" w:hint="cs"/>
+          <w:sz w:val="28"/>
+          <w:szCs w:val="28"/>
+          <w:rtl/>
+        </w:rPr>
+        <w:t xml:space="preserve"> 9</w:t>
+      </w:r>
+    </w:p>
+    <w:p>
+      <w:pPr>
+        <w:bidi/>
+        <w:jc w:val="both"/>
+        <w:rPr>
+          <w:rFonts w:ascii="Sakkal Majalla" w:hAnsi="Sakkal Majalla" w:cs="Sakkal Majalla"/>
+          <w:sz w:val="28"/>
+          <w:szCs w:val="28"/>
+          <w:rtl/>
+        </w:rPr>
+      </w:pPr>
+      <w:r>
+        <w:rPr>
+          <w:rFonts w:ascii="Sakkal Majalla" w:hAnsi="Sakkal Majalla" w:cs="Sakkal Majalla" w:hint="cs"/>
+          <w:sz w:val="28"/>
+          <w:szCs w:val="28"/>
+          <w:rtl/>
+        </w:rPr>
+        <w:t xml:space="preserve">بهذا المزمور يبدأ المقطع الخامس في سفر المزامير. أحد </w:t>
+      </w:r>
+      <w:proofErr w:type="spellStart"/>
+      <w:r>
+        <w:rPr>
+          <w:rFonts w:ascii="Sakkal Majalla" w:hAnsi="Sakkal Majalla" w:cs="Sakkal Majalla" w:hint="cs"/>
+          <w:sz w:val="28"/>
+          <w:szCs w:val="28"/>
+          <w:rtl/>
+        </w:rPr>
+        <w:t>المزكين</w:t>
+      </w:r>
+      <w:proofErr w:type="spellEnd"/>
+      <w:r>
+        <w:rPr>
+          <w:rFonts w:ascii="Sakkal Majalla" w:hAnsi="Sakkal Majalla" w:cs="Sakkal Majalla" w:hint="cs"/>
+          <w:sz w:val="28"/>
+          <w:szCs w:val="28"/>
+          <w:rtl/>
+        </w:rPr>
+        <w:t xml:space="preserve"> من الذين يعرفون تاريخ إسرائيل والمزامير كتب عن ذلك: "بنظرة نبوية المقطع الخامس من المزامير هو تكملة للمقطع الثاني، بقية يهوذا التي تُرى في المقطع الثاني في حالة هروبها، هي متحدة هنا مع العشر أسباط وبالتالي عادت إلى وحدتها القومية."</w:t>
+      </w:r>
+    </w:p>
+    <w:p>
+      <w:pPr>
+        <w:bidi/>
+        <w:jc w:val="both"/>
+        <w:rPr>
+          <w:rFonts w:ascii="Sakkal Majalla" w:hAnsi="Sakkal Majalla" w:cs="Sakkal Majalla"/>
+          <w:sz w:val="28"/>
+          <w:szCs w:val="28"/>
+          <w:rtl/>
+        </w:rPr>
+      </w:pPr>
+      <w:r>
+        <w:rPr>
+          <w:rFonts w:ascii="Sakkal Majalla" w:hAnsi="Sakkal Majalla" w:cs="Sakkal Majalla" w:hint="cs"/>
+          <w:sz w:val="28"/>
+          <w:szCs w:val="28"/>
+          <w:rtl/>
+        </w:rPr>
+        <w:t>إلى جانب التفاصيل التي تشير بالدرجة الأولى إلى إسرائيل، توجد في هذا المزمور بعض الأقوال التي يمكننا أن نطبقها على أنفسنا باستفادة. إننا نرى ذلك من العدد الأول. إننا نقول مع صاحب المزمور بفرح: "</w:t>
+      </w:r>
+      <w:r>
+        <w:rPr>
+          <w:rFonts w:ascii="Sakkal Majalla" w:hAnsi="Sakkal Majalla" w:cs="Sakkal Majalla"/>
+          <w:sz w:val="28"/>
+          <w:szCs w:val="28"/>
+          <w:rtl/>
+        </w:rPr>
+        <w:t>اِحْمَدُوا الرَّبَّ لأَنَّهُ صَالِحٌ، لأَنَّ إِلَى الأَبَدِ رَحْمَتَهُ.</w:t>
+      </w:r>
+      <w:r>
+        <w:rPr>
+          <w:rFonts w:ascii="Sakkal Majalla" w:hAnsi="Sakkal Majalla" w:cs="Sakkal Majalla" w:hint="cs"/>
+          <w:sz w:val="28"/>
+          <w:szCs w:val="28"/>
+          <w:rtl/>
+        </w:rPr>
+        <w:t>". مَن يستطيع أن يشعر برحمته بشكل صحيح ويتمتع بها إن لم يكن المؤمن الذي يعرفه أبًا له؟ من الممكن أن يتكلم أهل العالم عن "الله الرحيم" وفي ذلك يكون فكرهم بأنه لن يتصرف معهم هكذا في هذه الصورة بالضبط. أما المفديون فيعرفونه كالله القدوس، ولكنه الذي يغفر خطاياهم ويهديهم بالمراحم وعنايته الإلهية.</w:t>
+      </w:r>
+    </w:p>
+    <w:p>
+      <w:pPr>
+        <w:bidi/>
+        <w:jc w:val="both"/>
+        <w:rPr>
+          <w:rFonts w:ascii="Sakkal Majalla" w:hAnsi="Sakkal Majalla" w:cs="Sakkal Majalla"/>
+          <w:sz w:val="28"/>
+          <w:szCs w:val="28"/>
+          <w:rtl/>
+        </w:rPr>
+      </w:pPr>
+      <w:r>
+        <w:rPr>
+          <w:rFonts w:ascii="Sakkal Majalla" w:hAnsi="Sakkal Majalla" w:cs="Sakkal Majalla" w:hint="cs"/>
+          <w:sz w:val="28"/>
+          <w:szCs w:val="28"/>
+          <w:rtl/>
+        </w:rPr>
+        <w:t xml:space="preserve">في هذا المزمور نحن نجد أربع صور مختلفة لحالات من الممكن أن تتواجد فيها النفس قبل أن تتعرف على فداءها، أنظر عدد 4 </w:t>
+      </w:r>
+      <w:r>
+        <w:rPr>
+          <w:rFonts w:ascii="Sakkal Majalla" w:hAnsi="Sakkal Majalla" w:cs="Sakkal Majalla"/>
+          <w:sz w:val="28"/>
+          <w:szCs w:val="28"/>
+          <w:rtl/>
+        </w:rPr>
+        <w:t>–</w:t>
+      </w:r>
+      <w:r>
+        <w:rPr>
+          <w:rFonts w:ascii="Sakkal Majalla" w:hAnsi="Sakkal Majalla" w:cs="Sakkal Majalla" w:hint="cs"/>
+          <w:sz w:val="28"/>
+          <w:szCs w:val="28"/>
+          <w:rtl/>
+        </w:rPr>
+        <w:t xml:space="preserve"> 9، 10 </w:t>
+      </w:r>
+      <w:r>
+        <w:rPr>
+          <w:rFonts w:ascii="Sakkal Majalla" w:hAnsi="Sakkal Majalla" w:cs="Sakkal Majalla"/>
+          <w:sz w:val="28"/>
+          <w:szCs w:val="28"/>
+          <w:rtl/>
+        </w:rPr>
+        <w:t>–</w:t>
+      </w:r>
+      <w:r>
+        <w:rPr>
+          <w:rFonts w:ascii="Sakkal Majalla" w:hAnsi="Sakkal Majalla" w:cs="Sakkal Majalla" w:hint="cs"/>
+          <w:sz w:val="28"/>
+          <w:szCs w:val="28"/>
+          <w:rtl/>
+        </w:rPr>
+        <w:t xml:space="preserve"> 16، 17 </w:t>
+      </w:r>
+      <w:r>
+        <w:rPr>
+          <w:rFonts w:ascii="Sakkal Majalla" w:hAnsi="Sakkal Majalla" w:cs="Sakkal Majalla"/>
+          <w:sz w:val="28"/>
+          <w:szCs w:val="28"/>
+          <w:rtl/>
+        </w:rPr>
+        <w:t>–</w:t>
+      </w:r>
+      <w:r>
+        <w:rPr>
+          <w:rFonts w:ascii="Sakkal Majalla" w:hAnsi="Sakkal Majalla" w:cs="Sakkal Majalla" w:hint="cs"/>
+          <w:sz w:val="28"/>
+          <w:szCs w:val="28"/>
+          <w:rtl/>
+        </w:rPr>
+        <w:t xml:space="preserve"> 22، 23 </w:t>
+      </w:r>
+      <w:r>
+        <w:rPr>
+          <w:rFonts w:ascii="Sakkal Majalla" w:hAnsi="Sakkal Majalla" w:cs="Sakkal Majalla"/>
+          <w:sz w:val="28"/>
+          <w:szCs w:val="28"/>
+          <w:rtl/>
+        </w:rPr>
+        <w:t>–</w:t>
+      </w:r>
+      <w:r>
+        <w:rPr>
+          <w:rFonts w:ascii="Sakkal Majalla" w:hAnsi="Sakkal Majalla" w:cs="Sakkal Majalla" w:hint="cs"/>
+          <w:sz w:val="28"/>
+          <w:szCs w:val="28"/>
+          <w:rtl/>
+        </w:rPr>
+        <w:t xml:space="preserve"> 32؛ ألا وهي البرية، الظلمة، المرض وأخيرًا المخاطر في البحر. عندما تبدأ النفس بأن ترى حالتها الهالكة أمام الله، فإنها لن تجد في البرية (العالم رمزيًا) ما يمنحها هدوءً. في الماضي كانت مسرتها بممتلكات هذا العالم وبالمجتمع الذي أحاط بها. أما الآن فقد ابتدأت بأن ترى أن هذه الأمور لا ثبات فيها. ومع مرور الوقت سيزداد عدم ارتياحها، وذلك في الموضع الذي تخيّلت نفسها فيه في الماضي</w:t>
+      </w:r>
+      <w:r>
+        <w:rPr>
+          <w:rFonts w:ascii="Sakkal Majalla" w:hAnsi="Sakkal Majalla" w:cs="Sakkal Majalla" w:hint="cs"/>
+          <w:sz w:val="28"/>
+          <w:szCs w:val="28"/>
+          <w:rtl/>
+        </w:rPr>
+        <w:t xml:space="preserve"> أنها</w:t>
+      </w:r>
+      <w:r>
+        <w:rPr>
+          <w:rFonts w:ascii="Sakkal Majalla" w:hAnsi="Sakkal Majalla" w:cs="Sakkal Majalla" w:hint="cs"/>
+          <w:sz w:val="28"/>
+          <w:szCs w:val="28"/>
+          <w:rtl/>
+        </w:rPr>
+        <w:t xml:space="preserve"> </w:t>
+      </w:r>
+      <w:r>
+        <w:rPr>
+          <w:rFonts w:ascii="Sakkal Majalla" w:hAnsi="Sakkal Majalla" w:cs="Sakkal Majalla" w:hint="cs"/>
+          <w:sz w:val="28"/>
+          <w:szCs w:val="28"/>
+          <w:rtl/>
+        </w:rPr>
+        <w:t xml:space="preserve">في </w:t>
+      </w:r>
+      <w:r>
+        <w:rPr>
+          <w:rFonts w:ascii="Sakkal Majalla" w:hAnsi="Sakkal Majalla" w:cs="Sakkal Majalla" w:hint="cs"/>
+          <w:sz w:val="28"/>
+          <w:szCs w:val="28"/>
+          <w:rtl/>
+        </w:rPr>
+        <w:t>أمان. روح الله قد ابتدأ عمله فيها، وهي تسعى وراء الخبز وماء الحياة. وإذ تتيقن بعدم قدرتها على مساعدة نفسها، تصرخ النفس إلى الله في ضيقها، "</w:t>
+      </w:r>
+      <w:r>
+        <w:rPr>
+          <w:rtl/>
+        </w:rPr>
+        <w:t xml:space="preserve"> </w:t>
+      </w:r>
+      <w:r>
+        <w:rPr>
+          <w:rFonts w:ascii="Sakkal Majalla" w:hAnsi="Sakkal Majalla" w:cs="Sakkal Majalla"/>
+          <w:sz w:val="28"/>
+          <w:szCs w:val="28"/>
+          <w:rtl/>
+        </w:rPr>
+        <w:t>فَأَنْقَذَهُمْ مِنْ شَدَائِدِهِمْ</w:t>
+      </w:r>
+      <w:r>
+        <w:rPr>
+          <w:rFonts w:ascii="Sakkal Majalla" w:hAnsi="Sakkal Majalla" w:cs="Sakkal Majalla" w:hint="cs"/>
+          <w:sz w:val="28"/>
+          <w:szCs w:val="28"/>
+          <w:rtl/>
+        </w:rPr>
+        <w:t>". "</w:t>
+      </w:r>
+      <w:r>
+        <w:rPr>
+          <w:rtl/>
+        </w:rPr>
+        <w:t xml:space="preserve"> </w:t>
+      </w:r>
+      <w:r>
+        <w:rPr>
+          <w:rFonts w:ascii="Sakkal Majalla" w:hAnsi="Sakkal Majalla" w:cs="Sakkal Majalla"/>
+          <w:sz w:val="28"/>
+          <w:szCs w:val="28"/>
+          <w:rtl/>
+        </w:rPr>
+        <w:t>أَشْبَعَ نَفْسًا مُشْتَهِيَةً وَمَلأَ نَفْسًا جَائِعَةً خُبْزًا</w:t>
+      </w:r>
+      <w:r>
+        <w:rPr>
+          <w:rFonts w:ascii="Sakkal Majalla" w:hAnsi="Sakkal Majalla" w:cs="Sakkal Majalla" w:hint="cs"/>
+          <w:sz w:val="28"/>
+          <w:szCs w:val="28"/>
+          <w:rtl/>
+        </w:rPr>
+        <w:t>"</w:t>
+      </w:r>
+    </w:p>
+    <w:p>
+      <w:pPr>
+        <w:bidi/>
+        <w:jc w:val="both"/>
+        <w:rPr>
+          <w:rFonts w:ascii="Sakkal Majalla" w:hAnsi="Sakkal Majalla" w:cs="Sakkal Majalla"/>
+          <w:sz w:val="28"/>
+          <w:szCs w:val="28"/>
+          <w:rtl/>
+        </w:rPr>
+      </w:pPr>
+      <w:r>
+        <w:rPr>
+          <w:rFonts w:ascii="Sakkal Majalla" w:hAnsi="Sakkal Majalla" w:cs="Sakkal Majalla" w:hint="cs"/>
+          <w:sz w:val="28"/>
+          <w:szCs w:val="28"/>
+          <w:rtl/>
+        </w:rPr>
+        <w:t xml:space="preserve">عدد 10 </w:t>
+      </w:r>
+      <w:r>
+        <w:rPr>
+          <w:rFonts w:ascii="Sakkal Majalla" w:hAnsi="Sakkal Majalla" w:cs="Sakkal Majalla"/>
+          <w:sz w:val="28"/>
+          <w:szCs w:val="28"/>
+          <w:rtl/>
+        </w:rPr>
+        <w:t>–</w:t>
+      </w:r>
+      <w:r>
+        <w:rPr>
+          <w:rFonts w:ascii="Sakkal Majalla" w:hAnsi="Sakkal Majalla" w:cs="Sakkal Majalla" w:hint="cs"/>
+          <w:sz w:val="28"/>
+          <w:szCs w:val="28"/>
+          <w:rtl/>
+        </w:rPr>
+        <w:t xml:space="preserve"> 16</w:t>
+      </w:r>
+    </w:p>
+    <w:p>
+      <w:pPr>
+        <w:bidi/>
+        <w:jc w:val="both"/>
+        <w:rPr>
+          <w:rFonts w:ascii="Sakkal Majalla" w:hAnsi="Sakkal Majalla" w:cs="Sakkal Majalla"/>
+          <w:sz w:val="28"/>
+          <w:szCs w:val="28"/>
+          <w:rtl/>
+        </w:rPr>
+      </w:pPr>
+      <w:r>
+        <w:rPr>
+          <w:rFonts w:ascii="Sakkal Majalla" w:hAnsi="Sakkal Majalla" w:cs="Sakkal Majalla" w:hint="cs"/>
+          <w:sz w:val="28"/>
+          <w:szCs w:val="28"/>
+          <w:rtl/>
+        </w:rPr>
+        <w:t>"</w:t>
+      </w:r>
+      <w:r>
+        <w:rPr>
+          <w:rtl/>
+        </w:rPr>
+        <w:t xml:space="preserve"> </w:t>
+      </w:r>
+      <w:r>
+        <w:rPr>
+          <w:rFonts w:ascii="Sakkal Majalla" w:hAnsi="Sakkal Majalla" w:cs="Sakkal Majalla"/>
+          <w:sz w:val="28"/>
+          <w:szCs w:val="28"/>
+          <w:rtl/>
+        </w:rPr>
+        <w:t>الْجُلُوسَ فِي الظُّلْمَةِ وَظِلاَلِ الْمَوْتِ، مُوثَقِينَ بِالذُّلِّ وَالْحَدِيدِ.</w:t>
+      </w:r>
+      <w:r>
+        <w:rPr>
+          <w:rFonts w:ascii="Sakkal Majalla" w:hAnsi="Sakkal Majalla" w:cs="Sakkal Majalla" w:hint="cs"/>
+          <w:sz w:val="28"/>
+          <w:szCs w:val="28"/>
+          <w:rtl/>
+        </w:rPr>
+        <w:t xml:space="preserve">.." كم هذه الكلمات تُظهر حالة الذين هم تحت سلطة إبليس! فالإنسان الذي لا يعرف الرب يسوع كمخلصه الشخصي، هو في الواقع مقيّد بالذل (البؤس) والحديد. </w:t>
+      </w:r>
+      <w:r>
+        <w:rPr>
+          <w:rFonts w:ascii="Sakkal Majalla" w:hAnsi="Sakkal Majalla" w:cs="Sakkal Majalla" w:hint="cs"/>
+          <w:sz w:val="28"/>
+          <w:szCs w:val="28"/>
+          <w:rtl/>
+        </w:rPr>
+        <w:t>فهو كالعبد المسكين لا يعرف أي حرية. صحيح أنه من الممكن أن يتخيل نفسه بأنه حر وأنه يفعل ما يحلو له، لكنه في الواقع ينبغي عليه دائمًا أن يتمم مشيئة سيده القاسية. في ذلك من الممكن أن لا يكون الحال مريحًا للنفس، كما وبغير علمها أنها تتعارض مع وصايا الله. "</w:t>
+      </w:r>
+      <w:r>
+        <w:rPr>
+          <w:rFonts w:ascii="Sakkal Majalla" w:hAnsi="Sakkal Majalla" w:cs="Sakkal Majalla"/>
+          <w:sz w:val="28"/>
+          <w:szCs w:val="28"/>
+          <w:rtl/>
+        </w:rPr>
+        <w:t>فَأَذَلَّ قُلُوبَهُمْ بِتَعَبٍ. عَثَرُوا وَلاَ مَعِينَ.</w:t>
+      </w:r>
+      <w:r>
+        <w:rPr>
+          <w:rFonts w:ascii="Sakkal Majalla" w:hAnsi="Sakkal Majalla" w:cs="Sakkal Majalla" w:hint="cs"/>
+          <w:sz w:val="28"/>
+          <w:szCs w:val="28"/>
+          <w:rtl/>
+        </w:rPr>
+        <w:t>"</w:t>
+      </w:r>
+    </w:p>
+    <w:p>
+      <w:pPr>
+        <w:bidi/>
+        <w:jc w:val="both"/>
+        <w:rPr>
+          <w:rFonts w:ascii="Sakkal Majalla" w:hAnsi="Sakkal Majalla" w:cs="Sakkal Majalla"/>
+          <w:sz w:val="28"/>
+          <w:szCs w:val="28"/>
+          <w:rtl/>
+        </w:rPr>
+      </w:pPr>
+      <w:r>
+        <w:rPr>
+          <w:rFonts w:ascii="Sakkal Majalla" w:hAnsi="Sakkal Majalla" w:cs="Sakkal Majalla" w:hint="cs"/>
+          <w:sz w:val="28"/>
+          <w:szCs w:val="28"/>
+          <w:rtl/>
+        </w:rPr>
+        <w:t>وها أتت اللحظة التي فيها لا ترى النفس مخرجًا آخر غير صراخها للنجدة. الله ينتظر لصرخة الخوف هذه، ولن يخزى كل مَن يأتي إليه بضيق خطاياه. "</w:t>
+      </w:r>
+      <w:r>
+        <w:rPr>
+          <w:rtl/>
+        </w:rPr>
+        <w:t xml:space="preserve"> </w:t>
+      </w:r>
+      <w:r>
+        <w:rPr>
+          <w:rFonts w:ascii="Sakkal Majalla" w:hAnsi="Sakkal Majalla" w:cs="Sakkal Majalla"/>
+          <w:sz w:val="28"/>
+          <w:szCs w:val="28"/>
+          <w:rtl/>
+        </w:rPr>
+        <w:t>أَخْرَجَهُمْ مِنَ الظُّلْمَةِ وَظِلاَلِ الْمَوْتِ، وَقَطَّعَ قُيُودَهُمْ.</w:t>
+      </w:r>
+      <w:r>
+        <w:rPr>
+          <w:rFonts w:ascii="Sakkal Majalla" w:hAnsi="Sakkal Majalla" w:cs="Sakkal Majalla" w:hint="cs"/>
+          <w:sz w:val="28"/>
+          <w:szCs w:val="28"/>
+          <w:rtl/>
+        </w:rPr>
+        <w:t>" النفس الآن تفرح بنور محضر الله المريح وتمجده على مراحمه وعجائبه.</w:t>
+      </w:r>
+    </w:p>
+    <w:p>
+      <w:pPr>
+        <w:bidi/>
+        <w:jc w:val="both"/>
+        <w:rPr>
+          <w:rFonts w:ascii="Sakkal Majalla" w:hAnsi="Sakkal Majalla" w:cs="Sakkal Majalla"/>
+          <w:sz w:val="28"/>
+          <w:szCs w:val="28"/>
+          <w:rtl/>
+        </w:rPr>
+      </w:pPr>
+      <w:r>
+        <w:rPr>
+          <w:rFonts w:ascii="Sakkal Majalla" w:hAnsi="Sakkal Majalla" w:cs="Sakkal Majalla" w:hint="cs"/>
+          <w:sz w:val="28"/>
+          <w:szCs w:val="28"/>
+          <w:rtl/>
+        </w:rPr>
+        <w:t xml:space="preserve">الأعداد 17 </w:t>
+      </w:r>
+      <w:r>
+        <w:rPr>
+          <w:rFonts w:ascii="Sakkal Majalla" w:hAnsi="Sakkal Majalla" w:cs="Sakkal Majalla"/>
+          <w:sz w:val="28"/>
+          <w:szCs w:val="28"/>
+          <w:rtl/>
+        </w:rPr>
+        <w:t>–</w:t>
+      </w:r>
+      <w:r>
+        <w:rPr>
+          <w:rFonts w:ascii="Sakkal Majalla" w:hAnsi="Sakkal Majalla" w:cs="Sakkal Majalla" w:hint="cs"/>
+          <w:sz w:val="28"/>
+          <w:szCs w:val="28"/>
+          <w:rtl/>
+        </w:rPr>
+        <w:t xml:space="preserve"> 22</w:t>
+      </w:r>
+    </w:p>
+    <w:p>
+      <w:pPr>
+        <w:bidi/>
+        <w:jc w:val="both"/>
+        <w:rPr>
+          <w:rFonts w:ascii="Sakkal Majalla" w:hAnsi="Sakkal Majalla" w:cs="Sakkal Majalla"/>
+          <w:sz w:val="28"/>
+          <w:szCs w:val="28"/>
+          <w:rtl/>
+        </w:rPr>
+      </w:pPr>
+      <w:r>
+        <w:rPr>
+          <w:rFonts w:ascii="Sakkal Majalla" w:hAnsi="Sakkal Majalla" w:cs="Sakkal Majalla" w:hint="cs"/>
+          <w:sz w:val="28"/>
+          <w:szCs w:val="28"/>
+          <w:rtl/>
+        </w:rPr>
+        <w:t>"</w:t>
+      </w:r>
+      <w:r>
+        <w:rPr>
+          <w:rFonts w:ascii="Sakkal Majalla" w:hAnsi="Sakkal Majalla" w:cs="Sakkal Majalla"/>
+          <w:sz w:val="28"/>
+          <w:szCs w:val="28"/>
+          <w:rtl/>
+        </w:rPr>
+        <w:t xml:space="preserve"> 17 وَالْجُهَّالُ مِنْ طَرِيقِ مَعْصِيَتِهِمْ، وَمِنْ آثامِهِمْ يُذَلُّونَ.</w:t>
+      </w:r>
+      <w:r>
+        <w:rPr>
+          <w:rFonts w:ascii="Sakkal Majalla" w:hAnsi="Sakkal Majalla" w:cs="Sakkal Majalla" w:hint="cs"/>
+          <w:sz w:val="28"/>
+          <w:szCs w:val="28"/>
+          <w:rtl/>
+        </w:rPr>
+        <w:t>" حقيقة، فالجاهل هو كل إنسان يعتقد بأنه يدبّر أمره من دون الله ويحاول عبثًا، بأن يكسب السماء بطريقته.</w:t>
+      </w:r>
+    </w:p>
+    <w:p>
+      <w:pPr>
+        <w:bidi/>
+        <w:jc w:val="both"/>
+        <w:rPr>
+          <w:rFonts w:ascii="Sakkal Majalla" w:hAnsi="Sakkal Majalla" w:cs="Sakkal Majalla"/>
+          <w:sz w:val="28"/>
+          <w:szCs w:val="28"/>
+          <w:rtl/>
+        </w:rPr>
+      </w:pPr>
+      <w:r>
+        <w:rPr>
+          <w:rFonts w:ascii="Sakkal Majalla" w:hAnsi="Sakkal Majalla" w:cs="Sakkal Majalla" w:hint="cs"/>
+          <w:sz w:val="28"/>
+          <w:szCs w:val="28"/>
+          <w:rtl/>
+        </w:rPr>
+        <w:t>أما الله في نعمته، يعترض طريقه. هو لديه ما يكفي من الوسائل في يده ليُقنع الخاطئ بضلال طريقه. هنا هو يستخدم المرض والخوف من الموت. كثير من الناس الذين لا يريدون أن يعرفوا في الأيام الخيرة شيئًا عن المخلص رخِصوا (أو أصبحوا مهيئين) لوضعية المرض. وإذ يخفى عنهم حالهم لم يروا مخرجًا آخر إلا بأن يلقوا بأنفسهم في ذراعي المنقذ.</w:t>
+      </w:r>
+    </w:p>
+    <w:p>
+      <w:pPr>
+        <w:bidi/>
+        <w:jc w:val="both"/>
+        <w:rPr>
+          <w:rFonts w:ascii="Sakkal Majalla" w:hAnsi="Sakkal Majalla" w:cs="Sakkal Majalla"/>
+          <w:sz w:val="28"/>
+          <w:szCs w:val="28"/>
+          <w:rtl/>
+        </w:rPr>
+      </w:pPr>
+      <w:r>
+        <w:rPr>
+          <w:rFonts w:ascii="Sakkal Majalla" w:hAnsi="Sakkal Majalla" w:cs="Sakkal Majalla" w:hint="cs"/>
+          <w:sz w:val="28"/>
+          <w:szCs w:val="28"/>
+          <w:rtl/>
+        </w:rPr>
+        <w:t>وفي هذه الأعداد أيضًا نسمع صرخة الخلاص، ويليها الإنقاذ. إن كلمة الله عملت هذا العجب. "</w:t>
+      </w:r>
+      <w:r>
+        <w:rPr>
+          <w:rFonts w:ascii="Sakkal Majalla" w:hAnsi="Sakkal Majalla" w:cs="Sakkal Majalla"/>
+          <w:sz w:val="28"/>
+          <w:szCs w:val="28"/>
+          <w:rtl/>
+        </w:rPr>
+        <w:t xml:space="preserve"> 20 أَرْسَلَ كَلِمَتَهُ فَشَفَاهُمْ، وَنَجَّاهُمْ مِنْ </w:t>
+      </w:r>
+      <w:proofErr w:type="spellStart"/>
+      <w:r>
+        <w:rPr>
+          <w:rFonts w:ascii="Sakkal Majalla" w:hAnsi="Sakkal Majalla" w:cs="Sakkal Majalla"/>
+          <w:sz w:val="28"/>
+          <w:szCs w:val="28"/>
+          <w:rtl/>
+        </w:rPr>
+        <w:t>تَهْلُكَاتِهِمْ</w:t>
+      </w:r>
+      <w:proofErr w:type="spellEnd"/>
+      <w:r>
+        <w:rPr>
+          <w:rFonts w:ascii="Sakkal Majalla" w:hAnsi="Sakkal Majalla" w:cs="Sakkal Majalla"/>
+          <w:sz w:val="28"/>
+          <w:szCs w:val="28"/>
           <w:rtl/>
         </w:rPr>
         <w:t>.</w:t>
       </w:r>
-    </w:p>
-    <w:p>
-      <w:pPr>
-        <w:pStyle w:val="ListParagraph"/>
-        <w:numPr>
-          <w:ilvl w:val="0"/>
-          <w:numId w:val="1"/>
-        </w:numPr>
-      </w:pPr>
-      <w:r>
-        <w:rPr>
-          <w:rFonts w:hint="cs"/>
-          <w:rtl/>
-        </w:rPr>
-        <w:t>بنو إسرائيل كان لهم في زمانهم نوعية مختلفة تمامًا عنّا اليوم في عبادتهم لله. لقد كانت لديهم عبادة ظاهرة للعيان. لقد كان عليهم أن يقدّموا ذبائح حيوانية، ويعيّدوا أعيادًا، ويقوموا بأعمال تطهير، واحتاجوا لكهنة وهيكل و</w:t>
-      </w:r>
-      <w:r>
-        <w:rPr>
-          <w:rFonts w:hint="cs"/>
-          <w:rtl/>
-        </w:rPr>
-        <w:t>ل</w:t>
-      </w:r>
-      <w:r>
-        <w:rPr>
-          <w:rFonts w:hint="cs"/>
-          <w:rtl/>
-        </w:rPr>
-        <w:t>لعديد من الأمور. أما نحن فلنا عبادة باطنية روحية لله. الرب يسوع بنفسه يقول هذا في يوحنا 4؛ "</w:t>
-      </w:r>
-      <w:r>
-        <w:rPr>
-          <w:rtl/>
-        </w:rPr>
-        <w:t>اَللهُ رُوحٌ. وَالَّذِينَ يَسْجُدُونَ لَهُ فَبِالرُّوحِ وَالْحَقِّ يَنْبَغِي أَنْ يَسْجُدُوا».</w:t>
-      </w:r>
-      <w:r>
-        <w:rPr>
-          <w:rFonts w:hint="cs"/>
-          <w:rtl/>
-        </w:rPr>
-        <w:t xml:space="preserve">" (يوحنا 4: 22 </w:t>
-      </w:r>
-      <w:r>
-        <w:rPr>
+      <w:r>
+        <w:rPr>
+          <w:rFonts w:ascii="Sakkal Majalla" w:hAnsi="Sakkal Majalla" w:cs="Sakkal Majalla" w:hint="cs"/>
+          <w:sz w:val="28"/>
+          <w:szCs w:val="28"/>
+          <w:rtl/>
+        </w:rPr>
+        <w:t xml:space="preserve">" النتيجة المنطقية لهذا هي ذبائح الحمد. </w:t>
+      </w:r>
+      <w:proofErr w:type="spellStart"/>
+      <w:r>
+        <w:rPr>
+          <w:rFonts w:ascii="Sakkal Majalla" w:hAnsi="Sakkal Majalla" w:cs="Sakkal Majalla" w:hint="cs"/>
+          <w:sz w:val="28"/>
+          <w:szCs w:val="28"/>
+          <w:rtl/>
+        </w:rPr>
+        <w:t>فالمفدي</w:t>
+      </w:r>
+      <w:proofErr w:type="spellEnd"/>
+      <w:r>
+        <w:rPr>
+          <w:rFonts w:ascii="Sakkal Majalla" w:hAnsi="Sakkal Majalla" w:cs="Sakkal Majalla" w:hint="cs"/>
+          <w:sz w:val="28"/>
+          <w:szCs w:val="28"/>
+          <w:rtl/>
+        </w:rPr>
+        <w:t xml:space="preserve"> الآن يجد مسرته بأن يفتخر بنعمة الله المنجدة وبتقديمه له الشكر والسجود.</w:t>
+      </w:r>
+    </w:p>
+    <w:p>
+      <w:pPr>
+        <w:bidi/>
+        <w:jc w:val="both"/>
+        <w:rPr>
+          <w:rFonts w:ascii="Sakkal Majalla" w:hAnsi="Sakkal Majalla" w:cs="Sakkal Majalla"/>
+          <w:sz w:val="28"/>
+          <w:szCs w:val="28"/>
+          <w:rtl/>
+        </w:rPr>
+      </w:pPr>
+      <w:r>
+        <w:rPr>
+          <w:rFonts w:ascii="Sakkal Majalla" w:hAnsi="Sakkal Majalla" w:cs="Sakkal Majalla" w:hint="cs"/>
+          <w:sz w:val="28"/>
+          <w:szCs w:val="28"/>
+          <w:rtl/>
+        </w:rPr>
+        <w:lastRenderedPageBreak/>
+        <w:t xml:space="preserve">عدد 23 </w:t>
+      </w:r>
+      <w:r>
+        <w:rPr>
+          <w:rFonts w:ascii="Sakkal Majalla" w:hAnsi="Sakkal Majalla" w:cs="Sakkal Majalla"/>
+          <w:sz w:val="28"/>
+          <w:szCs w:val="28"/>
           <w:rtl/>
         </w:rPr>
         <w:t>–</w:t>
       </w:r>
       <w:r>
         <w:rPr>
-          <w:rFonts w:hint="cs"/>
-          <w:rtl/>
-        </w:rPr>
-        <w:t xml:space="preserve"> 24؛ انظر أيضًا 1. بطرس 2: 5؛ مزمور 51: 8؛ 1. صموئيل 16: 7). الله ينظر إلى ما نقدمه له في الروح، ويجب أن يخرج من قلوبنا، وليس من شكل نعمله ظاهر للعيان. لذا فما نحتاجه لنعبد الله لم يعُد لا رقص ولا ما شابه ذلك.</w:t>
-      </w:r>
-    </w:p>
-    <w:p>
-      <w:pPr>
-        <w:pStyle w:val="ListParagraph"/>
-        <w:numPr>
-          <w:ilvl w:val="0"/>
-          <w:numId w:val="1"/>
-        </w:numPr>
-      </w:pPr>
-      <w:r>
-        <w:rPr>
-          <w:rFonts w:hint="cs"/>
-          <w:rtl/>
-        </w:rPr>
-        <w:t>الرب يسوع هو مثالنا. أننا لا نقرأ عنه أبدًا بأنه رقص في مرة من المرات. لو أراد بأن نفعل ذلك، لكان فعل هو بنفسه ذلك، أو على الأقل كان قد أخبرنا به.</w:t>
-      </w:r>
-    </w:p>
-    <w:p>
-      <w:pPr>
-        <w:pStyle w:val="ListParagraph"/>
-        <w:numPr>
-          <w:ilvl w:val="0"/>
-          <w:numId w:val="1"/>
-        </w:numPr>
-        <w:rPr>
-          <w:rFonts w:hint="cs"/>
-        </w:rPr>
-      </w:pPr>
-      <w:r>
-        <w:rPr>
-          <w:rFonts w:hint="cs"/>
-          <w:rtl/>
-        </w:rPr>
-        <w:t>ما هو حال الاجتماعات التي يُقام فيها</w:t>
-      </w:r>
-      <w:r>
-        <w:rPr>
-          <w:rFonts w:hint="cs"/>
-          <w:rtl/>
-        </w:rPr>
-        <w:t xml:space="preserve"> مناسبات راقصة أو ما شابه ذلك في العبادة لله؟ من دون أن أترك أي أثر لأحكام أحكم فيها بنفسي، إلا أني أعتقد بأن </w:t>
-      </w:r>
-      <w:r>
-        <w:rPr>
-          <w:rFonts w:hint="cs"/>
-          <w:rtl/>
-        </w:rPr>
-        <w:t>التسلية</w:t>
-      </w:r>
-      <w:r>
-        <w:rPr>
-          <w:rFonts w:hint="cs"/>
-          <w:rtl/>
-        </w:rPr>
-        <w:t xml:space="preserve"> هي الهدف الأساسي ومجد الله </w:t>
-      </w:r>
-      <w:r>
-        <w:rPr>
-          <w:rFonts w:hint="cs"/>
-          <w:rtl/>
-        </w:rPr>
-        <w:t>سيكون له مكانه الأخير. في كثير من الأحيان يذهب الكثير من غير المؤمنين إلى هذه الاجتماعات فقط لأجل هذه المناسبات وليس لهم أية علاقة حقيقية بالله. أفليس لهذا السبب نُخطئ الهدف؟ فما يجب فعله هو الإتيان بغير المؤمنين إلى الله، وعلى المؤمنين أن ينموا في الإيمان: هكذا يعمل الاجتماع</w:t>
+          <w:rFonts w:ascii="Sakkal Majalla" w:hAnsi="Sakkal Majalla" w:cs="Sakkal Majalla" w:hint="cs"/>
+          <w:sz w:val="28"/>
+          <w:szCs w:val="28"/>
+          <w:rtl/>
+        </w:rPr>
+        <w:t xml:space="preserve"> 32</w:t>
+      </w:r>
+    </w:p>
+    <w:p>
+      <w:pPr>
+        <w:bidi/>
+        <w:jc w:val="both"/>
+        <w:rPr>
+          <w:rFonts w:ascii="Sakkal Majalla" w:hAnsi="Sakkal Majalla" w:cs="Sakkal Majalla"/>
+          <w:sz w:val="28"/>
+          <w:szCs w:val="28"/>
+          <w:rtl/>
+        </w:rPr>
+      </w:pPr>
+      <w:r>
+        <w:rPr>
+          <w:rFonts w:ascii="Sakkal Majalla" w:hAnsi="Sakkal Majalla" w:cs="Sakkal Majalla" w:hint="cs"/>
+          <w:sz w:val="28"/>
+          <w:szCs w:val="28"/>
+          <w:rtl/>
+        </w:rPr>
+        <w:t xml:space="preserve">إن الصورة التي أمامنا هنا تتكلم عن عظمة الله </w:t>
+      </w:r>
+      <w:proofErr w:type="spellStart"/>
+      <w:r>
+        <w:rPr>
+          <w:rFonts w:ascii="Sakkal Majalla" w:hAnsi="Sakkal Majalla" w:cs="Sakkal Majalla" w:hint="cs"/>
+          <w:sz w:val="28"/>
+          <w:szCs w:val="28"/>
+          <w:rtl/>
+        </w:rPr>
+        <w:t>ومعدومية</w:t>
+      </w:r>
+      <w:proofErr w:type="spellEnd"/>
+      <w:r>
+        <w:rPr>
+          <w:rFonts w:ascii="Sakkal Majalla" w:hAnsi="Sakkal Majalla" w:cs="Sakkal Majalla" w:hint="cs"/>
+          <w:sz w:val="28"/>
+          <w:szCs w:val="28"/>
+          <w:rtl/>
+        </w:rPr>
+        <w:t xml:space="preserve"> الإنسان. </w:t>
+      </w:r>
+      <w:r>
+        <w:rPr>
+          <w:rFonts w:ascii="Sakkal Majalla" w:hAnsi="Sakkal Majalla" w:cs="Sakkal Majalla" w:hint="cs"/>
+          <w:sz w:val="28"/>
+          <w:szCs w:val="28"/>
+          <w:rtl/>
+        </w:rPr>
+        <w:t>ما هو الأخير أمام العناصر المحررة من قيوده؟ "</w:t>
       </w:r>
       <w:r>
         <w:rPr>
@@ -248,166 +871,449 @@
       </w:r>
       <w:r>
         <w:rPr>
-          <w:rtl/>
-        </w:rPr>
-        <w:t>عمليًا</w:t>
-      </w:r>
-      <w:r>
-        <w:rPr>
-          <w:rFonts w:hint="cs"/>
-          <w:rtl/>
-        </w:rPr>
-        <w:t>.</w:t>
-      </w:r>
+          <w:rFonts w:ascii="Sakkal Majalla" w:hAnsi="Sakkal Majalla" w:cs="Sakkal Majalla"/>
+          <w:sz w:val="28"/>
+          <w:szCs w:val="28"/>
+          <w:rtl/>
+        </w:rPr>
+        <w:t>يَتَمَايَلُونَ وَيَتَرَنَّحُونَ مِثْلَ السَّكْرَانِ، وَكُلُّ حِكْمَتِهِمِ ابْتُلِعَتْ.</w:t>
+      </w:r>
+      <w:r>
+        <w:rPr>
+          <w:rFonts w:ascii="Sakkal Majalla" w:hAnsi="Sakkal Majalla" w:cs="Sakkal Majalla" w:hint="cs"/>
+          <w:sz w:val="28"/>
+          <w:szCs w:val="28"/>
+          <w:rtl/>
+        </w:rPr>
+        <w:t>" من الممكن أنهم أبحروا بجسارة جريئة وكانوا مقتنعين في أفكارهم بقوتهم وحنكتهم بأنهم سيصلون غايتهم.</w:t>
+      </w:r>
+    </w:p>
+    <w:p>
+      <w:pPr>
+        <w:bidi/>
+        <w:jc w:val="both"/>
+        <w:rPr>
+          <w:rFonts w:ascii="Sakkal Majalla" w:hAnsi="Sakkal Majalla" w:cs="Sakkal Majalla"/>
+          <w:sz w:val="28"/>
+          <w:szCs w:val="28"/>
+          <w:rtl/>
+        </w:rPr>
+      </w:pPr>
+      <w:r>
+        <w:rPr>
+          <w:rFonts w:ascii="Sakkal Majalla" w:hAnsi="Sakkal Majalla" w:cs="Sakkal Majalla" w:hint="cs"/>
+          <w:sz w:val="28"/>
+          <w:szCs w:val="28"/>
+          <w:rtl/>
+        </w:rPr>
+        <w:t>لكن هوذا الله "</w:t>
+      </w:r>
+      <w:r>
+        <w:rPr>
+          <w:rFonts w:ascii="Sakkal Majalla" w:hAnsi="Sakkal Majalla" w:cs="Sakkal Majalla"/>
+          <w:sz w:val="28"/>
+          <w:szCs w:val="28"/>
+          <w:rtl/>
+        </w:rPr>
+        <w:t>أَمَرَ فَأَهَاجَ رِيحًا عَاصِفَةً فَرَفَعَتْ أَمْوَاجَهُ.</w:t>
+      </w:r>
+      <w:r>
+        <w:rPr>
+          <w:rFonts w:ascii="Sakkal Majalla" w:hAnsi="Sakkal Majalla" w:cs="Sakkal Majalla" w:hint="cs"/>
+          <w:sz w:val="28"/>
+          <w:szCs w:val="28"/>
+          <w:rtl/>
+        </w:rPr>
+        <w:t xml:space="preserve">". مَن يقدر أن يتكلم مثله؟ فسلطانه وعظمته في أعمال خلقه هي التي بها صغُر أيوب الذي دائمًا ما كان لديه ليدّعيه؛ أنظر أيوب 38 </w:t>
+      </w:r>
+      <w:r>
+        <w:rPr>
+          <w:rFonts w:ascii="Sakkal Majalla" w:hAnsi="Sakkal Majalla" w:cs="Sakkal Majalla"/>
+          <w:sz w:val="28"/>
+          <w:szCs w:val="28"/>
+          <w:rtl/>
+        </w:rPr>
+        <w:t>–</w:t>
+      </w:r>
+      <w:r>
+        <w:rPr>
+          <w:rFonts w:ascii="Sakkal Majalla" w:hAnsi="Sakkal Majalla" w:cs="Sakkal Majalla" w:hint="cs"/>
+          <w:sz w:val="28"/>
+          <w:szCs w:val="28"/>
+          <w:rtl/>
+        </w:rPr>
+        <w:t xml:space="preserve"> 41. هنا يدرك أولئك الناس إعيائهم ويصرخون إلى الله. ويجيبهم من جديد "</w:t>
+      </w:r>
+      <w:r>
+        <w:rPr>
+          <w:rtl/>
+        </w:rPr>
+        <w:t xml:space="preserve"> </w:t>
+      </w:r>
+      <w:r>
+        <w:rPr>
+          <w:rFonts w:ascii="Sakkal Majalla" w:hAnsi="Sakkal Majalla" w:cs="Sakkal Majalla"/>
+          <w:sz w:val="28"/>
+          <w:szCs w:val="28"/>
+          <w:rtl/>
+        </w:rPr>
+        <w:t>وَمِنْ شَدَائِدِهِمْ يُخَلِّصُهُمْ</w:t>
+      </w:r>
+      <w:r>
+        <w:rPr>
+          <w:rFonts w:ascii="Sakkal Majalla" w:hAnsi="Sakkal Majalla" w:cs="Sakkal Majalla" w:hint="cs"/>
+          <w:sz w:val="28"/>
+          <w:szCs w:val="28"/>
+          <w:rtl/>
+        </w:rPr>
+        <w:t xml:space="preserve">" ولكن ليس هذا فقط، وإنما أيضًا يهديهم إلى المرفأ المنشود. هذا الموضع يتكلم عن الأمان والراحة، </w:t>
+      </w:r>
+      <w:proofErr w:type="spellStart"/>
+      <w:r>
+        <w:rPr>
+          <w:rFonts w:ascii="Sakkal Majalla" w:hAnsi="Sakkal Majalla" w:cs="Sakkal Majalla" w:hint="cs"/>
+          <w:sz w:val="28"/>
+          <w:szCs w:val="28"/>
+          <w:rtl/>
+        </w:rPr>
+        <w:t>والمفدي</w:t>
+      </w:r>
+      <w:proofErr w:type="spellEnd"/>
+      <w:r>
+        <w:rPr>
+          <w:rFonts w:ascii="Sakkal Majalla" w:hAnsi="Sakkal Majalla" w:cs="Sakkal Majalla" w:hint="cs"/>
+          <w:sz w:val="28"/>
+          <w:szCs w:val="28"/>
+          <w:rtl/>
+        </w:rPr>
+        <w:t xml:space="preserve"> يتمتع بكليهما وسط الذين يجتمعون إلى اسم يسوع.</w:t>
+      </w:r>
+    </w:p>
+    <w:p>
+      <w:pPr>
+        <w:bidi/>
+        <w:jc w:val="both"/>
+        <w:rPr>
+          <w:rFonts w:ascii="Sakkal Majalla" w:hAnsi="Sakkal Majalla" w:cs="Sakkal Majalla"/>
+          <w:sz w:val="28"/>
+          <w:szCs w:val="28"/>
+          <w:rtl/>
+        </w:rPr>
+      </w:pPr>
+      <w:r>
+        <w:rPr>
+          <w:rFonts w:ascii="Sakkal Majalla" w:hAnsi="Sakkal Majalla" w:cs="Sakkal Majalla" w:hint="cs"/>
+          <w:sz w:val="28"/>
+          <w:szCs w:val="28"/>
+          <w:rtl/>
+        </w:rPr>
+        <w:t xml:space="preserve">عدد 33 </w:t>
+      </w:r>
+      <w:r>
+        <w:rPr>
+          <w:rFonts w:ascii="Sakkal Majalla" w:hAnsi="Sakkal Majalla" w:cs="Sakkal Majalla"/>
+          <w:sz w:val="28"/>
+          <w:szCs w:val="28"/>
+          <w:rtl/>
+        </w:rPr>
+        <w:t>–</w:t>
+      </w:r>
+      <w:r>
+        <w:rPr>
+          <w:rFonts w:ascii="Sakkal Majalla" w:hAnsi="Sakkal Majalla" w:cs="Sakkal Majalla" w:hint="cs"/>
+          <w:sz w:val="28"/>
+          <w:szCs w:val="28"/>
+          <w:rtl/>
+        </w:rPr>
+        <w:t xml:space="preserve"> 41</w:t>
+      </w:r>
+    </w:p>
+    <w:p>
+      <w:pPr>
+        <w:bidi/>
+        <w:jc w:val="both"/>
+        <w:rPr>
+          <w:rFonts w:ascii="Sakkal Majalla" w:hAnsi="Sakkal Majalla" w:cs="Sakkal Majalla"/>
+          <w:sz w:val="28"/>
+          <w:szCs w:val="28"/>
+          <w:rtl/>
+        </w:rPr>
+      </w:pPr>
+      <w:r>
+        <w:rPr>
+          <w:rFonts w:ascii="Sakkal Majalla" w:hAnsi="Sakkal Majalla" w:cs="Sakkal Majalla" w:hint="cs"/>
+          <w:sz w:val="28"/>
+          <w:szCs w:val="28"/>
+          <w:rtl/>
+        </w:rPr>
+        <w:t>في هذا المزمور تأملنا في أطوار مختلفة من الممكن أن تجتاز فيها النفس قبل أن تُقاد لمعرفة حالتها أمام الله وللخلاص. الأعداد 33 حتى 41 تسلمنا صورة مؤثرة أخرى. من بعدما أن اجتذب الرب الخاطئ إليه، لا يتركه لحال سبيله. صحيح أن مثل هذا يكون قد حصل على سلام مع الله بالإيمان بالرب يسوع، لكنه لا زال لم يعرف نفسه بعد. وهذه المعرفة هي فقرة ضرورية في تربية الله لأولاده. هو يريد بأن يدركوا ما في قلوبهم؛ قارن 2. أخبار الأيام 32: 31. في الأيام الخيرة من السهل نسبيًا أن نسير في طريق الإيمان؛ ولكن كيف هو الحال عندما "</w:t>
+      </w:r>
+      <w:r>
+        <w:rPr>
+          <w:rFonts w:ascii="Sakkal Majalla" w:hAnsi="Sakkal Majalla" w:cs="Sakkal Majalla"/>
+          <w:sz w:val="28"/>
+          <w:szCs w:val="28"/>
+          <w:rtl/>
+        </w:rPr>
+        <w:t>يَجْعَلُ الأَنْهَارَ قِفَارًا، وَمَجَارِيَ الْمِيَاهِ مَعْطَشَةً</w:t>
+      </w:r>
+      <w:r>
+        <w:rPr>
+          <w:rFonts w:ascii="Sakkal Majalla" w:hAnsi="Sakkal Majalla" w:cs="Sakkal Majalla" w:hint="cs"/>
+          <w:sz w:val="28"/>
+          <w:szCs w:val="28"/>
+          <w:rtl/>
+        </w:rPr>
+        <w:t xml:space="preserve">" </w:t>
+      </w:r>
+      <w:r>
+        <w:rPr>
+          <w:rFonts w:ascii="Sakkal Majalla" w:hAnsi="Sakkal Majalla" w:cs="Sakkal Majalla"/>
+          <w:sz w:val="28"/>
+          <w:szCs w:val="28"/>
+          <w:rtl/>
+        </w:rPr>
+        <w:t>–</w:t>
+      </w:r>
+      <w:r>
+        <w:rPr>
+          <w:rFonts w:ascii="Sakkal Majalla" w:hAnsi="Sakkal Majalla" w:cs="Sakkal Majalla" w:hint="cs"/>
+          <w:sz w:val="28"/>
+          <w:szCs w:val="28"/>
+          <w:rtl/>
+        </w:rPr>
+        <w:t xml:space="preserve"> بكلمات أخرى، عندما تجتاح أحدًا المِحَن ولا يُستجاب حالاً لصرخة النجدة؟ كم هو جيد بأن نعلم، أن الله </w:t>
+      </w:r>
+      <w:r>
+        <w:rPr>
+          <w:rFonts w:ascii="Sakkal Majalla" w:hAnsi="Sakkal Majalla" w:cs="Sakkal Majalla" w:hint="cs"/>
+          <w:sz w:val="28"/>
+          <w:szCs w:val="28"/>
+          <w:rtl/>
+        </w:rPr>
+        <w:t>واضعًا</w:t>
+      </w:r>
+      <w:r>
+        <w:rPr>
+          <w:rFonts w:ascii="Sakkal Majalla" w:hAnsi="Sakkal Majalla" w:cs="Sakkal Majalla" w:hint="cs"/>
+          <w:sz w:val="28"/>
+          <w:szCs w:val="28"/>
+          <w:rtl/>
+        </w:rPr>
+        <w:t xml:space="preserve"> يده في ذلك، إن في السلامة </w:t>
+      </w:r>
+      <w:r>
+        <w:rPr>
+          <w:rFonts w:ascii="Sakkal Majalla" w:hAnsi="Sakkal Majalla" w:cs="Sakkal Majalla" w:hint="cs"/>
+          <w:sz w:val="28"/>
+          <w:szCs w:val="28"/>
+          <w:rtl/>
+        </w:rPr>
+        <w:t xml:space="preserve">هكذا </w:t>
+      </w:r>
+      <w:r>
+        <w:rPr>
+          <w:rFonts w:ascii="Sakkal Majalla" w:hAnsi="Sakkal Majalla" w:cs="Sakkal Majalla" w:hint="cs"/>
+          <w:sz w:val="28"/>
+          <w:szCs w:val="28"/>
+          <w:rtl/>
+        </w:rPr>
+        <w:t>أيضًا في الجدوبة، وذلك على الدوام لأفضل حالٍ لنا!</w:t>
+      </w:r>
+    </w:p>
+    <w:p>
+      <w:pPr>
+        <w:bidi/>
+        <w:jc w:val="both"/>
+        <w:rPr>
+          <w:rFonts w:ascii="Sakkal Majalla" w:hAnsi="Sakkal Majalla" w:cs="Sakkal Majalla"/>
+          <w:sz w:val="28"/>
+          <w:szCs w:val="28"/>
+          <w:rtl/>
+        </w:rPr>
+      </w:pPr>
+      <w:r>
+        <w:rPr>
+          <w:rFonts w:ascii="Sakkal Majalla" w:hAnsi="Sakkal Majalla" w:cs="Sakkal Majalla" w:hint="cs"/>
+          <w:sz w:val="28"/>
+          <w:szCs w:val="28"/>
+          <w:rtl/>
+        </w:rPr>
+        <w:t xml:space="preserve">أعداد 42 </w:t>
+      </w:r>
+      <w:r>
+        <w:rPr>
+          <w:rFonts w:ascii="Sakkal Majalla" w:hAnsi="Sakkal Majalla" w:cs="Sakkal Majalla"/>
+          <w:sz w:val="28"/>
+          <w:szCs w:val="28"/>
+          <w:rtl/>
+        </w:rPr>
+        <w:t>–</w:t>
+      </w:r>
+      <w:r>
+        <w:rPr>
+          <w:rFonts w:ascii="Sakkal Majalla" w:hAnsi="Sakkal Majalla" w:cs="Sakkal Majalla" w:hint="cs"/>
+          <w:sz w:val="28"/>
+          <w:szCs w:val="28"/>
+          <w:rtl/>
+        </w:rPr>
+        <w:t xml:space="preserve"> 43</w:t>
+      </w:r>
+    </w:p>
+    <w:p>
+      <w:pPr>
+        <w:bidi/>
+        <w:jc w:val="both"/>
+        <w:rPr>
+          <w:rFonts w:ascii="Sakkal Majalla" w:hAnsi="Sakkal Majalla" w:cs="Sakkal Majalla"/>
+          <w:sz w:val="28"/>
+          <w:szCs w:val="28"/>
+          <w:rtl/>
+        </w:rPr>
+      </w:pPr>
+      <w:r>
+        <w:rPr>
+          <w:rFonts w:ascii="Sakkal Majalla" w:hAnsi="Sakkal Majalla" w:cs="Sakkal Majalla" w:hint="cs"/>
+          <w:sz w:val="28"/>
+          <w:szCs w:val="28"/>
+          <w:rtl/>
+        </w:rPr>
+        <w:t>"</w:t>
+      </w:r>
+      <w:r>
+        <w:rPr>
+          <w:rtl/>
+        </w:rPr>
+        <w:t xml:space="preserve"> </w:t>
+      </w:r>
+      <w:r>
+        <w:rPr>
+          <w:rFonts w:ascii="Sakkal Majalla" w:hAnsi="Sakkal Majalla" w:cs="Sakkal Majalla"/>
+          <w:sz w:val="28"/>
+          <w:szCs w:val="28"/>
+          <w:rtl/>
+        </w:rPr>
+        <w:t>مَنْ كَانَ حَكِيمًا يَحْفَظُ هذَا، وَيَتَعَقَّلُ مَرَاحِمَ الرَّبِّ</w:t>
+      </w:r>
+      <w:r>
+        <w:rPr>
+          <w:rFonts w:ascii="Sakkal Majalla" w:hAnsi="Sakkal Majalla" w:cs="Sakkal Majalla" w:hint="cs"/>
+          <w:sz w:val="28"/>
+          <w:szCs w:val="28"/>
+          <w:rtl/>
+        </w:rPr>
+        <w:t>" إن أناس هذا الدهر لا يقدرون أن يعوا أفكار هذا المزمور؛ فهي غامضة لهم، لأنهم متغربون عن لغة الله. هم ليس لهم علم بطرق الله في التأديب والقضاء؛ فيقولون بالحري: لوكان هنالك الله لما كان سيسمح بهذه الأمور.</w:t>
+      </w:r>
+    </w:p>
+    <w:p>
+      <w:pPr>
+        <w:bidi/>
+        <w:jc w:val="both"/>
+        <w:rPr>
+          <w:rFonts w:ascii="Sakkal Majalla" w:hAnsi="Sakkal Majalla" w:cs="Sakkal Majalla"/>
+          <w:sz w:val="28"/>
+          <w:szCs w:val="28"/>
+          <w:rtl/>
+        </w:rPr>
+      </w:pPr>
+      <w:r>
+        <w:rPr>
+          <w:rFonts w:ascii="Sakkal Majalla" w:hAnsi="Sakkal Majalla" w:cs="Sakkal Majalla" w:hint="cs"/>
+          <w:sz w:val="28"/>
+          <w:szCs w:val="28"/>
+          <w:rtl/>
+        </w:rPr>
+        <w:t>أما الإيمان فينحني بمخافة أمامه ويتكلم بكلمته: "</w:t>
+      </w:r>
+      <w:r>
+        <w:rPr>
+          <w:rtl/>
+        </w:rPr>
+        <w:t xml:space="preserve"> </w:t>
+      </w:r>
+      <w:r>
+        <w:rPr>
+          <w:rFonts w:ascii="Sakkal Majalla" w:hAnsi="Sakkal Majalla" w:cs="Sakkal Majalla"/>
+          <w:sz w:val="28"/>
+          <w:szCs w:val="28"/>
+          <w:rtl/>
+        </w:rPr>
+        <w:t>طُوبَى لِلرَّجُلِ الَّذِي تُؤَدِّبُهُ يَا رَبُّ، وَتُعَلِّمُهُ مِنْ شَرِيعَتِكَ</w:t>
+      </w:r>
+      <w:r>
+        <w:rPr>
+          <w:rFonts w:ascii="Sakkal Majalla" w:hAnsi="Sakkal Majalla" w:cs="Sakkal Majalla" w:hint="cs"/>
+          <w:sz w:val="28"/>
+          <w:szCs w:val="28"/>
+          <w:rtl/>
+        </w:rPr>
+        <w:t>" (مزمور 94: 12). وهذا أيضًا من ضمن "مراحم الله". هو يؤدب (يهذب) خاصته، إذ أنه ينظر إلى أفضل حالٍ لهم. "</w:t>
+      </w:r>
+      <w:r>
+        <w:rPr>
+          <w:rFonts w:ascii="Sakkal Majalla" w:hAnsi="Sakkal Majalla" w:cs="Sakkal Majalla"/>
+          <w:sz w:val="28"/>
+          <w:szCs w:val="28"/>
+          <w:rtl/>
+        </w:rPr>
+        <w:t xml:space="preserve"> 42 يَرَى ذلِكَ الْمُسْتَقِيمُونَ فَيَفْرَحُونَ، وَكُلُّ إِثْمٍ يَسُدُّ فَاهُ.</w:t>
+      </w:r>
+      <w:r>
+        <w:rPr>
+          <w:rFonts w:ascii="Sakkal Majalla" w:hAnsi="Sakkal Majalla" w:cs="Sakkal Majalla" w:hint="cs"/>
+          <w:sz w:val="28"/>
+          <w:szCs w:val="28"/>
+          <w:rtl/>
+        </w:rPr>
+        <w:t>" إن هذا يعني: إن تأملنا في طهارة واستقامة قلب طرق الله كما هي معروضة لنا في هذا المزمور، فسنُحفَظ من الإثم. ونتيجة ذلك هي الشركة في أفكار الله وفرح للقلب، بالأخص في حالة تأديبه.</w:t>
+      </w:r>
+    </w:p>
+    <w:p>
+      <w:pPr>
+        <w:bidi/>
+        <w:jc w:val="center"/>
+        <w:rPr>
+          <w:rFonts w:ascii="Sakkal Majalla" w:hAnsi="Sakkal Majalla" w:cs="Sakkal Majalla"/>
+          <w:sz w:val="28"/>
+          <w:szCs w:val="28"/>
+          <w:rtl/>
+        </w:rPr>
+      </w:pPr>
+      <w:r>
+        <w:rPr>
+          <w:rFonts w:ascii="Sakkal Majalla" w:hAnsi="Sakkal Majalla" w:cs="Sakkal Majalla" w:hint="cs"/>
+          <w:sz w:val="28"/>
+          <w:szCs w:val="28"/>
+          <w:rtl/>
+        </w:rPr>
+        <w:t>- تم -</w:t>
+      </w:r>
+      <w:bookmarkEnd w:id="0"/>
     </w:p>
     <w:sectPr>
       <w:pgSz w:w="11906" w:h="16838"/>
-      <w:pgMar w:top="1440" w:right="1440" w:bottom="1440" w:left="1440" w:header="708" w:footer="708" w:gutter="0"/>
+      <w:pgMar w:top="720" w:right="720" w:bottom="720" w:left="720" w:header="708" w:footer="708" w:gutter="0"/>
       <w:cols w:space="708"/>
-      <w:bidi/>
-      <w:rtlGutter/>
       <w:docGrid w:linePitch="360"/>
     </w:sectPr>
   </w:body>
 </w:document>
 </file>
 
-<file path=word/numbering.xml><?xml version="1.0" encoding="utf-8"?>
-<w:numbering xmlns:wpc="http://schemas.microsoft.com/office/word/2010/wordprocessingCanvas" xmlns:cx="http://schemas.microsoft.com/office/drawing/2014/chartex" xmlns:cx1="http://schemas.microsoft.com/office/drawing/2015/9/8/chartex" xmlns:cx2="http://schemas.microsoft.com/office/drawing/2015/10/21/chartex" xmlns:cx3="http://schemas.microsoft.com/office/drawing/2016/5/9/chartex" xmlns:cx4="http://schemas.microsoft.com/office/drawing/2016/5/10/chartex" xmlns:cx5="http://schemas.microsoft.com/office/drawing/2016/5/11/chartex" xmlns:cx6="http://schemas.microsoft.com/office/drawing/2016/5/12/chartex" xmlns:cx7="http://schemas.microsoft.com/office/drawing/2016/5/13/chartex" xmlns:cx8="http://schemas.microsoft.com/office/drawing/2016/5/14/chartex" xmlns:mc="http://schemas.openxmlformats.org/markup-compatibility/2006" xmlns:aink="http://schemas.microsoft.com/office/drawing/2016/ink" xmlns:am3d="http://schemas.microsoft.com/office/drawing/2017/model3d" xmlns:o="urn:schemas-microsoft-com:office:office" xmlns:oel="http://schemas.microsoft.com/office/2019/extlst" xmlns:r="http://schemas.openxmlformats.org/officeDocument/2006/relationships" xmlns:m="http://schemas.openxmlformats.org/officeDocument/2006/math" xmlns:v="urn:schemas-microsoft-com:vml" xmlns:wp14="http://schemas.microsoft.com/office/word/2010/wordprocessingDrawing" xmlns:wp="http://schemas.openxmlformats.org/drawingml/2006/wordprocessingDrawing" xmlns:w10="urn:schemas-microsoft-com:office:word" xmlns:w="http://schemas.openxmlformats.org/wordprocessingml/2006/main" xmlns:w14="http://schemas.microsoft.com/office/word/2010/wordml" xmlns:w15="http://schemas.microsoft.com/office/word/2012/wordml" xmlns:w16cex="http://schemas.microsoft.com/office/word/2018/wordml/cex" xmlns:w16cid="http://schemas.microsoft.com/office/word/2016/wordml/cid" xmlns:w16="http://schemas.microsoft.com/office/word/2018/wordml" xmlns:w16sdtdh="http://schemas.microsoft.com/office/word/2020/wordml/sdtdatahash" xmlns:w16se="http://schemas.microsoft.com/office/word/2015/wordml/symex" xmlns:wpg="http://schemas.microsoft.com/office/word/2010/wordprocessingGroup" xmlns:wpi="http://schemas.microsoft.com/office/word/2010/wordprocessingInk" xmlns:wne="http://schemas.microsoft.com/office/word/2006/wordml" xmlns:wps="http://schemas.microsoft.com/office/word/2010/wordprocessingShape" mc:Ignorable="w14 w15 w16se w16cid w16 w16cex w16sdtdh wp14">
-  <w:abstractNum w:abstractNumId="0" w15:restartNumberingAfterBreak="0">
-    <w:nsid w:val="004F1416"/>
-    <w:multiLevelType w:val="hybridMultilevel"/>
-    <w:tmpl w:val="FD2C4C58"/>
-    <w:lvl w:ilvl="0" w:tplc="3418DE48">
-      <w:numFmt w:val="bullet"/>
-      <w:lvlText w:val=""/>
-      <w:lvlJc w:val="left"/>
-      <w:pPr>
-        <w:ind w:left="720" w:hanging="360"/>
-      </w:pPr>
-      <w:rPr>
-        <w:rFonts w:ascii="Symbol" w:eastAsiaTheme="minorHAnsi" w:hAnsi="Symbol" w:cs="Sakkal Majalla" w:hint="default"/>
-      </w:rPr>
-    </w:lvl>
-    <w:lvl w:ilvl="1" w:tplc="04090003" w:tentative="1">
-      <w:start w:val="1"/>
-      <w:numFmt w:val="bullet"/>
-      <w:lvlText w:val="o"/>
-      <w:lvlJc w:val="left"/>
-      <w:pPr>
-        <w:ind w:left="1440" w:hanging="360"/>
-      </w:pPr>
-      <w:rPr>
-        <w:rFonts w:ascii="Courier New" w:hAnsi="Courier New" w:cs="Courier New" w:hint="default"/>
-      </w:rPr>
-    </w:lvl>
-    <w:lvl w:ilvl="2" w:tplc="04090005" w:tentative="1">
-      <w:start w:val="1"/>
-      <w:numFmt w:val="bullet"/>
-      <w:lvlText w:val=""/>
-      <w:lvlJc w:val="left"/>
-      <w:pPr>
-        <w:ind w:left="2160" w:hanging="360"/>
-      </w:pPr>
-      <w:rPr>
-        <w:rFonts w:ascii="Wingdings" w:hAnsi="Wingdings" w:hint="default"/>
-      </w:rPr>
-    </w:lvl>
-    <w:lvl w:ilvl="3" w:tplc="04090001" w:tentative="1">
-      <w:start w:val="1"/>
-      <w:numFmt w:val="bullet"/>
-      <w:lvlText w:val=""/>
-      <w:lvlJc w:val="left"/>
-      <w:pPr>
-        <w:ind w:left="2880" w:hanging="360"/>
-      </w:pPr>
-      <w:rPr>
-        <w:rFonts w:ascii="Symbol" w:hAnsi="Symbol" w:hint="default"/>
-      </w:rPr>
-    </w:lvl>
-    <w:lvl w:ilvl="4" w:tplc="04090003" w:tentative="1">
-      <w:start w:val="1"/>
-      <w:numFmt w:val="bullet"/>
-      <w:lvlText w:val="o"/>
-      <w:lvlJc w:val="left"/>
-      <w:pPr>
-        <w:ind w:left="3600" w:hanging="360"/>
-      </w:pPr>
-      <w:rPr>
-        <w:rFonts w:ascii="Courier New" w:hAnsi="Courier New" w:cs="Courier New" w:hint="default"/>
-      </w:rPr>
-    </w:lvl>
-    <w:lvl w:ilvl="5" w:tplc="04090005" w:tentative="1">
-      <w:start w:val="1"/>
-      <w:numFmt w:val="bullet"/>
-      <w:lvlText w:val=""/>
-      <w:lvlJc w:val="left"/>
-      <w:pPr>
-        <w:ind w:left="4320" w:hanging="360"/>
-      </w:pPr>
-      <w:rPr>
-        <w:rFonts w:ascii="Wingdings" w:hAnsi="Wingdings" w:hint="default"/>
-      </w:rPr>
-    </w:lvl>
-    <w:lvl w:ilvl="6" w:tplc="04090001" w:tentative="1">
-      <w:start w:val="1"/>
-      <w:numFmt w:val="bullet"/>
-      <w:lvlText w:val=""/>
-      <w:lvlJc w:val="left"/>
-      <w:pPr>
-        <w:ind w:left="5040" w:hanging="360"/>
-      </w:pPr>
-      <w:rPr>
-        <w:rFonts w:ascii="Symbol" w:hAnsi="Symbol" w:hint="default"/>
-      </w:rPr>
-    </w:lvl>
-    <w:lvl w:ilvl="7" w:tplc="04090003" w:tentative="1">
-      <w:start w:val="1"/>
-      <w:numFmt w:val="bullet"/>
-      <w:lvlText w:val="o"/>
-      <w:lvlJc w:val="left"/>
-      <w:pPr>
-        <w:ind w:left="5760" w:hanging="360"/>
-      </w:pPr>
-      <w:rPr>
-        <w:rFonts w:ascii="Courier New" w:hAnsi="Courier New" w:cs="Courier New" w:hint="default"/>
-      </w:rPr>
-    </w:lvl>
-    <w:lvl w:ilvl="8" w:tplc="04090005" w:tentative="1">
-      <w:start w:val="1"/>
-      <w:numFmt w:val="bullet"/>
-      <w:lvlText w:val=""/>
-      <w:lvlJc w:val="left"/>
-      <w:pPr>
-        <w:ind w:left="6480" w:hanging="360"/>
-      </w:pPr>
-      <w:rPr>
-        <w:rFonts w:ascii="Wingdings" w:hAnsi="Wingdings" w:hint="default"/>
-      </w:rPr>
-    </w:lvl>
-  </w:abstractNum>
-  <w:num w:numId="1" w16cid:durableId="1207328217">
-    <w:abstractNumId w:val="0"/>
-  </w:num>
-</w:numbering>
-</file>
-
 <file path=word/styles.xml><?xml version="1.0" encoding="utf-8"?>
-<w:styles xmlns:mc="http://schemas.openxmlformats.org/markup-compatibility/2006" xmlns:r="http://schemas.openxmlformats.org/officeDocument/2006/relationships" xmlns:w="http://schemas.openxmlformats.org/wordprocessingml/2006/main" xmlns:w14="http://schemas.microsoft.com/office/word/2010/wordml" xmlns:w15="http://schemas.microsoft.com/office/word/2012/wordml" xmlns:w16cex="http://schemas.microsoft.com/office/word/2018/wordml/cex" xmlns:w16cid="http://schemas.microsoft.com/office/word/2016/wordml/cid" xmlns:w16="http://schemas.microsoft.com/office/word/2018/wordml" xmlns:w16sdtdh="http://schemas.microsoft.com/office/word/2020/wordml/sdtdatahash" xmlns:w16se="http://schemas.microsoft.com/office/word/2015/wordml/symex" mc:Ignorable="w14 w15 w16se w16cid w16 w16cex w16sdtdh">
+<w:styles xmlns:mc="http://schemas.openxmlformats.org/markup-compatibility/2006" xmlns:r="http://schemas.openxmlformats.org/officeDocument/2006/relationships" xmlns:w="http://schemas.openxmlformats.org/wordprocessingml/2006/main" xmlns:w14="http://schemas.microsoft.com/office/word/2010/wordml" xmlns:w15="http://schemas.microsoft.com/office/word/2012/wordml" xmlns:w16cid="http://schemas.microsoft.com/office/word/2016/wordml/cid" xmlns:w16se="http://schemas.microsoft.com/office/word/2015/wordml/symex" mc:Ignorable="w14 w15 w16se w16cid">
   <w:docDefaults>
     <w:rPrDefault>
       <w:rPr>
-        <w:rFonts w:ascii="Sakkal Majalla" w:eastAsiaTheme="minorHAnsi" w:hAnsi="Sakkal Majalla" w:cs="Sakkal Majalla"/>
-        <w:sz w:val="28"/>
-        <w:szCs w:val="28"/>
-        <w:lang w:val="en-US" w:eastAsia="en-US" w:bidi="he-IL"/>
+        <w:rFonts w:asciiTheme="minorHAnsi" w:eastAsiaTheme="minorHAnsi" w:hAnsiTheme="minorHAnsi" w:cstheme="minorBidi"/>
+        <w:sz w:val="22"/>
+        <w:szCs w:val="22"/>
+        <w:lang w:val="en-IL" w:eastAsia="en-US" w:bidi="ar-SA"/>
       </w:rPr>
     </w:rPrDefault>
     <w:pPrDefault>
       <w:pPr>
-        <w:bidi/>
         <w:spacing w:after="160" w:line="259" w:lineRule="auto"/>
-        <w:jc w:val="both"/>
       </w:pPr>
     </w:pPrDefault>
   </w:docDefaults>
@@ -823,23 +1729,12 @@
     <w:semiHidden/>
     <w:unhideWhenUsed/>
   </w:style>
-  <w:style w:type="paragraph" w:styleId="ListParagraph">
-    <w:name w:val="List Paragraph"/>
-    <w:basedOn w:val="Normal"/>
-    <w:uiPriority w:val="34"/>
-    <w:qFormat/>
-    <w:rsid w:val="000B4D5F"/>
-    <w:pPr>
-      <w:ind w:left="720"/>
-      <w:contextualSpacing/>
-    </w:pPr>
-  </w:style>
   <w:style w:type="character" w:styleId="Hyperlink">
     <w:name w:val="Hyperlink"/>
     <w:basedOn w:val="DefaultParagraphFont"/>
     <w:uiPriority w:val="99"/>
     <w:unhideWhenUsed/>
-    <w:rsid w:val="002E7843"/>
+    <w:rsid w:val="00763D05"/>
     <w:rPr>
       <w:color w:val="0563C1" w:themeColor="hyperlink"/>
       <w:u w:val="single"/>
@@ -851,7 +1746,7 @@
     <w:uiPriority w:val="99"/>
     <w:semiHidden/>
     <w:unhideWhenUsed/>
-    <w:rsid w:val="002E7843"/>
+    <w:rsid w:val="00763D05"/>
     <w:rPr>
       <w:color w:val="605E5C"/>
       <w:shd w:val="clear" w:color="auto" w:fill="E1DFDD"/>
@@ -861,7 +1756,7 @@
 </file>
 
 <file path=word/theme/theme1.xml><?xml version="1.0" encoding="utf-8"?>
-<a:theme xmlns:a="http://schemas.openxmlformats.org/drawingml/2006/main" name="Office Theme">
+<a:theme xmlns:a="http://schemas.openxmlformats.org/drawingml/2006/main" name="ערכת נושא Office">
   <a:themeElements>
     <a:clrScheme name="Office">
       <a:dk1>
